--- a/internal_doc/03.开发设计/Story-rebuilding_index_optimization.docx
+++ b/internal_doc/03.开发设计/Story-rebuilding_index_optimization.docx
@@ -195,6 +195,11 @@
       </w:r>
     </w:p>
     <w:p>
+      <w:pPr>
+        <w:rPr>
+          <w:rFonts w:hint="eastAsia"/>
+        </w:rPr>
+      </w:pPr>
       <w:r>
         <w:t>Story.</w:t>
       </w:r>
@@ -251,59 +256,29 @@
       </w:r>
     </w:p>
     <w:p>
-      <w:pPr>
-        <w:pStyle w:val="Heading2"/>
-      </w:pPr>
-      <w:r>
-        <w:t>Story</w:t>
-      </w:r>
-      <w:r>
-        <w:rPr>
-          <w:rFonts w:hint="eastAsia"/>
-        </w:rPr>
-        <w:t>价值和功能介绍</w:t>
-      </w:r>
+      <w:hyperlink r:id="rId5" w:history="1">
+        <w:r>
+          <w:rPr>
+            <w:rStyle w:val="Hyperlink"/>
+            <w:b/>
+            <w:bCs/>
+          </w:rPr>
+          <w:t>SEQUOIADBMAINSTREAM-899</w:t>
+        </w:r>
+      </w:hyperlink>
     </w:p>
     <w:p>
       <w:pPr>
-        <w:rPr>
-          <w:color w:val="000000" w:themeColor="text1"/>
-        </w:rPr>
-      </w:pPr>
-      <w:r>
-        <w:rPr>
-          <w:rFonts w:hint="eastAsia"/>
-          <w:color w:val="000000" w:themeColor="text1"/>
-        </w:rPr>
-        <w:t>目前在</w:t>
-      </w:r>
-      <w:r>
-        <w:rPr>
-          <w:rFonts w:hint="eastAsia"/>
-          <w:color w:val="000000" w:themeColor="text1"/>
-        </w:rPr>
-        <w:t>集合已经存在数据的情况下，创建索引的性能较低，尤其是</w:t>
-      </w:r>
-      <w:r>
-        <w:rPr>
-          <w:rFonts w:hint="eastAsia"/>
-          <w:color w:val="000000" w:themeColor="text1"/>
-        </w:rPr>
-        <w:t>在</w:t>
-      </w:r>
-      <w:r>
-        <w:rPr>
-          <w:rFonts w:hint="eastAsia"/>
-          <w:color w:val="000000" w:themeColor="text1"/>
-        </w:rPr>
-        <w:t>数据量较大的时候</w:t>
-      </w:r>
-      <w:r>
-        <w:rPr>
-          <w:rFonts w:hint="eastAsia"/>
-          <w:color w:val="000000" w:themeColor="text1"/>
-        </w:rPr>
-        <w:t>。</w:t>
+        <w:pStyle w:val="Heading2"/>
+      </w:pPr>
+      <w:r>
+        <w:t>Story</w:t>
+      </w:r>
+      <w:r>
+        <w:rPr>
+          <w:rFonts w:hint="eastAsia"/>
+        </w:rPr>
+        <w:t>价值和功能介绍</w:t>
       </w:r>
     </w:p>
     <w:p>
@@ -317,77 +292,35 @@
           <w:rFonts w:hint="eastAsia"/>
           <w:color w:val="000000" w:themeColor="text1"/>
         </w:rPr>
-        <w:t>经过测试发现，</w:t>
+        <w:t>目前在</w:t>
       </w:r>
       <w:r>
         <w:rPr>
           <w:rFonts w:hint="eastAsia"/>
           <w:color w:val="000000" w:themeColor="text1"/>
         </w:rPr>
-        <w:t>创建索引的字段在</w:t>
+        <w:t>集合已经存在数据的情况下，创建索引的性能较低，尤其是</w:t>
       </w:r>
       <w:r>
         <w:rPr>
           <w:rFonts w:hint="eastAsia"/>
           <w:color w:val="000000" w:themeColor="text1"/>
         </w:rPr>
-        <w:t>有序的情况下，创建索引的</w:t>
+        <w:t>在</w:t>
       </w:r>
       <w:r>
         <w:rPr>
           <w:rFonts w:hint="eastAsia"/>
           <w:color w:val="000000" w:themeColor="text1"/>
         </w:rPr>
-        <w:t>开销</w:t>
+        <w:t>数据量较大的时候</w:t>
       </w:r>
       <w:r>
         <w:rPr>
           <w:rFonts w:hint="eastAsia"/>
           <w:color w:val="000000" w:themeColor="text1"/>
         </w:rPr>
-        <w:t>远小于</w:t>
-      </w:r>
-      <w:r>
-        <w:rPr>
-          <w:rFonts w:hint="eastAsia"/>
-          <w:color w:val="000000" w:themeColor="text1"/>
-        </w:rPr>
-        <w:t>字段是无序的情况。</w:t>
-      </w:r>
-      <w:r>
-        <w:rPr>
-          <w:rFonts w:hint="eastAsia"/>
-          <w:color w:val="000000" w:themeColor="text1"/>
-        </w:rPr>
-        <w:t>而对数据进行排序的开销</w:t>
-      </w:r>
-      <w:r>
-        <w:rPr>
-          <w:rFonts w:hint="eastAsia"/>
-          <w:color w:val="000000" w:themeColor="text1"/>
-        </w:rPr>
-        <w:t>加上</w:t>
-      </w:r>
-      <w:r>
-        <w:rPr>
-          <w:rFonts w:hint="eastAsia"/>
-          <w:color w:val="000000" w:themeColor="text1"/>
-        </w:rPr>
-        <w:t>在有序字段上</w:t>
-      </w:r>
-      <w:r>
-        <w:rPr>
-          <w:rFonts w:hint="eastAsia"/>
-          <w:color w:val="000000" w:themeColor="text1"/>
-        </w:rPr>
-        <w:t>创建索引的开销</w:t>
-      </w:r>
-      <w:r>
-        <w:rPr>
-          <w:rFonts w:hint="eastAsia"/>
-          <w:color w:val="000000" w:themeColor="text1"/>
-        </w:rPr>
-        <w:t>也小于在无序字段上创建索引的开销。</w:t>
+        <w:t>。</w:t>
       </w:r>
     </w:p>
     <w:p>
@@ -401,263 +334,951 @@
           <w:rFonts w:hint="eastAsia"/>
           <w:color w:val="000000" w:themeColor="text1"/>
         </w:rPr>
-        <w:t>所以，先对数据进行排序然后在有序数据上创建索引</w:t>
+        <w:t>经过测试发现，</w:t>
       </w:r>
       <w:r>
         <w:rPr>
           <w:rFonts w:hint="eastAsia"/>
           <w:color w:val="000000" w:themeColor="text1"/>
         </w:rPr>
-        <w:t>可以提高在无序字段上创建索引的性能。</w:t>
+        <w:t>创建索引的字段在</w:t>
+      </w:r>
+      <w:r>
+        <w:rPr>
+          <w:rFonts w:hint="eastAsia"/>
+          <w:color w:val="000000" w:themeColor="text1"/>
+        </w:rPr>
+        <w:t>有序的情况下，创建索引的</w:t>
+      </w:r>
+      <w:r>
+        <w:rPr>
+          <w:rFonts w:hint="eastAsia"/>
+          <w:color w:val="000000" w:themeColor="text1"/>
+        </w:rPr>
+        <w:t>开销</w:t>
+      </w:r>
+      <w:r>
+        <w:rPr>
+          <w:rFonts w:hint="eastAsia"/>
+          <w:color w:val="000000" w:themeColor="text1"/>
+        </w:rPr>
+        <w:t>远小于</w:t>
+      </w:r>
+      <w:r>
+        <w:rPr>
+          <w:rFonts w:hint="eastAsia"/>
+          <w:color w:val="000000" w:themeColor="text1"/>
+        </w:rPr>
+        <w:t>字段是无序的情况。</w:t>
+      </w:r>
+      <w:r>
+        <w:rPr>
+          <w:rFonts w:hint="eastAsia"/>
+          <w:color w:val="000000" w:themeColor="text1"/>
+        </w:rPr>
+        <w:t>而对数据进行排序的开销</w:t>
+      </w:r>
+      <w:r>
+        <w:rPr>
+          <w:rFonts w:hint="eastAsia"/>
+          <w:color w:val="000000" w:themeColor="text1"/>
+        </w:rPr>
+        <w:t>加上</w:t>
+      </w:r>
+      <w:r>
+        <w:rPr>
+          <w:rFonts w:hint="eastAsia"/>
+          <w:color w:val="000000" w:themeColor="text1"/>
+        </w:rPr>
+        <w:t>在有序字段上</w:t>
+      </w:r>
+      <w:r>
+        <w:rPr>
+          <w:rFonts w:hint="eastAsia"/>
+          <w:color w:val="000000" w:themeColor="text1"/>
+        </w:rPr>
+        <w:t>创建索引的开销</w:t>
+      </w:r>
+      <w:r>
+        <w:rPr>
+          <w:rFonts w:hint="eastAsia"/>
+          <w:color w:val="000000" w:themeColor="text1"/>
+        </w:rPr>
+        <w:t>也小于在无序字段上创建索引的开销。</w:t>
       </w:r>
     </w:p>
     <w:p>
       <w:pPr>
-        <w:pStyle w:val="Heading2"/>
-      </w:pPr>
-      <w:r>
-        <w:t xml:space="preserve">Story </w:t>
-      </w:r>
-      <w:r>
-        <w:rPr>
-          <w:rFonts w:hint="eastAsia"/>
-        </w:rPr>
-        <w:t>对外功能接口描述</w:t>
+        <w:rPr>
+          <w:color w:val="000000" w:themeColor="text1"/>
+        </w:rPr>
+      </w:pPr>
+      <w:r>
+        <w:rPr>
+          <w:rFonts w:hint="eastAsia"/>
+          <w:color w:val="000000" w:themeColor="text1"/>
+        </w:rPr>
+        <w:t>所以，先对数据进行排序然后在有序数据上创建索引</w:t>
+      </w:r>
+      <w:r>
+        <w:rPr>
+          <w:rFonts w:hint="eastAsia"/>
+          <w:color w:val="000000" w:themeColor="text1"/>
+        </w:rPr>
+        <w:t>可以提高在无序字段上创建索引的性能。</w:t>
       </w:r>
     </w:p>
     <w:p>
       <w:pPr>
-        <w:rPr>
-          <w:color w:val="00B0F0"/>
-        </w:rPr>
-      </w:pPr>
-      <w:r>
-        <w:rPr>
-          <w:rFonts w:hint="eastAsia"/>
-          <w:color w:val="00B0F0"/>
-        </w:rPr>
-        <w:t>说明</w:t>
-      </w:r>
-      <w:r>
-        <w:rPr>
-          <w:color w:val="00B0F0"/>
-        </w:rPr>
-        <w:t xml:space="preserve">: </w:t>
-      </w:r>
-      <w:r>
-        <w:rPr>
-          <w:rFonts w:hint="eastAsia"/>
-          <w:color w:val="00B0F0"/>
-        </w:rPr>
-        <w:t>简单描述</w:t>
-      </w:r>
-      <w:r>
-        <w:rPr>
-          <w:color w:val="00B0F0"/>
-        </w:rPr>
+        <w:pStyle w:val="Heading2"/>
+      </w:pPr>
+      <w:r>
         <w:t xml:space="preserve">Story </w:t>
       </w:r>
       <w:r>
         <w:rPr>
           <w:rFonts w:hint="eastAsia"/>
-          <w:color w:val="00B0F0"/>
-        </w:rPr>
-        <w:t>的对外接口</w:t>
-      </w:r>
-      <w:r>
-        <w:rPr>
-          <w:color w:val="00B0F0"/>
-        </w:rPr>
-        <w:t>,</w:t>
-      </w:r>
-      <w:r>
-        <w:rPr>
-          <w:rFonts w:hint="eastAsia"/>
-          <w:color w:val="00B0F0"/>
-        </w:rPr>
-        <w:t>包括命令行</w:t>
-      </w:r>
-      <w:r>
-        <w:rPr>
-          <w:color w:val="00B0F0"/>
-        </w:rPr>
-        <w:t>/</w:t>
-      </w:r>
-      <w:r>
-        <w:rPr>
-          <w:rFonts w:hint="eastAsia"/>
-          <w:color w:val="00B0F0"/>
-        </w:rPr>
-        <w:t>界面</w:t>
-      </w:r>
-      <w:r>
-        <w:rPr>
-          <w:color w:val="00B0F0"/>
-        </w:rPr>
-        <w:t xml:space="preserve">, </w:t>
-      </w:r>
-      <w:r>
-        <w:rPr>
-          <w:rFonts w:hint="eastAsia"/>
-          <w:color w:val="00B0F0"/>
-        </w:rPr>
-        <w:t>客户可见配置文件的参数描述</w:t>
-      </w:r>
-      <w:r>
-        <w:rPr>
-          <w:color w:val="00B0F0"/>
-        </w:rPr>
-        <w:t>;</w:t>
+        </w:rPr>
+        <w:t>对外功能接口描述</w:t>
       </w:r>
     </w:p>
     <w:p>
       <w:pPr>
-        <w:ind w:left="0" w:firstLineChars="200" w:firstLine="420"/>
-      </w:pPr>
-      <w:r>
-        <w:rPr>
-          <w:rFonts w:hint="eastAsia"/>
-        </w:rPr>
-        <w:t>创建索引的接口增加</w:t>
-      </w:r>
-      <w:r>
-        <w:rPr>
-          <w:rFonts w:hint="eastAsia"/>
-        </w:rPr>
-        <w:t>选项</w:t>
-      </w:r>
-      <w:r>
-        <w:rPr>
-          <w:rFonts w:hint="eastAsia"/>
-        </w:rPr>
-        <w:t>，表示创建索引</w:t>
-      </w:r>
-      <w:r>
-        <w:rPr>
-          <w:rFonts w:hint="eastAsia"/>
-        </w:rPr>
-        <w:t>是</w:t>
-      </w:r>
-      <w:r>
-        <w:rPr>
-          <w:rFonts w:hint="eastAsia"/>
-        </w:rPr>
-        <w:t>在线还是离线</w:t>
-      </w:r>
-      <w:r>
-        <w:rPr>
-          <w:rFonts w:hint="eastAsia"/>
-        </w:rPr>
-        <w:t>操作</w:t>
-      </w:r>
-      <w:r>
-        <w:rPr>
-          <w:rFonts w:hint="eastAsia"/>
-        </w:rPr>
-        <w:t>。</w:t>
+        <w:rPr>
+          <w:color w:val="00B0F0"/>
+        </w:rPr>
+      </w:pPr>
+      <w:r>
+        <w:rPr>
+          <w:rFonts w:hint="eastAsia"/>
+          <w:color w:val="00B0F0"/>
+        </w:rPr>
+        <w:t>说明</w:t>
+      </w:r>
+      <w:r>
+        <w:rPr>
+          <w:color w:val="00B0F0"/>
+        </w:rPr>
+        <w:t xml:space="preserve">: </w:t>
+      </w:r>
+      <w:r>
+        <w:rPr>
+          <w:rFonts w:hint="eastAsia"/>
+          <w:color w:val="00B0F0"/>
+        </w:rPr>
+        <w:t>简单描述</w:t>
+      </w:r>
+      <w:r>
+        <w:rPr>
+          <w:color w:val="00B0F0"/>
+        </w:rPr>
+        <w:t xml:space="preserve">Story </w:t>
+      </w:r>
+      <w:r>
+        <w:rPr>
+          <w:rFonts w:hint="eastAsia"/>
+          <w:color w:val="00B0F0"/>
+        </w:rPr>
+        <w:t>的对外接口</w:t>
+      </w:r>
+      <w:r>
+        <w:rPr>
+          <w:color w:val="00B0F0"/>
+        </w:rPr>
+        <w:t>,</w:t>
+      </w:r>
+      <w:r>
+        <w:rPr>
+          <w:rFonts w:hint="eastAsia"/>
+          <w:color w:val="00B0F0"/>
+        </w:rPr>
+        <w:t>包括命令行</w:t>
+      </w:r>
+      <w:r>
+        <w:rPr>
+          <w:color w:val="00B0F0"/>
+        </w:rPr>
+        <w:t>/</w:t>
+      </w:r>
+      <w:r>
+        <w:rPr>
+          <w:rFonts w:hint="eastAsia"/>
+          <w:color w:val="00B0F0"/>
+        </w:rPr>
+        <w:t>界面</w:t>
+      </w:r>
+      <w:r>
+        <w:rPr>
+          <w:color w:val="00B0F0"/>
+        </w:rPr>
+        <w:t xml:space="preserve">, </w:t>
+      </w:r>
+      <w:r>
+        <w:rPr>
+          <w:rFonts w:hint="eastAsia"/>
+          <w:color w:val="00B0F0"/>
+        </w:rPr>
+        <w:t>客户可见配置文件的参数描述</w:t>
+      </w:r>
+      <w:r>
+        <w:rPr>
+          <w:color w:val="00B0F0"/>
+        </w:rPr>
+        <w:t>;</w:t>
       </w:r>
     </w:p>
     <w:p>
       <w:pPr>
-        <w:pStyle w:val="Heading2"/>
-      </w:pPr>
-      <w:r>
-        <w:t>Story</w:t>
-      </w:r>
-      <w:r>
-        <w:rPr>
-          <w:rFonts w:hint="eastAsia"/>
-        </w:rPr>
-        <w:t>约束和依赖</w:t>
+        <w:ind w:left="0" w:firstLineChars="200" w:firstLine="420"/>
+        <w:rPr>
+          <w:rFonts w:hint="eastAsia"/>
+        </w:rPr>
+      </w:pPr>
+      <w:r>
+        <w:rPr>
+          <w:rFonts w:hint="eastAsia"/>
+        </w:rPr>
+        <w:t>创建索引的接口增加</w:t>
+      </w:r>
+      <w:r>
+        <w:rPr>
+          <w:rFonts w:hint="eastAsia"/>
+        </w:rPr>
+        <w:t>选项</w:t>
+      </w:r>
+      <w:r>
+        <w:rPr>
+          <w:rFonts w:hint="eastAsia"/>
+        </w:rPr>
+        <w:t>，表示创建索引</w:t>
+      </w:r>
+      <w:r>
+        <w:rPr>
+          <w:rFonts w:hint="eastAsia"/>
+        </w:rPr>
+        <w:t>是</w:t>
+      </w:r>
+      <w:r>
+        <w:rPr>
+          <w:rFonts w:hint="eastAsia"/>
+        </w:rPr>
+        <w:t>在线还是离线</w:t>
+      </w:r>
+      <w:r>
+        <w:rPr>
+          <w:rFonts w:hint="eastAsia"/>
+        </w:rPr>
+        <w:t>操作</w:t>
+      </w:r>
+      <w:r>
+        <w:rPr>
+          <w:rFonts w:hint="eastAsia"/>
+        </w:rPr>
+        <w:t>。</w:t>
       </w:r>
     </w:p>
     <w:p>
       <w:pPr>
-        <w:rPr>
-          <w:color w:val="00B0F0"/>
-        </w:rPr>
-      </w:pPr>
-      <w:r>
-        <w:rPr>
-          <w:rFonts w:hint="eastAsia"/>
-          <w:color w:val="00B0F0"/>
-        </w:rPr>
-        <w:t>说明：简单描述</w:t>
-      </w:r>
-      <w:r>
-        <w:rPr>
-          <w:color w:val="00B0F0"/>
-        </w:rPr>
-        <w:t>Story</w:t>
-      </w:r>
-      <w:r>
-        <w:rPr>
-          <w:rFonts w:hint="eastAsia"/>
-          <w:color w:val="00B0F0"/>
-        </w:rPr>
-        <w:t>对其它功能的约束，以及对某些功能的依赖</w:t>
-      </w:r>
+        <w:ind w:left="0" w:firstLineChars="200" w:firstLine="420"/>
+        <w:rPr>
+          <w:rFonts w:hint="eastAsia"/>
+        </w:rPr>
+      </w:pPr>
     </w:p>
     <w:p>
       <w:r>
         <w:rPr>
           <w:rFonts w:hint="eastAsia"/>
         </w:rPr>
-        <w:t>在重建索引时</w:t>
-      </w:r>
-      <w:r>
-        <w:rPr>
-          <w:rFonts w:hint="eastAsia"/>
-        </w:rPr>
-        <w:t>根据</w:t>
-      </w:r>
-      <w:r>
-        <w:rPr>
-          <w:rFonts w:hint="eastAsia"/>
-        </w:rPr>
-        <w:t>数据量大小，</w:t>
-      </w:r>
-      <w:r>
-        <w:rPr>
-          <w:rFonts w:hint="eastAsia"/>
-        </w:rPr>
-        <w:t>是否允许</w:t>
-      </w:r>
-      <w:r>
-        <w:rPr>
-          <w:rFonts w:hint="eastAsia"/>
-        </w:rPr>
-        <w:t>外部</w:t>
-      </w:r>
-      <w:r>
-        <w:rPr>
-          <w:rFonts w:hint="eastAsia"/>
-        </w:rPr>
-        <w:t>对集合进行读写，</w:t>
-      </w:r>
-      <w:r>
-        <w:rPr>
-          <w:rFonts w:hint="eastAsia"/>
-        </w:rPr>
-        <w:t>内存</w:t>
-      </w:r>
-      <w:r>
-        <w:rPr>
-          <w:rFonts w:hint="eastAsia"/>
-        </w:rPr>
-        <w:t>使用</w:t>
-      </w:r>
-      <w:r>
-        <w:rPr>
-          <w:rFonts w:hint="eastAsia"/>
-        </w:rPr>
-        <w:t>等因素选择重建索引的方法</w:t>
-      </w:r>
-      <w:r>
-        <w:rPr>
-          <w:rFonts w:hint="eastAsia"/>
-        </w:rPr>
-        <w:t>（内存排序、外排）</w:t>
+        <w:t>为</w:t>
+      </w:r>
+      <w:r>
+        <w:rPr>
+          <w:rFonts w:hint="eastAsia"/>
+        </w:rPr>
+        <w:t>sdb</w:t>
+      </w:r>
+      <w:r>
+        <w:rPr>
+          <w:rFonts w:hint="eastAsia"/>
+        </w:rPr>
+        <w:t>及驱动程序中创建索引的接口增加参数</w:t>
+      </w:r>
+      <w:r>
+        <w:rPr>
+          <w:rFonts w:hint="eastAsia"/>
+        </w:rPr>
+        <w:t>option</w:t>
+      </w:r>
+      <w:r>
+        <w:rPr>
+          <w:rFonts w:hint="eastAsia"/>
+        </w:rPr>
+        <w:t>，在参数中可以指定创建索引的方式</w:t>
+      </w:r>
+      <w:r>
+        <w:rPr>
+          <w:rFonts w:hint="eastAsia"/>
+        </w:rPr>
+        <w:t>Mode</w:t>
+      </w:r>
+      <w:r>
+        <w:rPr>
+          <w:rFonts w:hint="eastAsia"/>
+        </w:rPr>
+        <w:t>（</w:t>
+      </w:r>
+      <w:r>
+        <w:rPr>
+          <w:rFonts w:hint="eastAsia"/>
+        </w:rPr>
+        <w:t>on</w:t>
+      </w:r>
+      <w:r>
+        <w:rPr>
+          <w:rFonts w:hint="eastAsia"/>
+        </w:rPr>
+        <w:t>line</w:t>
+      </w:r>
+      <w:r>
+        <w:rPr>
+          <w:rFonts w:hint="eastAsia"/>
+        </w:rPr>
+        <w:t>、</w:t>
+      </w:r>
+      <w:r>
+        <w:rPr>
+          <w:rFonts w:hint="eastAsia"/>
+        </w:rPr>
+        <w:t>offline</w:t>
+      </w:r>
+      <w:r>
+        <w:rPr>
+          <w:rFonts w:hint="eastAsia"/>
+        </w:rPr>
+        <w:t>）</w:t>
+      </w:r>
+      <w:r>
+        <w:rPr>
+          <w:rFonts w:hint="eastAsia"/>
+        </w:rPr>
+        <w:t>和排序空间大小</w:t>
+      </w:r>
+      <w:r>
+        <w:rPr>
+          <w:rFonts w:hint="eastAsia"/>
+        </w:rPr>
+        <w:t>BufferSize</w:t>
+      </w:r>
+      <w:r>
+        <w:rPr>
+          <w:rFonts w:hint="eastAsia"/>
+        </w:rPr>
+        <w:t>（</w:t>
+      </w:r>
+      <w:r>
+        <w:rPr>
+          <w:rFonts w:hint="eastAsia"/>
+        </w:rPr>
+        <w:t>默认值和</w:t>
+      </w:r>
+      <w:r>
+        <w:rPr>
+          <w:rFonts w:hint="eastAsia"/>
+        </w:rPr>
+        <w:t>最小</w:t>
+      </w:r>
+      <w:r>
+        <w:rPr>
+          <w:rFonts w:hint="eastAsia"/>
+        </w:rPr>
+        <w:t>值</w:t>
+      </w:r>
+      <w:r>
+        <w:rPr>
+          <w:rFonts w:hint="eastAsia"/>
+        </w:rPr>
+        <w:t>为</w:t>
+      </w:r>
+      <w:r>
+        <w:rPr>
+          <w:rFonts w:hint="eastAsia"/>
+        </w:rPr>
+        <w:t>128</w:t>
+      </w:r>
+      <w:r>
+        <w:rPr>
+          <w:rFonts w:hint="eastAsia"/>
+        </w:rPr>
+        <w:t>，单位为</w:t>
+      </w:r>
+      <w:r>
+        <w:rPr>
+          <w:rFonts w:hint="eastAsia"/>
+        </w:rPr>
+        <w:t>MB</w:t>
+      </w:r>
+      <w:r>
+        <w:rPr>
+          <w:rFonts w:hint="eastAsia"/>
+        </w:rPr>
+        <w:t>）</w:t>
+      </w:r>
+      <w:r>
+        <w:rPr>
+          <w:rFonts w:hint="eastAsia"/>
+        </w:rPr>
+        <w:t>。</w:t>
+      </w:r>
+    </w:p>
+    <w:p>
+      <w:pPr>
+        <w:pStyle w:val="ListParagraph"/>
+        <w:numPr>
+          <w:ilvl w:val="0"/>
+          <w:numId w:val="22"/>
+        </w:numPr>
+        <w:ind w:firstLineChars="0"/>
+      </w:pPr>
+      <w:r>
+        <w:rPr>
+          <w:rFonts w:hint="eastAsia"/>
+        </w:rPr>
+        <w:t>sdb shell</w:t>
+      </w:r>
+      <w:r>
+        <w:rPr>
+          <w:rFonts w:hint="eastAsia"/>
+        </w:rPr>
+        <w:t>：</w:t>
+      </w:r>
+      <w:r>
+        <w:t>db.collectionspace.collection.createIndex()</w:t>
+      </w:r>
+      <w:r>
+        <w:rPr>
+          <w:rFonts w:hint="eastAsia"/>
+        </w:rPr>
+        <w:t>增加一个</w:t>
+      </w:r>
+      <w:r>
+        <w:rPr>
+          <w:rFonts w:hint="eastAsia"/>
+        </w:rPr>
+        <w:t>json</w:t>
+      </w:r>
+      <w:r>
+        <w:rPr>
+          <w:rFonts w:hint="eastAsia"/>
+        </w:rPr>
+        <w:t>类型的参数</w:t>
+      </w:r>
+      <w:r>
+        <w:rPr>
+          <w:rFonts w:hint="eastAsia"/>
+        </w:rPr>
+        <w:t>option</w:t>
+      </w:r>
+    </w:p>
+    <w:p>
+      <w:pPr>
+        <w:pStyle w:val="ListParagraph"/>
+        <w:numPr>
+          <w:ilvl w:val="0"/>
+          <w:numId w:val="22"/>
+        </w:numPr>
+        <w:ind w:firstLineChars="0"/>
+      </w:pPr>
+      <w:r>
+        <w:rPr>
+          <w:rFonts w:hint="eastAsia"/>
+        </w:rPr>
+        <w:t>C Driver</w:t>
+      </w:r>
+      <w:r>
+        <w:rPr>
+          <w:rFonts w:hint="eastAsia"/>
+        </w:rPr>
+        <w:t>：新增函数</w:t>
+      </w:r>
+      <w:r>
+        <w:t>sdbCreateIndex</w:t>
+      </w:r>
+      <w:r>
+        <w:rPr>
+          <w:rFonts w:hint="eastAsia"/>
+        </w:rPr>
+        <w:t>2()</w:t>
+      </w:r>
+      <w:r>
+        <w:rPr>
+          <w:rFonts w:hint="eastAsia"/>
+        </w:rPr>
+        <w:t>，在</w:t>
+      </w:r>
+      <w:r>
+        <w:t>sdbCreateIndex</w:t>
+      </w:r>
+      <w:r>
+        <w:rPr>
+          <w:rFonts w:hint="eastAsia"/>
+        </w:rPr>
+        <w:t>()</w:t>
+      </w:r>
+      <w:r>
+        <w:rPr>
+          <w:rFonts w:hint="eastAsia"/>
+        </w:rPr>
+        <w:t>的基础上增加</w:t>
+      </w:r>
+      <w:r>
+        <w:rPr>
+          <w:rFonts w:hint="eastAsia"/>
+        </w:rPr>
+        <w:t>bson</w:t>
+      </w:r>
+      <w:r>
+        <w:rPr>
+          <w:rFonts w:hint="eastAsia"/>
+        </w:rPr>
+        <w:t>类型的参数</w:t>
+      </w:r>
+      <w:r>
+        <w:rPr>
+          <w:rFonts w:hint="eastAsia"/>
+        </w:rPr>
+        <w:t>option</w:t>
+      </w:r>
+      <w:r>
+        <w:rPr>
+          <w:rFonts w:hint="eastAsia"/>
+        </w:rPr>
+        <w:t>。</w:t>
+      </w:r>
+    </w:p>
+    <w:p>
+      <w:pPr>
+        <w:pStyle w:val="ListParagraph"/>
+        <w:numPr>
+          <w:ilvl w:val="0"/>
+          <w:numId w:val="22"/>
+        </w:numPr>
+        <w:ind w:firstLineChars="0"/>
+      </w:pPr>
+      <w:r>
+        <w:rPr>
+          <w:rFonts w:hint="eastAsia"/>
+        </w:rPr>
+        <w:t>C++ Driver</w:t>
+      </w:r>
+      <w:r>
+        <w:rPr>
+          <w:rFonts w:hint="eastAsia"/>
+        </w:rPr>
+        <w:t>：</w:t>
+      </w:r>
+      <w:r>
+        <w:t>sdbclient::sdbCollection::createIndex</w:t>
+      </w:r>
+      <w:r>
+        <w:rPr>
+          <w:rFonts w:hint="eastAsia"/>
+        </w:rPr>
+        <w:t>()</w:t>
+      </w:r>
+      <w:r>
+        <w:rPr>
+          <w:rFonts w:hint="eastAsia"/>
+        </w:rPr>
+        <w:t>增加一个</w:t>
+      </w:r>
+      <w:r>
+        <w:rPr>
+          <w:rFonts w:hint="eastAsia"/>
+        </w:rPr>
+        <w:t>BSONObj</w:t>
+      </w:r>
+      <w:r>
+        <w:rPr>
+          <w:rFonts w:hint="eastAsia"/>
+        </w:rPr>
+        <w:t>类型参数</w:t>
+      </w:r>
+      <w:r>
+        <w:rPr>
+          <w:rFonts w:hint="eastAsia"/>
+        </w:rPr>
+        <w:t>option</w:t>
+      </w:r>
+      <w:r>
+        <w:rPr>
+          <w:rFonts w:hint="eastAsia"/>
+        </w:rPr>
+        <w:t>。</w:t>
+      </w:r>
+    </w:p>
+    <w:p>
+      <w:pPr>
+        <w:pStyle w:val="ListParagraph"/>
+        <w:numPr>
+          <w:ilvl w:val="0"/>
+          <w:numId w:val="22"/>
+        </w:numPr>
+        <w:ind w:firstLineChars="0"/>
+      </w:pPr>
+      <w:r>
+        <w:rPr>
+          <w:rFonts w:hint="eastAsia"/>
+        </w:rPr>
+        <w:t>Java Driver</w:t>
+      </w:r>
+      <w:r>
+        <w:rPr>
+          <w:rFonts w:hint="eastAsia"/>
+        </w:rPr>
+        <w:t>：</w:t>
+      </w:r>
+      <w:r>
+        <w:t>com.sequoiadb.base.DBCollection.createIndex</w:t>
+      </w:r>
+      <w:r>
+        <w:rPr>
+          <w:rFonts w:hint="eastAsia"/>
+        </w:rPr>
+        <w:t>()</w:t>
+      </w:r>
+      <w:r>
+        <w:rPr>
+          <w:rFonts w:hint="eastAsia"/>
+        </w:rPr>
+        <w:t>增加重载方法，在原有方法的基础上增加</w:t>
+      </w:r>
+      <w:r>
+        <w:t>BSONObject</w:t>
+      </w:r>
+      <w:r>
+        <w:rPr>
+          <w:rFonts w:hint="eastAsia"/>
+        </w:rPr>
+        <w:t>参数</w:t>
+      </w:r>
+      <w:r>
+        <w:rPr>
+          <w:rFonts w:hint="eastAsia"/>
+        </w:rPr>
+        <w:t>option</w:t>
+      </w:r>
+      <w:r>
+        <w:rPr>
+          <w:rFonts w:hint="eastAsia"/>
+        </w:rPr>
+        <w:t>。</w:t>
+      </w:r>
+    </w:p>
+    <w:p>
+      <w:pPr>
+        <w:pStyle w:val="ListParagraph"/>
+        <w:numPr>
+          <w:ilvl w:val="0"/>
+          <w:numId w:val="22"/>
+        </w:numPr>
+        <w:ind w:firstLineChars="0"/>
+      </w:pPr>
+      <w:r>
+        <w:rPr>
+          <w:rFonts w:hint="eastAsia"/>
+        </w:rPr>
+        <w:t>C# Driver</w:t>
+      </w:r>
+      <w:r>
+        <w:rPr>
+          <w:rFonts w:hint="eastAsia"/>
+        </w:rPr>
+        <w:t>：</w:t>
+      </w:r>
+      <w:r>
+        <w:t>SequoiaDB.DBCollection.CreateIndex</w:t>
+      </w:r>
+      <w:r>
+        <w:rPr>
+          <w:rFonts w:hint="eastAsia"/>
+        </w:rPr>
+        <w:t>()</w:t>
+      </w:r>
+      <w:r>
+        <w:rPr>
+          <w:rFonts w:hint="eastAsia"/>
+        </w:rPr>
+        <w:t>增加重载方法，在原有方法的基础上增加</w:t>
+      </w:r>
+      <w:r>
+        <w:t>BsonDocument</w:t>
+      </w:r>
+      <w:r>
+        <w:rPr>
+          <w:rFonts w:hint="eastAsia"/>
+        </w:rPr>
+        <w:t>类型参数</w:t>
+      </w:r>
+      <w:r>
+        <w:rPr>
+          <w:rFonts w:hint="eastAsia"/>
+        </w:rPr>
+        <w:t>option</w:t>
+      </w:r>
+      <w:r>
+        <w:rPr>
+          <w:rFonts w:hint="eastAsia"/>
+        </w:rPr>
+        <w:t>。</w:t>
+      </w:r>
+    </w:p>
+    <w:p>
+      <w:pPr>
+        <w:pStyle w:val="ListParagraph"/>
+        <w:numPr>
+          <w:ilvl w:val="0"/>
+          <w:numId w:val="22"/>
+        </w:numPr>
+        <w:ind w:firstLineChars="0"/>
+      </w:pPr>
+      <w:r>
+        <w:rPr>
+          <w:rFonts w:hint="eastAsia"/>
+        </w:rPr>
+        <w:t>Python Driver</w:t>
+      </w:r>
+      <w:r>
+        <w:rPr>
+          <w:rFonts w:hint="eastAsia"/>
+        </w:rPr>
+        <w:t>：</w:t>
+      </w:r>
+      <w:r>
+        <w:t>pysequoiadb.collection.collection.create_index</w:t>
+      </w:r>
+      <w:r>
+        <w:rPr>
+          <w:rFonts w:hint="eastAsia"/>
+        </w:rPr>
+        <w:t>()</w:t>
+      </w:r>
+      <w:r>
+        <w:rPr>
+          <w:rFonts w:hint="eastAsia"/>
+        </w:rPr>
+        <w:t>增加一个</w:t>
+      </w:r>
+      <w:r>
+        <w:rPr>
+          <w:rFonts w:hint="eastAsia"/>
+        </w:rPr>
+        <w:t>dict</w:t>
+      </w:r>
+      <w:r>
+        <w:rPr>
+          <w:rFonts w:hint="eastAsia"/>
+        </w:rPr>
+        <w:t>类型参数</w:t>
+      </w:r>
+      <w:r>
+        <w:rPr>
+          <w:rFonts w:hint="eastAsia"/>
+        </w:rPr>
+        <w:t>option</w:t>
+      </w:r>
+      <w:r>
+        <w:rPr>
+          <w:rFonts w:hint="eastAsia"/>
+        </w:rPr>
+        <w:t>。</w:t>
+      </w:r>
+    </w:p>
+    <w:p>
+      <w:pPr>
+        <w:pStyle w:val="ListParagraph"/>
+        <w:numPr>
+          <w:ilvl w:val="0"/>
+          <w:numId w:val="22"/>
+        </w:numPr>
+        <w:ind w:firstLineChars="0"/>
+      </w:pPr>
+      <w:r>
+        <w:rPr>
+          <w:rFonts w:hint="eastAsia"/>
+        </w:rPr>
+        <w:t>PHP Driver</w:t>
+      </w:r>
+      <w:r>
+        <w:rPr>
+          <w:rFonts w:hint="eastAsia"/>
+        </w:rPr>
+        <w:t>：</w:t>
+      </w:r>
+      <w:r>
+        <w:t>SequoiaCL::createIndex</w:t>
+      </w:r>
+      <w:r>
+        <w:rPr>
+          <w:rFonts w:hint="eastAsia"/>
+        </w:rPr>
+        <w:t>()</w:t>
+      </w:r>
+      <w:r>
+        <w:rPr>
+          <w:rFonts w:hint="eastAsia"/>
+        </w:rPr>
+        <w:t>增加一个</w:t>
+      </w:r>
+      <w:r>
+        <w:rPr>
+          <w:rFonts w:hint="eastAsia"/>
+        </w:rPr>
+        <w:t>array|string</w:t>
+      </w:r>
+      <w:r>
+        <w:rPr>
+          <w:rFonts w:hint="eastAsia"/>
+        </w:rPr>
+        <w:t>类型参数</w:t>
+      </w:r>
+      <w:r>
+        <w:rPr>
+          <w:rFonts w:hint="eastAsia"/>
+        </w:rPr>
+        <w:t>option</w:t>
+      </w:r>
+      <w:r>
+        <w:rPr>
+          <w:rFonts w:hint="eastAsia"/>
+        </w:rPr>
+        <w:t>。</w:t>
+      </w:r>
+    </w:p>
+    <w:p>
+      <w:pPr>
+        <w:pStyle w:val="ListParagraph"/>
+        <w:numPr>
+          <w:ilvl w:val="0"/>
+          <w:numId w:val="22"/>
+        </w:numPr>
+        <w:ind w:firstLineChars="0"/>
+      </w:pPr>
+      <w:r>
+        <w:rPr>
+          <w:rFonts w:hint="eastAsia"/>
+        </w:rPr>
+        <w:t>REST API</w:t>
+      </w:r>
+      <w:r>
+        <w:rPr>
+          <w:rFonts w:hint="eastAsia"/>
+        </w:rPr>
+        <w:t>：没有创建索引的命令。</w:t>
+      </w:r>
+    </w:p>
+    <w:p>
+      <w:pPr>
+        <w:ind w:left="0" w:firstLineChars="200" w:firstLine="420"/>
+      </w:pPr>
+    </w:p>
+    <w:p>
+      <w:pPr>
+        <w:pStyle w:val="Heading2"/>
+      </w:pPr>
+      <w:r>
+        <w:t>Story</w:t>
+      </w:r>
+      <w:r>
+        <w:rPr>
+          <w:rFonts w:hint="eastAsia"/>
+        </w:rPr>
+        <w:t>约束和依赖</w:t>
+      </w:r>
+    </w:p>
+    <w:p>
+      <w:pPr>
+        <w:rPr>
+          <w:color w:val="00B0F0"/>
+        </w:rPr>
+      </w:pPr>
+      <w:r>
+        <w:rPr>
+          <w:rFonts w:hint="eastAsia"/>
+          <w:color w:val="00B0F0"/>
+        </w:rPr>
+        <w:t>说明：简单描述</w:t>
+      </w:r>
+      <w:r>
+        <w:rPr>
+          <w:color w:val="00B0F0"/>
+        </w:rPr>
+        <w:t>Story</w:t>
+      </w:r>
+      <w:r>
+        <w:rPr>
+          <w:rFonts w:hint="eastAsia"/>
+          <w:color w:val="00B0F0"/>
+        </w:rPr>
+        <w:t>对其它功能的约束，以及对某些功能的依赖</w:t>
+      </w:r>
+    </w:p>
+    <w:p>
+      <w:pPr>
+        <w:rPr>
+          <w:rFonts w:hint="eastAsia"/>
+        </w:rPr>
+      </w:pPr>
+      <w:r>
+        <w:rPr>
+          <w:rFonts w:hint="eastAsia"/>
+        </w:rPr>
+        <w:t>使用离线方式创建索引时不允许对相同的集合做写操作（插入、更新、删除）。</w:t>
+      </w:r>
+    </w:p>
+    <w:p>
+      <w:pPr>
+        <w:rPr>
+          <w:rFonts w:hint="eastAsia"/>
+        </w:rPr>
+      </w:pPr>
+      <w:r>
+        <w:rPr>
+          <w:rFonts w:hint="eastAsia"/>
+        </w:rPr>
+        <w:t>离线方式创建索引</w:t>
+      </w:r>
+      <w:r>
+        <w:rPr>
+          <w:rFonts w:hint="eastAsia"/>
+        </w:rPr>
+        <w:t>与备份操作是互斥的（不能同时操作</w:t>
+      </w:r>
+      <w:r>
+        <w:rPr>
+          <w:rFonts w:hint="eastAsia"/>
+        </w:rPr>
+        <w:t>，否则后执行的会报错</w:t>
+      </w:r>
+      <w:r>
+        <w:rPr>
+          <w:rFonts w:hint="eastAsia"/>
+        </w:rPr>
+        <w:t>）。</w:t>
+      </w:r>
+    </w:p>
+    <w:p>
+      <w:r>
+        <w:rPr>
+          <w:rFonts w:hint="eastAsia"/>
+        </w:rPr>
+        <w:t>如果离线方式创建索引耗时过长，可能会导致数据切分也执行很久</w:t>
+      </w:r>
+      <w:r>
+        <w:rPr>
+          <w:rFonts w:hint="eastAsia"/>
+        </w:rPr>
+        <w:t>（资料说明）</w:t>
       </w:r>
       <w:r>
         <w:rPr>
@@ -688,9 +1309,6 @@
           <w:numId w:val="12"/>
         </w:numPr>
         <w:ind w:firstLineChars="0"/>
-        <w:rPr>
-          <w:rFonts w:hint="eastAsia"/>
-        </w:rPr>
       </w:pPr>
       <w:r>
         <w:rPr>
@@ -700,11 +1318,6 @@
       </w:r>
     </w:p>
     <w:p>
-      <w:pPr>
-        <w:rPr>
-          <w:rFonts w:hint="eastAsia"/>
-        </w:rPr>
-      </w:pPr>
       <w:r>
         <w:rPr>
           <w:rFonts w:hint="eastAsia"/>
@@ -883,9 +1496,6 @@
           <w:numId w:val="12"/>
         </w:numPr>
         <w:ind w:firstLineChars="0"/>
-        <w:rPr>
-          <w:rFonts w:hint="eastAsia"/>
-        </w:rPr>
       </w:pPr>
       <w:r>
         <w:rPr>
@@ -899,7 +1509,6 @@
         <w:rPr>
           <w:rFonts w:hint="eastAsia"/>
         </w:rPr>
-        <w:lastRenderedPageBreak/>
         <w:t>将原有的创建</w:t>
       </w:r>
       <w:r>
@@ -930,9 +1539,6 @@
     <w:p>
       <w:pPr>
         <w:jc w:val="center"/>
-        <w:rPr>
-          <w:rFonts w:hint="eastAsia"/>
-        </w:rPr>
       </w:pPr>
       <w:r>
         <w:object w:dxaOrig="5158" w:dyaOrig="6859">
@@ -955,20 +1561,14 @@
             <v:path o:extrusionok="f" gradientshapeok="t" o:connecttype="rect"/>
             <o:lock v:ext="edit" aspectratio="t"/>
           </v:shapetype>
-          <v:shape id="_x0000_i1025" type="#_x0000_t75" style="width:257.85pt;height:342.95pt" o:ole="">
-            <v:imagedata r:id="rId5" o:title=""/>
+          <v:shape id="_x0000_i1025" type="#_x0000_t75" style="width:257.85pt;height:342.9pt" o:ole="">
+            <v:imagedata r:id="rId6" o:title=""/>
           </v:shape>
-          <o:OLEObject Type="Embed" ProgID="Visio.Drawing.11" ShapeID="_x0000_i1025" DrawAspect="Content" ObjectID="_1494672373" r:id="rId6"/>
+          <o:OLEObject Type="Embed" ProgID="Visio.Drawing.11" ShapeID="_x0000_i1025" DrawAspect="Content" ObjectID="_1494936388" r:id="rId7"/>
         </w:object>
       </w:r>
     </w:p>
-    <w:p>
-      <w:pPr>
-        <w:rPr>
-          <w:rFonts w:hint="eastAsia"/>
-        </w:rPr>
-      </w:pPr>
-    </w:p>
+    <w:p/>
     <w:p>
       <w:pPr>
         <w:pStyle w:val="ListParagraph"/>
@@ -982,6 +1582,7 @@
         <w:rPr>
           <w:rFonts w:hint="eastAsia"/>
         </w:rPr>
+        <w:lastRenderedPageBreak/>
         <w:t>应用场景</w:t>
       </w:r>
     </w:p>
@@ -1062,6 +1663,11 @@
       </w:r>
     </w:p>
     <w:p>
+      <w:pPr>
+        <w:rPr>
+          <w:rFonts w:hint="eastAsia"/>
+        </w:rPr>
+      </w:pPr>
       <w:r>
         <w:rPr>
           <w:rFonts w:hint="eastAsia"/>
@@ -1118,9 +1724,6 @@
           <w:numId w:val="12"/>
         </w:numPr>
         <w:ind w:firstLineChars="0"/>
-        <w:rPr>
-          <w:rFonts w:hint="eastAsia"/>
-        </w:rPr>
       </w:pPr>
       <w:r>
         <w:rPr>
@@ -1136,11 +1739,6 @@
       </w:r>
     </w:p>
     <w:p>
-      <w:pPr>
-        <w:rPr>
-          <w:rFonts w:hint="eastAsia"/>
-        </w:rPr>
-      </w:pPr>
       <w:r>
         <w:rPr>
           <w:rFonts w:hint="eastAsia"/>
@@ -1184,19 +1782,8 @@
         <w:t>。</w:t>
       </w:r>
     </w:p>
+    <w:p/>
     <w:p>
-      <w:pPr>
-        <w:rPr>
-          <w:rFonts w:hint="eastAsia"/>
-        </w:rPr>
-      </w:pPr>
-    </w:p>
-    <w:p>
-      <w:pPr>
-        <w:rPr>
-          <w:rFonts w:hint="eastAsia"/>
-        </w:rPr>
-      </w:pPr>
       <w:r>
         <w:rPr>
           <w:rFonts w:hint="eastAsia"/>
@@ -1242,9 +1829,6 @@
           <w:numId w:val="25"/>
         </w:numPr>
         <w:ind w:firstLineChars="0"/>
-        <w:rPr>
-          <w:rFonts w:hint="eastAsia"/>
-        </w:rPr>
       </w:pPr>
       <w:r>
         <w:rPr>
@@ -1256,7 +1840,13 @@
         <w:rPr>
           <w:rFonts w:hint="eastAsia"/>
         </w:rPr>
-        <w:t>rtnInternalSorting</w:t>
+        <w:t>rtn</w:t>
+      </w:r>
+      <w:r>
+        <w:rPr>
+          <w:rFonts w:hint="eastAsia"/>
+        </w:rPr>
+        <w:t>Sorting</w:t>
       </w:r>
       <w:r>
         <w:rPr>
@@ -1268,7 +1858,7 @@
         <w:rPr>
           <w:rFonts w:hint="eastAsia"/>
         </w:rPr>
-        <w:t>key/value</w:t>
+        <w:t>key/obj</w:t>
       </w:r>
       <w:r>
         <w:rPr>
@@ -1286,7 +1876,7 @@
         <w:rPr>
           <w:rFonts w:hint="eastAsia"/>
         </w:rPr>
-        <w:t>，并增加比较器用于排序比较。</w:t>
+        <w:t>。</w:t>
       </w:r>
     </w:p>
     <w:p>
@@ -1297,9 +1887,6 @@
           <w:numId w:val="25"/>
         </w:numPr>
         <w:ind w:firstLineChars="0"/>
-        <w:rPr>
-          <w:rFonts w:hint="eastAsia"/>
-        </w:rPr>
       </w:pPr>
       <w:r>
         <w:rPr>
@@ -1328,9 +1915,6 @@
           <w:numId w:val="25"/>
         </w:numPr>
         <w:ind w:firstLineChars="0"/>
-        <w:rPr>
-          <w:rFonts w:hint="eastAsia"/>
-        </w:rPr>
       </w:pPr>
       <w:r>
         <w:rPr>
@@ -1366,7 +1950,7 @@
         <w:rPr>
           <w:rFonts w:hint="eastAsia"/>
         </w:rPr>
-        <w:t>key/value</w:t>
+        <w:t>key/obj</w:t>
       </w:r>
       <w:r>
         <w:rPr>
@@ -1383,9 +1967,6 @@
           <w:numId w:val="25"/>
         </w:numPr>
         <w:ind w:firstLineChars="0"/>
-        <w:rPr>
-          <w:rFonts w:hint="eastAsia"/>
-        </w:rPr>
       </w:pPr>
       <w:r>
         <w:rPr>
@@ -1531,7 +2112,6 @@
         <w:rPr>
           <w:rFonts w:hint="eastAsia"/>
         </w:rPr>
-        <w:lastRenderedPageBreak/>
         <w:t>增加索引创建的抽象类</w:t>
       </w:r>
       <w:r>
@@ -1609,9 +2189,6 @@
           <w:numId w:val="19"/>
         </w:numPr>
         <w:ind w:firstLineChars="0"/>
-        <w:rPr>
-          <w:rFonts w:hint="eastAsia"/>
-        </w:rPr>
       </w:pPr>
       <w:r>
         <w:rPr>
@@ -1690,627 +2267,38 @@
           <w:rFonts w:hint="eastAsia"/>
         </w:rPr>
         <w:t>该选择对用户不可见。</w:t>
-      </w:r>
-    </w:p>
-    <w:p/>
-    <w:p>
-      <w:pPr>
-        <w:pStyle w:val="ListParagraph"/>
-        <w:numPr>
-          <w:ilvl w:val="0"/>
-          <w:numId w:val="12"/>
-        </w:numPr>
-        <w:ind w:firstLineChars="0"/>
-        <w:rPr>
-          <w:rFonts w:hint="eastAsia"/>
-        </w:rPr>
-      </w:pPr>
-      <w:r>
-        <w:rPr>
-          <w:rFonts w:hint="eastAsia"/>
-        </w:rPr>
-        <w:t>涉及修改的</w:t>
-      </w:r>
-      <w:r>
-        <w:rPr>
-          <w:rFonts w:hint="eastAsia"/>
-        </w:rPr>
-        <w:t>接口</w:t>
       </w:r>
     </w:p>
     <w:p>
-      <w:r>
-        <w:rPr>
-          <w:rFonts w:hint="eastAsia"/>
-        </w:rPr>
-        <w:t>为</w:t>
-      </w:r>
-      <w:r>
-        <w:rPr>
-          <w:rFonts w:hint="eastAsia"/>
-        </w:rPr>
-        <w:t>sdb</w:t>
-      </w:r>
-      <w:r>
-        <w:rPr>
-          <w:rFonts w:hint="eastAsia"/>
-        </w:rPr>
-        <w:t>及驱动程序中创建索引的接口增加参数</w:t>
-      </w:r>
-      <w:r>
-        <w:rPr>
-          <w:rFonts w:hint="eastAsia"/>
-        </w:rPr>
-        <w:t>option</w:t>
-      </w:r>
-      <w:r>
-        <w:rPr>
-          <w:rFonts w:hint="eastAsia"/>
-        </w:rPr>
-        <w:t>，</w:t>
-      </w:r>
-      <w:r>
-        <w:rPr>
-          <w:rFonts w:hint="eastAsia"/>
-        </w:rPr>
-        <w:t>在</w:t>
-      </w:r>
-      <w:r>
-        <w:rPr>
-          <w:rFonts w:hint="eastAsia"/>
-        </w:rPr>
-        <w:t>参数中</w:t>
-      </w:r>
-      <w:r>
-        <w:rPr>
-          <w:rFonts w:hint="eastAsia"/>
-        </w:rPr>
-        <w:t>可以指定</w:t>
-      </w:r>
-      <w:r>
-        <w:rPr>
-          <w:rFonts w:hint="eastAsia"/>
-        </w:rPr>
-        <w:t>创建索引的方式</w:t>
-      </w:r>
-      <w:r>
-        <w:rPr>
-          <w:rFonts w:hint="eastAsia"/>
-        </w:rPr>
-        <w:t>M</w:t>
-      </w:r>
-      <w:r>
-        <w:rPr>
-          <w:rFonts w:hint="eastAsia"/>
-        </w:rPr>
-        <w:t>ode</w:t>
-      </w:r>
-      <w:r>
-        <w:rPr>
-          <w:rFonts w:hint="eastAsia"/>
-        </w:rPr>
-        <w:t>和排序空间大小</w:t>
-      </w:r>
-      <w:r>
-        <w:rPr>
-          <w:rFonts w:hint="eastAsia"/>
-        </w:rPr>
-        <w:t>BufferSize</w:t>
-      </w:r>
-      <w:r>
-        <w:rPr>
-          <w:rFonts w:hint="eastAsia"/>
-        </w:rPr>
-        <w:t>。</w:t>
-      </w:r>
+      <w:pPr>
+        <w:ind w:left="0"/>
+        <w:rPr>
+          <w:rFonts w:hint="eastAsia"/>
+        </w:rPr>
+      </w:pPr>
     </w:p>
     <w:p>
       <w:pPr>
-        <w:pStyle w:val="ListParagraph"/>
-        <w:numPr>
-          <w:ilvl w:val="0"/>
-          <w:numId w:val="22"/>
-        </w:numPr>
-        <w:ind w:firstLineChars="0"/>
-      </w:pPr>
-      <w:r>
-        <w:rPr>
-          <w:rFonts w:hint="eastAsia"/>
-        </w:rPr>
-        <w:t>sdb shell</w:t>
-      </w:r>
-      <w:r>
-        <w:rPr>
-          <w:rFonts w:hint="eastAsia"/>
-        </w:rPr>
-        <w:t>：</w:t>
-      </w:r>
-      <w:r>
-        <w:t>db.collectionspace.collection.createIndex()</w:t>
-      </w:r>
-      <w:r>
-        <w:rPr>
-          <w:rFonts w:hint="eastAsia"/>
-        </w:rPr>
-        <w:t>增加一个</w:t>
-      </w:r>
-      <w:r>
-        <w:rPr>
-          <w:rFonts w:hint="eastAsia"/>
-        </w:rPr>
-        <w:t>json</w:t>
-      </w:r>
-      <w:r>
-        <w:rPr>
-          <w:rFonts w:hint="eastAsia"/>
-        </w:rPr>
-        <w:t>类型的参数</w:t>
-      </w:r>
-      <w:r>
-        <w:rPr>
-          <w:rFonts w:hint="eastAsia"/>
-        </w:rPr>
-        <w:t>option</w:t>
+        <w:ind w:left="0"/>
+        <w:jc w:val="center"/>
+        <w:rPr>
+          <w:rFonts w:hint="eastAsia"/>
+        </w:rPr>
+      </w:pPr>
+      <w:r>
+        <w:object w:dxaOrig="6572" w:dyaOrig="2426">
+          <v:shape id="_x0000_i1026" type="#_x0000_t75" style="width:328.5pt;height:121.5pt" o:ole="">
+            <v:imagedata r:id="rId8" o:title=""/>
+          </v:shape>
+          <o:OLEObject Type="Embed" ProgID="Visio.Drawing.11" ShapeID="_x0000_i1026" DrawAspect="Content" ObjectID="_1494936389" r:id="rId9"/>
+        </w:object>
       </w:r>
     </w:p>
     <w:p>
       <w:pPr>
-        <w:pStyle w:val="ListParagraph"/>
-        <w:numPr>
-          <w:ilvl w:val="0"/>
-          <w:numId w:val="22"/>
-        </w:numPr>
-        <w:ind w:firstLineChars="0"/>
-      </w:pPr>
-      <w:r>
-        <w:rPr>
-          <w:rFonts w:hint="eastAsia"/>
-        </w:rPr>
-        <w:t>C Driver</w:t>
-      </w:r>
-      <w:r>
-        <w:rPr>
-          <w:rFonts w:hint="eastAsia"/>
-        </w:rPr>
-        <w:t>：新增函数</w:t>
-      </w:r>
-      <w:r>
-        <w:t>sdbCreateIndex</w:t>
-      </w:r>
-      <w:r>
-        <w:rPr>
-          <w:rFonts w:hint="eastAsia"/>
-        </w:rPr>
-        <w:t>2()</w:t>
-      </w:r>
-      <w:r>
-        <w:rPr>
-          <w:rFonts w:hint="eastAsia"/>
-        </w:rPr>
-        <w:t>，在</w:t>
-      </w:r>
-      <w:r>
-        <w:t>sdbCreateIndex</w:t>
-      </w:r>
-      <w:r>
-        <w:rPr>
-          <w:rFonts w:hint="eastAsia"/>
-        </w:rPr>
-        <w:t>()</w:t>
-      </w:r>
-      <w:r>
-        <w:rPr>
-          <w:rFonts w:hint="eastAsia"/>
-        </w:rPr>
-        <w:t>的基础上增加</w:t>
-      </w:r>
-      <w:r>
-        <w:rPr>
-          <w:rFonts w:hint="eastAsia"/>
-        </w:rPr>
-        <w:t>bson</w:t>
-      </w:r>
-      <w:r>
-        <w:rPr>
-          <w:rFonts w:hint="eastAsia"/>
-        </w:rPr>
-        <w:t>类</w:t>
-      </w:r>
-      <w:r>
-        <w:rPr>
-          <w:rFonts w:hint="eastAsia"/>
-        </w:rPr>
-        <w:t>型</w:t>
-      </w:r>
-      <w:r>
-        <w:rPr>
-          <w:rFonts w:hint="eastAsia"/>
-        </w:rPr>
-        <w:t>的</w:t>
-      </w:r>
-      <w:r>
-        <w:rPr>
-          <w:rFonts w:hint="eastAsia"/>
-        </w:rPr>
-        <w:t>参数</w:t>
-      </w:r>
-      <w:r>
-        <w:rPr>
-          <w:rFonts w:hint="eastAsia"/>
-        </w:rPr>
-        <w:t>option</w:t>
-      </w:r>
-      <w:r>
-        <w:rPr>
-          <w:rFonts w:hint="eastAsia"/>
-        </w:rPr>
-        <w:t>。</w:t>
-      </w:r>
+        <w:ind w:left="0"/>
+      </w:pPr>
     </w:p>
-    <w:p>
-      <w:pPr>
-        <w:pStyle w:val="ListParagraph"/>
-        <w:numPr>
-          <w:ilvl w:val="0"/>
-          <w:numId w:val="22"/>
-        </w:numPr>
-        <w:ind w:firstLineChars="0"/>
-      </w:pPr>
-      <w:r>
-        <w:rPr>
-          <w:rFonts w:hint="eastAsia"/>
-        </w:rPr>
-        <w:t>C++ Driver</w:t>
-      </w:r>
-      <w:r>
-        <w:rPr>
-          <w:rFonts w:hint="eastAsia"/>
-        </w:rPr>
-        <w:t>：</w:t>
-      </w:r>
-      <w:r>
-        <w:t>sdbclient::sdbCollection::createIndex</w:t>
-      </w:r>
-      <w:r>
-        <w:rPr>
-          <w:rFonts w:hint="eastAsia"/>
-        </w:rPr>
-        <w:t>()</w:t>
-      </w:r>
-      <w:r>
-        <w:rPr>
-          <w:rFonts w:hint="eastAsia"/>
-        </w:rPr>
-        <w:t>增加一个</w:t>
-      </w:r>
-      <w:r>
-        <w:rPr>
-          <w:rFonts w:hint="eastAsia"/>
-        </w:rPr>
-        <w:t>BSONObj</w:t>
-      </w:r>
-      <w:r>
-        <w:rPr>
-          <w:rFonts w:hint="eastAsia"/>
-        </w:rPr>
-        <w:t>类</w:t>
-      </w:r>
-      <w:r>
-        <w:rPr>
-          <w:rFonts w:hint="eastAsia"/>
-        </w:rPr>
-        <w:t>型</w:t>
-      </w:r>
-      <w:r>
-        <w:rPr>
-          <w:rFonts w:hint="eastAsia"/>
-        </w:rPr>
-        <w:t>参数</w:t>
-      </w:r>
-      <w:r>
-        <w:rPr>
-          <w:rFonts w:hint="eastAsia"/>
-        </w:rPr>
-        <w:t>option</w:t>
-      </w:r>
-      <w:r>
-        <w:rPr>
-          <w:rFonts w:hint="eastAsia"/>
-        </w:rPr>
-        <w:t>。</w:t>
-      </w:r>
-    </w:p>
-    <w:p>
-      <w:pPr>
-        <w:pStyle w:val="ListParagraph"/>
-        <w:numPr>
-          <w:ilvl w:val="0"/>
-          <w:numId w:val="22"/>
-        </w:numPr>
-        <w:ind w:firstLineChars="0"/>
-      </w:pPr>
-      <w:r>
-        <w:rPr>
-          <w:rFonts w:hint="eastAsia"/>
-        </w:rPr>
-        <w:t>Java Driver</w:t>
-      </w:r>
-      <w:r>
-        <w:rPr>
-          <w:rFonts w:hint="eastAsia"/>
-        </w:rPr>
-        <w:t>：</w:t>
-      </w:r>
-      <w:r>
-        <w:t>com.sequoiadb.base.DBCollection.createIndex</w:t>
-      </w:r>
-      <w:r>
-        <w:rPr>
-          <w:rFonts w:hint="eastAsia"/>
-        </w:rPr>
-        <w:t>()</w:t>
-      </w:r>
-      <w:r>
-        <w:rPr>
-          <w:rFonts w:hint="eastAsia"/>
-        </w:rPr>
-        <w:t>增加</w:t>
-      </w:r>
-      <w:r>
-        <w:rPr>
-          <w:rFonts w:hint="eastAsia"/>
-        </w:rPr>
-        <w:t>重载方法，在原有方法的基础上增加</w:t>
-      </w:r>
-      <w:r>
-        <w:t>BSONObject</w:t>
-      </w:r>
-      <w:r>
-        <w:rPr>
-          <w:rFonts w:hint="eastAsia"/>
-        </w:rPr>
-        <w:t>参数</w:t>
-      </w:r>
-      <w:r>
-        <w:rPr>
-          <w:rFonts w:hint="eastAsia"/>
-        </w:rPr>
-        <w:t>option</w:t>
-      </w:r>
-      <w:r>
-        <w:rPr>
-          <w:rFonts w:hint="eastAsia"/>
-        </w:rPr>
-        <w:t>。</w:t>
-      </w:r>
-    </w:p>
-    <w:p>
-      <w:pPr>
-        <w:pStyle w:val="ListParagraph"/>
-        <w:numPr>
-          <w:ilvl w:val="0"/>
-          <w:numId w:val="22"/>
-        </w:numPr>
-        <w:ind w:firstLineChars="0"/>
-      </w:pPr>
-      <w:r>
-        <w:rPr>
-          <w:rFonts w:hint="eastAsia"/>
-        </w:rPr>
-        <w:t>C# Driver</w:t>
-      </w:r>
-      <w:r>
-        <w:rPr>
-          <w:rFonts w:hint="eastAsia"/>
-        </w:rPr>
-        <w:t>：</w:t>
-      </w:r>
-      <w:r>
-        <w:t>SequoiaDB.DBCollection.CreateIndex</w:t>
-      </w:r>
-      <w:r>
-        <w:rPr>
-          <w:rFonts w:hint="eastAsia"/>
-        </w:rPr>
-        <w:t>()</w:t>
-      </w:r>
-      <w:r>
-        <w:rPr>
-          <w:rFonts w:hint="eastAsia"/>
-        </w:rPr>
-        <w:t>增加重载方法，在原有方法的基础上增加</w:t>
-      </w:r>
-      <w:r>
-        <w:t>BsonDocument</w:t>
-      </w:r>
-      <w:r>
-        <w:rPr>
-          <w:rFonts w:hint="eastAsia"/>
-        </w:rPr>
-        <w:t>类</w:t>
-      </w:r>
-      <w:r>
-        <w:rPr>
-          <w:rFonts w:hint="eastAsia"/>
-        </w:rPr>
-        <w:t>型</w:t>
-      </w:r>
-      <w:r>
-        <w:rPr>
-          <w:rFonts w:hint="eastAsia"/>
-        </w:rPr>
-        <w:t>参数</w:t>
-      </w:r>
-      <w:r>
-        <w:rPr>
-          <w:rFonts w:hint="eastAsia"/>
-        </w:rPr>
-        <w:t>option</w:t>
-      </w:r>
-      <w:r>
-        <w:rPr>
-          <w:rFonts w:hint="eastAsia"/>
-        </w:rPr>
-        <w:t>。</w:t>
-      </w:r>
-    </w:p>
-    <w:p>
-      <w:pPr>
-        <w:pStyle w:val="ListParagraph"/>
-        <w:numPr>
-          <w:ilvl w:val="0"/>
-          <w:numId w:val="22"/>
-        </w:numPr>
-        <w:ind w:firstLineChars="0"/>
-      </w:pPr>
-      <w:r>
-        <w:rPr>
-          <w:rFonts w:hint="eastAsia"/>
-        </w:rPr>
-        <w:t>Python Driver</w:t>
-      </w:r>
-      <w:r>
-        <w:rPr>
-          <w:rFonts w:hint="eastAsia"/>
-        </w:rPr>
-        <w:t>：</w:t>
-      </w:r>
-      <w:r>
-        <w:t>pysequoiadb.collection.collection.create_index</w:t>
-      </w:r>
-      <w:r>
-        <w:rPr>
-          <w:rFonts w:hint="eastAsia"/>
-        </w:rPr>
-        <w:t>()</w:t>
-      </w:r>
-      <w:r>
-        <w:rPr>
-          <w:rFonts w:hint="eastAsia"/>
-        </w:rPr>
-        <w:t>增加一个</w:t>
-      </w:r>
-      <w:r>
-        <w:rPr>
-          <w:rFonts w:hint="eastAsia"/>
-        </w:rPr>
-        <w:t>dict</w:t>
-      </w:r>
-      <w:r>
-        <w:rPr>
-          <w:rFonts w:hint="eastAsia"/>
-        </w:rPr>
-        <w:t>类</w:t>
-      </w:r>
-      <w:r>
-        <w:rPr>
-          <w:rFonts w:hint="eastAsia"/>
-        </w:rPr>
-        <w:t>型</w:t>
-      </w:r>
-      <w:r>
-        <w:rPr>
-          <w:rFonts w:hint="eastAsia"/>
-        </w:rPr>
-        <w:t>参数</w:t>
-      </w:r>
-      <w:r>
-        <w:rPr>
-          <w:rFonts w:hint="eastAsia"/>
-        </w:rPr>
-        <w:t>option</w:t>
-      </w:r>
-      <w:r>
-        <w:rPr>
-          <w:rFonts w:hint="eastAsia"/>
-        </w:rPr>
-        <w:t>。</w:t>
-      </w:r>
-    </w:p>
-    <w:p>
-      <w:pPr>
-        <w:pStyle w:val="ListParagraph"/>
-        <w:numPr>
-          <w:ilvl w:val="0"/>
-          <w:numId w:val="22"/>
-        </w:numPr>
-        <w:ind w:firstLineChars="0"/>
-      </w:pPr>
-      <w:r>
-        <w:rPr>
-          <w:rFonts w:hint="eastAsia"/>
-        </w:rPr>
-        <w:t>PHP Driver</w:t>
-      </w:r>
-      <w:r>
-        <w:rPr>
-          <w:rFonts w:hint="eastAsia"/>
-        </w:rPr>
-        <w:t>：</w:t>
-      </w:r>
-      <w:r>
-        <w:t>SequoiaCL::createIndex</w:t>
-      </w:r>
-      <w:r>
-        <w:rPr>
-          <w:rFonts w:hint="eastAsia"/>
-        </w:rPr>
-        <w:t>()</w:t>
-      </w:r>
-      <w:r>
-        <w:rPr>
-          <w:rFonts w:hint="eastAsia"/>
-        </w:rPr>
-        <w:t>增加一个</w:t>
-      </w:r>
-      <w:r>
-        <w:rPr>
-          <w:rFonts w:hint="eastAsia"/>
-        </w:rPr>
-        <w:t>array|string</w:t>
-      </w:r>
-      <w:r>
-        <w:rPr>
-          <w:rFonts w:hint="eastAsia"/>
-        </w:rPr>
-        <w:t>类型参数</w:t>
-      </w:r>
-      <w:r>
-        <w:rPr>
-          <w:rFonts w:hint="eastAsia"/>
-        </w:rPr>
-        <w:t>option</w:t>
-      </w:r>
-      <w:r>
-        <w:rPr>
-          <w:rFonts w:hint="eastAsia"/>
-        </w:rPr>
-        <w:t>。</w:t>
-      </w:r>
-    </w:p>
-    <w:p>
-      <w:pPr>
-        <w:pStyle w:val="ListParagraph"/>
-        <w:numPr>
-          <w:ilvl w:val="0"/>
-          <w:numId w:val="22"/>
-        </w:numPr>
-        <w:ind w:firstLineChars="0"/>
-      </w:pPr>
-      <w:r>
-        <w:rPr>
-          <w:rFonts w:hint="eastAsia"/>
-        </w:rPr>
-        <w:t>REST API</w:t>
-      </w:r>
-      <w:r>
-        <w:rPr>
-          <w:rFonts w:hint="eastAsia"/>
-        </w:rPr>
-        <w:t>：没有创建索引的命令。</w:t>
-      </w:r>
-    </w:p>
-    <w:p/>
     <w:p>
       <w:pPr>
         <w:pStyle w:val="Heading2"/>
@@ -2503,6 +2491,7 @@
         <w:rPr>
           <w:rFonts w:hint="eastAsia"/>
         </w:rPr>
+        <w:lastRenderedPageBreak/>
         <w:t>验收测试用例</w:t>
       </w:r>
     </w:p>
@@ -2741,6 +2730,12 @@
                 <w:rFonts w:eastAsiaTheme="minorEastAsia"/>
               </w:rPr>
             </w:pPr>
+            <w:r>
+              <w:rPr>
+                <w:rFonts w:eastAsiaTheme="minorEastAsia" w:hint="eastAsia"/>
+              </w:rPr>
+              <w:t>1</w:t>
+            </w:r>
           </w:p>
         </w:tc>
         <w:tc>
@@ -2760,6 +2755,170 @@
                 <w:rFonts w:eastAsiaTheme="minorEastAsia"/>
               </w:rPr>
             </w:pPr>
+            <w:r>
+              <w:rPr>
+                <w:rFonts w:eastAsiaTheme="minorEastAsia" w:hint="eastAsia"/>
+              </w:rPr>
+              <w:t>不使用索引做</w:t>
+            </w:r>
+            <w:r>
+              <w:rPr>
+                <w:rFonts w:eastAsiaTheme="minorEastAsia" w:hint="eastAsia"/>
+              </w:rPr>
+              <w:t>排序</w:t>
+            </w:r>
+          </w:p>
+        </w:tc>
+        <w:tc>
+          <w:tcPr>
+            <w:tcW w:w="2376" w:type="dxa"/>
+            <w:tcBorders>
+              <w:top w:val="single" w:sz="4" w:space="0" w:color="000000" w:themeColor="text1"/>
+              <w:left w:val="single" w:sz="4" w:space="0" w:color="000000" w:themeColor="text1"/>
+              <w:bottom w:val="single" w:sz="4" w:space="0" w:color="000000" w:themeColor="text1"/>
+              <w:right w:val="single" w:sz="4" w:space="0" w:color="000000" w:themeColor="text1"/>
+            </w:tcBorders>
+          </w:tcPr>
+          <w:p>
+            <w:pPr>
+              <w:ind w:left="0"/>
+              <w:rPr>
+                <w:rFonts w:eastAsiaTheme="minorEastAsia" w:hint="eastAsia"/>
+              </w:rPr>
+            </w:pPr>
+            <w:r>
+              <w:rPr>
+                <w:rFonts w:eastAsiaTheme="minorEastAsia" w:hint="eastAsia"/>
+              </w:rPr>
+              <w:t>1</w:t>
+            </w:r>
+            <w:r>
+              <w:rPr>
+                <w:rFonts w:eastAsiaTheme="minorEastAsia" w:hint="eastAsia"/>
+              </w:rPr>
+              <w:t>、创建集合并插入数据；</w:t>
+            </w:r>
+          </w:p>
+          <w:p>
+            <w:pPr>
+              <w:ind w:left="0"/>
+              <w:rPr>
+                <w:rFonts w:eastAsiaTheme="minorEastAsia" w:hint="eastAsia"/>
+              </w:rPr>
+            </w:pPr>
+            <w:r>
+              <w:rPr>
+                <w:rFonts w:eastAsiaTheme="minorEastAsia" w:hint="eastAsia"/>
+              </w:rPr>
+              <w:t>2</w:t>
+            </w:r>
+            <w:r>
+              <w:rPr>
+                <w:rFonts w:eastAsiaTheme="minorEastAsia" w:hint="eastAsia"/>
+              </w:rPr>
+              <w:t>、</w:t>
+            </w:r>
+            <w:r>
+              <w:rPr>
+                <w:rFonts w:eastAsiaTheme="minorEastAsia" w:hint="eastAsia"/>
+              </w:rPr>
+              <w:t>查询</w:t>
+            </w:r>
+            <w:r>
+              <w:rPr>
+                <w:rFonts w:eastAsiaTheme="minorEastAsia" w:hint="eastAsia"/>
+              </w:rPr>
+              <w:t>集合数据</w:t>
+            </w:r>
+            <w:r>
+              <w:rPr>
+                <w:rFonts w:eastAsiaTheme="minorEastAsia" w:hint="eastAsia"/>
+              </w:rPr>
+              <w:t>时</w:t>
+            </w:r>
+            <w:r>
+              <w:rPr>
+                <w:rFonts w:eastAsiaTheme="minorEastAsia" w:hint="eastAsia"/>
+              </w:rPr>
+              <w:t>排序（不使用索引）</w:t>
+            </w:r>
+          </w:p>
+        </w:tc>
+        <w:tc>
+          <w:tcPr>
+            <w:tcW w:w="1751" w:type="dxa"/>
+            <w:tcBorders>
+              <w:top w:val="single" w:sz="4" w:space="0" w:color="000000" w:themeColor="text1"/>
+              <w:left w:val="single" w:sz="4" w:space="0" w:color="000000" w:themeColor="text1"/>
+              <w:bottom w:val="single" w:sz="4" w:space="0" w:color="000000" w:themeColor="text1"/>
+              <w:right w:val="single" w:sz="4" w:space="0" w:color="000000" w:themeColor="text1"/>
+            </w:tcBorders>
+          </w:tcPr>
+          <w:p>
+            <w:pPr>
+              <w:ind w:left="0"/>
+              <w:rPr>
+                <w:rFonts w:eastAsiaTheme="minorEastAsia"/>
+              </w:rPr>
+            </w:pPr>
+            <w:r>
+              <w:rPr>
+                <w:rFonts w:eastAsiaTheme="minorEastAsia" w:hint="eastAsia"/>
+              </w:rPr>
+              <w:t>排序符合预期</w:t>
+            </w:r>
+          </w:p>
+        </w:tc>
+      </w:tr>
+      <w:tr>
+        <w:tc>
+          <w:tcPr>
+            <w:tcW w:w="2527" w:type="dxa"/>
+            <w:tcBorders>
+              <w:top w:val="single" w:sz="4" w:space="0" w:color="000000" w:themeColor="text1"/>
+              <w:left w:val="single" w:sz="4" w:space="0" w:color="000000" w:themeColor="text1"/>
+              <w:bottom w:val="single" w:sz="4" w:space="0" w:color="000000" w:themeColor="text1"/>
+              <w:right w:val="single" w:sz="4" w:space="0" w:color="000000" w:themeColor="text1"/>
+            </w:tcBorders>
+          </w:tcPr>
+          <w:p>
+            <w:pPr>
+              <w:ind w:left="0"/>
+              <w:rPr>
+                <w:rFonts w:eastAsiaTheme="minorEastAsia"/>
+              </w:rPr>
+            </w:pPr>
+            <w:r>
+              <w:rPr>
+                <w:rFonts w:eastAsiaTheme="minorEastAsia" w:hint="eastAsia"/>
+              </w:rPr>
+              <w:t>2</w:t>
+            </w:r>
+          </w:p>
+        </w:tc>
+        <w:tc>
+          <w:tcPr>
+            <w:tcW w:w="1511" w:type="dxa"/>
+            <w:tcBorders>
+              <w:top w:val="single" w:sz="4" w:space="0" w:color="000000" w:themeColor="text1"/>
+              <w:left w:val="single" w:sz="4" w:space="0" w:color="000000" w:themeColor="text1"/>
+              <w:bottom w:val="single" w:sz="4" w:space="0" w:color="000000" w:themeColor="text1"/>
+              <w:right w:val="single" w:sz="4" w:space="0" w:color="000000" w:themeColor="text1"/>
+            </w:tcBorders>
+          </w:tcPr>
+          <w:p>
+            <w:pPr>
+              <w:ind w:left="0"/>
+              <w:rPr>
+                <w:rFonts w:eastAsiaTheme="minorEastAsia"/>
+              </w:rPr>
+            </w:pPr>
+            <w:r>
+              <w:rPr>
+                <w:rFonts w:eastAsiaTheme="minorEastAsia" w:hint="eastAsia"/>
+              </w:rPr>
+              <w:t>在线方式创建索引</w:t>
+            </w:r>
           </w:p>
         </w:tc>
         <w:tc>
@@ -2777,10 +2936,57 @@
               <w:pStyle w:val="ListParagraph"/>
               <w:numPr>
                 <w:ilvl w:val="0"/>
-                <w:numId w:val="10"/>
+                <w:numId w:val="26"/>
               </w:numPr>
               <w:ind w:firstLineChars="0"/>
+              <w:rPr>
+                <w:rFonts w:eastAsiaTheme="minorEastAsia" w:hint="eastAsia"/>
+              </w:rPr>
             </w:pPr>
+            <w:r>
+              <w:rPr>
+                <w:rFonts w:eastAsiaTheme="minorEastAsia" w:hint="eastAsia"/>
+              </w:rPr>
+              <w:t>创建索引并插入数据；</w:t>
+            </w:r>
+          </w:p>
+          <w:p>
+            <w:pPr>
+              <w:pStyle w:val="ListParagraph"/>
+              <w:numPr>
+                <w:ilvl w:val="0"/>
+                <w:numId w:val="26"/>
+              </w:numPr>
+              <w:ind w:firstLineChars="0"/>
+              <w:rPr>
+                <w:rFonts w:eastAsiaTheme="minorEastAsia" w:hint="eastAsia"/>
+              </w:rPr>
+            </w:pPr>
+            <w:r>
+              <w:rPr>
+                <w:rFonts w:eastAsiaTheme="minorEastAsia" w:hint="eastAsia"/>
+              </w:rPr>
+              <w:t>使用在线方式创建索引；</w:t>
+            </w:r>
+          </w:p>
+          <w:p>
+            <w:pPr>
+              <w:pStyle w:val="ListParagraph"/>
+              <w:numPr>
+                <w:ilvl w:val="0"/>
+                <w:numId w:val="26"/>
+              </w:numPr>
+              <w:ind w:firstLineChars="0"/>
+              <w:rPr>
+                <w:rFonts w:eastAsiaTheme="minorEastAsia"/>
+              </w:rPr>
+            </w:pPr>
+            <w:r>
+              <w:rPr>
+                <w:rFonts w:eastAsiaTheme="minorEastAsia" w:hint="eastAsia"/>
+              </w:rPr>
+              <w:t>使用索引做排序查询</w:t>
+            </w:r>
           </w:p>
         </w:tc>
         <w:tc>
@@ -2800,6 +3006,12 @@
                 <w:rFonts w:eastAsiaTheme="minorEastAsia"/>
               </w:rPr>
             </w:pPr>
+            <w:r>
+              <w:rPr>
+                <w:rFonts w:eastAsiaTheme="minorEastAsia" w:hint="eastAsia"/>
+              </w:rPr>
+              <w:t>排序符合预期</w:t>
+            </w:r>
           </w:p>
         </w:tc>
       </w:tr>
@@ -2818,9 +3030,15 @@
             <w:pPr>
               <w:ind w:left="0"/>
               <w:rPr>
-                <w:rFonts w:eastAsiaTheme="minorEastAsia"/>
+                <w:rFonts w:eastAsiaTheme="minorEastAsia" w:hint="eastAsia"/>
               </w:rPr>
             </w:pPr>
+            <w:r>
+              <w:rPr>
+                <w:rFonts w:eastAsiaTheme="minorEastAsia" w:hint="eastAsia"/>
+              </w:rPr>
+              <w:t>3</w:t>
+            </w:r>
           </w:p>
         </w:tc>
         <w:tc>
@@ -2837,9 +3055,15 @@
             <w:pPr>
               <w:ind w:left="0"/>
               <w:rPr>
-                <w:rFonts w:eastAsiaTheme="minorEastAsia"/>
+                <w:rFonts w:eastAsiaTheme="minorEastAsia" w:hint="eastAsia"/>
               </w:rPr>
             </w:pPr>
+            <w:r>
+              <w:rPr>
+                <w:rFonts w:eastAsiaTheme="minorEastAsia" w:hint="eastAsia"/>
+              </w:rPr>
+              <w:t>离线方式创建索引</w:t>
+            </w:r>
           </w:p>
         </w:tc>
         <w:tc>
@@ -2854,11 +3078,66 @@
           </w:tcPr>
           <w:p>
             <w:pPr>
-              <w:ind w:left="0"/>
+              <w:pStyle w:val="ListParagraph"/>
+              <w:numPr>
+                <w:ilvl w:val="0"/>
+                <w:numId w:val="27"/>
+              </w:numPr>
+              <w:ind w:firstLineChars="0"/>
+              <w:rPr>
+                <w:rFonts w:eastAsiaTheme="minorEastAsia" w:hint="eastAsia"/>
+              </w:rPr>
+            </w:pPr>
+            <w:r>
+              <w:rPr>
+                <w:rFonts w:eastAsiaTheme="minorEastAsia" w:hint="eastAsia"/>
+              </w:rPr>
+              <w:t>创建索引并插入数据；</w:t>
+            </w:r>
+          </w:p>
+          <w:p>
+            <w:pPr>
+              <w:pStyle w:val="ListParagraph"/>
+              <w:numPr>
+                <w:ilvl w:val="0"/>
+                <w:numId w:val="27"/>
+              </w:numPr>
+              <w:ind w:firstLineChars="0"/>
+              <w:rPr>
+                <w:rFonts w:eastAsiaTheme="minorEastAsia" w:hint="eastAsia"/>
+              </w:rPr>
+            </w:pPr>
+            <w:r>
+              <w:rPr>
+                <w:rFonts w:eastAsiaTheme="minorEastAsia" w:hint="eastAsia"/>
+              </w:rPr>
+              <w:t>使用离</w:t>
+            </w:r>
+            <w:r>
+              <w:rPr>
+                <w:rFonts w:eastAsiaTheme="minorEastAsia" w:hint="eastAsia"/>
+              </w:rPr>
+              <w:t>线方式创建索引；</w:t>
+            </w:r>
+          </w:p>
+          <w:p>
+            <w:pPr>
+              <w:pStyle w:val="ListParagraph"/>
+              <w:numPr>
+                <w:ilvl w:val="0"/>
+                <w:numId w:val="27"/>
+              </w:numPr>
+              <w:ind w:firstLineChars="0"/>
               <w:rPr>
                 <w:rFonts w:eastAsiaTheme="minorEastAsia"/>
               </w:rPr>
             </w:pPr>
+            <w:r>
+              <w:rPr>
+                <w:rFonts w:eastAsiaTheme="minorEastAsia" w:hint="eastAsia"/>
+              </w:rPr>
+              <w:t>使用索引做排序查询</w:t>
+            </w:r>
           </w:p>
         </w:tc>
         <w:tc>
@@ -2874,10 +3153,363 @@
           <w:p>
             <w:pPr>
               <w:ind w:left="0"/>
-              <w:rPr>
-                <w:rFonts w:eastAsiaTheme="minorEastAsia"/>
-              </w:rPr>
             </w:pPr>
+            <w:r>
+              <w:rPr>
+                <w:rFonts w:eastAsiaTheme="minorEastAsia" w:hint="eastAsia"/>
+              </w:rPr>
+              <w:t>排序符合预期</w:t>
+            </w:r>
+          </w:p>
+        </w:tc>
+      </w:tr>
+      <w:tr>
+        <w:tc>
+          <w:tcPr>
+            <w:tcW w:w="2527" w:type="dxa"/>
+            <w:tcBorders>
+              <w:top w:val="single" w:sz="4" w:space="0" w:color="000000" w:themeColor="text1"/>
+              <w:left w:val="single" w:sz="4" w:space="0" w:color="000000" w:themeColor="text1"/>
+              <w:bottom w:val="single" w:sz="4" w:space="0" w:color="000000" w:themeColor="text1"/>
+              <w:right w:val="single" w:sz="4" w:space="0" w:color="000000" w:themeColor="text1"/>
+            </w:tcBorders>
+          </w:tcPr>
+          <w:p>
+            <w:pPr>
+              <w:ind w:left="0"/>
+              <w:rPr>
+                <w:rFonts w:eastAsiaTheme="minorEastAsia" w:hint="eastAsia"/>
+              </w:rPr>
+            </w:pPr>
+            <w:r>
+              <w:rPr>
+                <w:rFonts w:eastAsiaTheme="minorEastAsia" w:hint="eastAsia"/>
+              </w:rPr>
+              <w:t>4</w:t>
+            </w:r>
+          </w:p>
+        </w:tc>
+        <w:tc>
+          <w:tcPr>
+            <w:tcW w:w="1511" w:type="dxa"/>
+            <w:tcBorders>
+              <w:top w:val="single" w:sz="4" w:space="0" w:color="000000" w:themeColor="text1"/>
+              <w:left w:val="single" w:sz="4" w:space="0" w:color="000000" w:themeColor="text1"/>
+              <w:bottom w:val="single" w:sz="4" w:space="0" w:color="000000" w:themeColor="text1"/>
+              <w:right w:val="single" w:sz="4" w:space="0" w:color="000000" w:themeColor="text1"/>
+            </w:tcBorders>
+          </w:tcPr>
+          <w:p>
+            <w:pPr>
+              <w:ind w:left="0"/>
+              <w:rPr>
+                <w:rFonts w:hint="eastAsia"/>
+              </w:rPr>
+            </w:pPr>
+            <w:r>
+              <w:rPr>
+                <w:rFonts w:eastAsiaTheme="minorEastAsia" w:hint="eastAsia"/>
+              </w:rPr>
+              <w:t>在线方式创建索引</w:t>
+            </w:r>
+            <w:r>
+              <w:rPr>
+                <w:rFonts w:eastAsiaTheme="minorEastAsia" w:hint="eastAsia"/>
+              </w:rPr>
+              <w:t>时做并发的</w:t>
+            </w:r>
+            <w:r>
+              <w:rPr>
+                <w:rFonts w:eastAsiaTheme="minorEastAsia" w:hint="eastAsia"/>
+              </w:rPr>
+              <w:t>CRUD</w:t>
+            </w:r>
+            <w:r>
+              <w:rPr>
+                <w:rFonts w:eastAsiaTheme="minorEastAsia" w:hint="eastAsia"/>
+              </w:rPr>
+              <w:t>操作</w:t>
+            </w:r>
+          </w:p>
+        </w:tc>
+        <w:tc>
+          <w:tcPr>
+            <w:tcW w:w="2376" w:type="dxa"/>
+            <w:tcBorders>
+              <w:top w:val="single" w:sz="4" w:space="0" w:color="000000" w:themeColor="text1"/>
+              <w:left w:val="single" w:sz="4" w:space="0" w:color="000000" w:themeColor="text1"/>
+              <w:bottom w:val="single" w:sz="4" w:space="0" w:color="000000" w:themeColor="text1"/>
+              <w:right w:val="single" w:sz="4" w:space="0" w:color="000000" w:themeColor="text1"/>
+            </w:tcBorders>
+          </w:tcPr>
+          <w:p>
+            <w:pPr>
+              <w:pStyle w:val="ListParagraph"/>
+              <w:numPr>
+                <w:ilvl w:val="0"/>
+                <w:numId w:val="28"/>
+              </w:numPr>
+              <w:ind w:firstLineChars="0"/>
+              <w:rPr>
+                <w:rFonts w:eastAsiaTheme="minorEastAsia" w:hint="eastAsia"/>
+              </w:rPr>
+            </w:pPr>
+            <w:r>
+              <w:rPr>
+                <w:rFonts w:eastAsiaTheme="minorEastAsia" w:hint="eastAsia"/>
+              </w:rPr>
+              <w:t>创建集合并插入数据；</w:t>
+            </w:r>
+          </w:p>
+          <w:p>
+            <w:pPr>
+              <w:pStyle w:val="ListParagraph"/>
+              <w:numPr>
+                <w:ilvl w:val="0"/>
+                <w:numId w:val="28"/>
+              </w:numPr>
+              <w:ind w:firstLineChars="0"/>
+              <w:rPr>
+                <w:rFonts w:eastAsiaTheme="minorEastAsia" w:hint="eastAsia"/>
+              </w:rPr>
+            </w:pPr>
+            <w:r>
+              <w:rPr>
+                <w:rFonts w:eastAsiaTheme="minorEastAsia" w:hint="eastAsia"/>
+              </w:rPr>
+              <w:t>使用在线方式创建索引；</w:t>
+            </w:r>
+          </w:p>
+          <w:p>
+            <w:pPr>
+              <w:pStyle w:val="ListParagraph"/>
+              <w:numPr>
+                <w:ilvl w:val="0"/>
+                <w:numId w:val="28"/>
+              </w:numPr>
+              <w:ind w:firstLineChars="0"/>
+              <w:rPr>
+                <w:rFonts w:eastAsiaTheme="minorEastAsia" w:hint="eastAsia"/>
+              </w:rPr>
+            </w:pPr>
+            <w:r>
+              <w:rPr>
+                <w:rFonts w:eastAsiaTheme="minorEastAsia" w:hint="eastAsia"/>
+              </w:rPr>
+              <w:t>创建索引的同时对集合做</w:t>
+            </w:r>
+            <w:r>
+              <w:rPr>
+                <w:rFonts w:eastAsiaTheme="minorEastAsia" w:hint="eastAsia"/>
+              </w:rPr>
+              <w:t>CRUD</w:t>
+            </w:r>
+            <w:r>
+              <w:rPr>
+                <w:rFonts w:eastAsiaTheme="minorEastAsia" w:hint="eastAsia"/>
+              </w:rPr>
+              <w:t>操作</w:t>
+            </w:r>
+          </w:p>
+        </w:tc>
+        <w:tc>
+          <w:tcPr>
+            <w:tcW w:w="1751" w:type="dxa"/>
+            <w:tcBorders>
+              <w:top w:val="single" w:sz="4" w:space="0" w:color="000000" w:themeColor="text1"/>
+              <w:left w:val="single" w:sz="4" w:space="0" w:color="000000" w:themeColor="text1"/>
+              <w:bottom w:val="single" w:sz="4" w:space="0" w:color="000000" w:themeColor="text1"/>
+              <w:right w:val="single" w:sz="4" w:space="0" w:color="000000" w:themeColor="text1"/>
+            </w:tcBorders>
+          </w:tcPr>
+          <w:p>
+            <w:pPr>
+              <w:ind w:left="0"/>
+              <w:rPr>
+                <w:rFonts w:eastAsiaTheme="minorEastAsia" w:hint="eastAsia"/>
+              </w:rPr>
+            </w:pPr>
+            <w:r>
+              <w:rPr>
+                <w:rFonts w:eastAsiaTheme="minorEastAsia" w:hint="eastAsia"/>
+              </w:rPr>
+              <w:t>CRUD</w:t>
+            </w:r>
+            <w:r>
+              <w:rPr>
+                <w:rFonts w:eastAsiaTheme="minorEastAsia" w:hint="eastAsia"/>
+              </w:rPr>
+              <w:t>操作能够正确执行</w:t>
+            </w:r>
+          </w:p>
+        </w:tc>
+      </w:tr>
+      <w:tr>
+        <w:tc>
+          <w:tcPr>
+            <w:tcW w:w="2527" w:type="dxa"/>
+            <w:tcBorders>
+              <w:top w:val="single" w:sz="4" w:space="0" w:color="000000" w:themeColor="text1"/>
+              <w:left w:val="single" w:sz="4" w:space="0" w:color="000000" w:themeColor="text1"/>
+              <w:bottom w:val="single" w:sz="4" w:space="0" w:color="000000" w:themeColor="text1"/>
+              <w:right w:val="single" w:sz="4" w:space="0" w:color="000000" w:themeColor="text1"/>
+            </w:tcBorders>
+          </w:tcPr>
+          <w:p>
+            <w:pPr>
+              <w:ind w:left="0"/>
+              <w:rPr>
+                <w:rFonts w:eastAsiaTheme="minorEastAsia" w:hint="eastAsia"/>
+              </w:rPr>
+            </w:pPr>
+            <w:r>
+              <w:rPr>
+                <w:rFonts w:eastAsiaTheme="minorEastAsia" w:hint="eastAsia"/>
+              </w:rPr>
+              <w:t>5</w:t>
+            </w:r>
+          </w:p>
+        </w:tc>
+        <w:tc>
+          <w:tcPr>
+            <w:tcW w:w="1511" w:type="dxa"/>
+            <w:tcBorders>
+              <w:top w:val="single" w:sz="4" w:space="0" w:color="000000" w:themeColor="text1"/>
+              <w:left w:val="single" w:sz="4" w:space="0" w:color="000000" w:themeColor="text1"/>
+              <w:bottom w:val="single" w:sz="4" w:space="0" w:color="000000" w:themeColor="text1"/>
+              <w:right w:val="single" w:sz="4" w:space="0" w:color="000000" w:themeColor="text1"/>
+            </w:tcBorders>
+          </w:tcPr>
+          <w:p>
+            <w:pPr>
+              <w:ind w:left="0"/>
+              <w:rPr>
+                <w:rFonts w:hint="eastAsia"/>
+              </w:rPr>
+            </w:pPr>
+            <w:r>
+              <w:rPr>
+                <w:rFonts w:eastAsiaTheme="minorEastAsia" w:hint="eastAsia"/>
+              </w:rPr>
+              <w:t>离线方式创建索引时做并发的</w:t>
+            </w:r>
+            <w:r>
+              <w:rPr>
+                <w:rFonts w:eastAsiaTheme="minorEastAsia" w:hint="eastAsia"/>
+              </w:rPr>
+              <w:t>CRUD</w:t>
+            </w:r>
+            <w:r>
+              <w:rPr>
+                <w:rFonts w:eastAsiaTheme="minorEastAsia" w:hint="eastAsia"/>
+              </w:rPr>
+              <w:t>操作</w:t>
+            </w:r>
+          </w:p>
+        </w:tc>
+        <w:tc>
+          <w:tcPr>
+            <w:tcW w:w="2376" w:type="dxa"/>
+            <w:tcBorders>
+              <w:top w:val="single" w:sz="4" w:space="0" w:color="000000" w:themeColor="text1"/>
+              <w:left w:val="single" w:sz="4" w:space="0" w:color="000000" w:themeColor="text1"/>
+              <w:bottom w:val="single" w:sz="4" w:space="0" w:color="000000" w:themeColor="text1"/>
+              <w:right w:val="single" w:sz="4" w:space="0" w:color="000000" w:themeColor="text1"/>
+            </w:tcBorders>
+          </w:tcPr>
+          <w:p>
+            <w:pPr>
+              <w:pStyle w:val="ListParagraph"/>
+              <w:numPr>
+                <w:ilvl w:val="0"/>
+                <w:numId w:val="29"/>
+              </w:numPr>
+              <w:ind w:firstLineChars="0"/>
+              <w:rPr>
+                <w:rFonts w:eastAsiaTheme="minorEastAsia" w:hint="eastAsia"/>
+              </w:rPr>
+            </w:pPr>
+            <w:r>
+              <w:rPr>
+                <w:rFonts w:eastAsiaTheme="minorEastAsia" w:hint="eastAsia"/>
+              </w:rPr>
+              <w:t>创建集合并插入数据；</w:t>
+            </w:r>
+          </w:p>
+          <w:p>
+            <w:pPr>
+              <w:pStyle w:val="ListParagraph"/>
+              <w:numPr>
+                <w:ilvl w:val="0"/>
+                <w:numId w:val="29"/>
+              </w:numPr>
+              <w:ind w:firstLineChars="0"/>
+              <w:rPr>
+                <w:rFonts w:eastAsiaTheme="minorEastAsia" w:hint="eastAsia"/>
+              </w:rPr>
+            </w:pPr>
+            <w:r>
+              <w:rPr>
+                <w:rFonts w:eastAsiaTheme="minorEastAsia" w:hint="eastAsia"/>
+              </w:rPr>
+              <w:t>使用在线方式创建索引；</w:t>
+            </w:r>
+          </w:p>
+          <w:p>
+            <w:pPr>
+              <w:pStyle w:val="ListParagraph"/>
+              <w:numPr>
+                <w:ilvl w:val="0"/>
+                <w:numId w:val="29"/>
+              </w:numPr>
+              <w:ind w:firstLineChars="0"/>
+              <w:rPr>
+                <w:rFonts w:hint="eastAsia"/>
+              </w:rPr>
+            </w:pPr>
+            <w:r>
+              <w:rPr>
+                <w:rFonts w:eastAsiaTheme="minorEastAsia" w:hint="eastAsia"/>
+              </w:rPr>
+              <w:t>创建索引的同时对集合做</w:t>
+            </w:r>
+            <w:r>
+              <w:rPr>
+                <w:rFonts w:eastAsiaTheme="minorEastAsia" w:hint="eastAsia"/>
+              </w:rPr>
+              <w:t>CRUD</w:t>
+            </w:r>
+            <w:r>
+              <w:rPr>
+                <w:rFonts w:eastAsiaTheme="minorEastAsia" w:hint="eastAsia"/>
+              </w:rPr>
+              <w:t>操作</w:t>
+            </w:r>
+          </w:p>
+        </w:tc>
+        <w:tc>
+          <w:tcPr>
+            <w:tcW w:w="1751" w:type="dxa"/>
+            <w:tcBorders>
+              <w:top w:val="single" w:sz="4" w:space="0" w:color="000000" w:themeColor="text1"/>
+              <w:left w:val="single" w:sz="4" w:space="0" w:color="000000" w:themeColor="text1"/>
+              <w:bottom w:val="single" w:sz="4" w:space="0" w:color="000000" w:themeColor="text1"/>
+              <w:right w:val="single" w:sz="4" w:space="0" w:color="000000" w:themeColor="text1"/>
+            </w:tcBorders>
+          </w:tcPr>
+          <w:p>
+            <w:pPr>
+              <w:ind w:left="0"/>
+              <w:rPr>
+                <w:rFonts w:eastAsiaTheme="minorEastAsia" w:hint="eastAsia"/>
+              </w:rPr>
+            </w:pPr>
+            <w:r>
+              <w:rPr>
+                <w:rFonts w:eastAsiaTheme="minorEastAsia" w:hint="eastAsia"/>
+              </w:rPr>
+              <w:t>只有查询操作能够正确执行，其它操作报错</w:t>
+            </w:r>
           </w:p>
         </w:tc>
       </w:tr>
@@ -2888,7 +3520,6 @@
         <w:pStyle w:val="Heading2"/>
       </w:pPr>
       <w:r>
-        <w:lastRenderedPageBreak/>
         <w:t>Checklist</w:t>
       </w:r>
     </w:p>
@@ -3172,6 +3803,7 @@
               <w:rPr>
                 <w:rFonts w:ascii="宋体" w:eastAsia="宋体" w:hAnsi="宋体" w:cs="宋体" w:hint="eastAsia"/>
               </w:rPr>
+              <w:lastRenderedPageBreak/>
               <w:t>验收用例是否全部通过</w:t>
             </w:r>
           </w:p>
@@ -3700,6 +4332,95 @@
     </w:lvl>
   </w:abstractNum>
   <w:abstractNum w:abstractNumId="3">
+    <w:nsid w:val="1D6C6E31"/>
+    <w:multiLevelType w:val="hybridMultilevel"/>
+    <w:tmpl w:val="F50460EE"/>
+    <w:lvl w:ilvl="0" w:tplc="B0A8C64C">
+      <w:start w:val="1"/>
+      <w:numFmt w:val="decimal"/>
+      <w:lvlText w:val="%1、"/>
+      <w:lvlJc w:val="left"/>
+      <w:pPr>
+        <w:ind w:left="360" w:hanging="360"/>
+      </w:pPr>
+      <w:rPr>
+        <w:rFonts w:hint="default"/>
+      </w:rPr>
+    </w:lvl>
+    <w:lvl w:ilvl="1" w:tplc="04090019" w:tentative="1">
+      <w:start w:val="1"/>
+      <w:numFmt w:val="lowerLetter"/>
+      <w:lvlText w:val="%2)"/>
+      <w:lvlJc w:val="left"/>
+      <w:pPr>
+        <w:ind w:left="840" w:hanging="420"/>
+      </w:pPr>
+    </w:lvl>
+    <w:lvl w:ilvl="2" w:tplc="0409001B" w:tentative="1">
+      <w:start w:val="1"/>
+      <w:numFmt w:val="lowerRoman"/>
+      <w:lvlText w:val="%3."/>
+      <w:lvlJc w:val="right"/>
+      <w:pPr>
+        <w:ind w:left="1260" w:hanging="420"/>
+      </w:pPr>
+    </w:lvl>
+    <w:lvl w:ilvl="3" w:tplc="0409000F" w:tentative="1">
+      <w:start w:val="1"/>
+      <w:numFmt w:val="decimal"/>
+      <w:lvlText w:val="%4."/>
+      <w:lvlJc w:val="left"/>
+      <w:pPr>
+        <w:ind w:left="1680" w:hanging="420"/>
+      </w:pPr>
+    </w:lvl>
+    <w:lvl w:ilvl="4" w:tplc="04090019" w:tentative="1">
+      <w:start w:val="1"/>
+      <w:numFmt w:val="lowerLetter"/>
+      <w:lvlText w:val="%5)"/>
+      <w:lvlJc w:val="left"/>
+      <w:pPr>
+        <w:ind w:left="2100" w:hanging="420"/>
+      </w:pPr>
+    </w:lvl>
+    <w:lvl w:ilvl="5" w:tplc="0409001B" w:tentative="1">
+      <w:start w:val="1"/>
+      <w:numFmt w:val="lowerRoman"/>
+      <w:lvlText w:val="%6."/>
+      <w:lvlJc w:val="right"/>
+      <w:pPr>
+        <w:ind w:left="2520" w:hanging="420"/>
+      </w:pPr>
+    </w:lvl>
+    <w:lvl w:ilvl="6" w:tplc="0409000F" w:tentative="1">
+      <w:start w:val="1"/>
+      <w:numFmt w:val="decimal"/>
+      <w:lvlText w:val="%7."/>
+      <w:lvlJc w:val="left"/>
+      <w:pPr>
+        <w:ind w:left="2940" w:hanging="420"/>
+      </w:pPr>
+    </w:lvl>
+    <w:lvl w:ilvl="7" w:tplc="04090019" w:tentative="1">
+      <w:start w:val="1"/>
+      <w:numFmt w:val="lowerLetter"/>
+      <w:lvlText w:val="%8)"/>
+      <w:lvlJc w:val="left"/>
+      <w:pPr>
+        <w:ind w:left="3360" w:hanging="420"/>
+      </w:pPr>
+    </w:lvl>
+    <w:lvl w:ilvl="8" w:tplc="0409001B" w:tentative="1">
+      <w:start w:val="1"/>
+      <w:numFmt w:val="lowerRoman"/>
+      <w:lvlText w:val="%9."/>
+      <w:lvlJc w:val="right"/>
+      <w:pPr>
+        <w:ind w:left="3780" w:hanging="420"/>
+      </w:pPr>
+    </w:lvl>
+  </w:abstractNum>
+  <w:abstractNum w:abstractNumId="4">
     <w:nsid w:val="22501AA3"/>
     <w:multiLevelType w:val="hybridMultilevel"/>
     <w:tmpl w:val="4CB40620"/>
@@ -3813,7 +4534,7 @@
       </w:pPr>
     </w:lvl>
   </w:abstractNum>
-  <w:abstractNum w:abstractNumId="4">
+  <w:abstractNum w:abstractNumId="5">
     <w:nsid w:val="23EC5C36"/>
     <w:multiLevelType w:val="hybridMultilevel"/>
     <w:tmpl w:val="3338448C"/>
@@ -3923,7 +4644,7 @@
       </w:pPr>
     </w:lvl>
   </w:abstractNum>
-  <w:abstractNum w:abstractNumId="5">
+  <w:abstractNum w:abstractNumId="6">
     <w:nsid w:val="26084B86"/>
     <w:multiLevelType w:val="hybridMultilevel"/>
     <w:tmpl w:val="38B4C048"/>
@@ -4033,7 +4754,7 @@
       </w:pPr>
     </w:lvl>
   </w:abstractNum>
-  <w:abstractNum w:abstractNumId="6">
+  <w:abstractNum w:abstractNumId="7">
     <w:nsid w:val="27786D48"/>
     <w:multiLevelType w:val="hybridMultilevel"/>
     <w:tmpl w:val="802A5BE8"/>
@@ -4119,7 +4840,7 @@
       </w:pPr>
     </w:lvl>
   </w:abstractNum>
-  <w:abstractNum w:abstractNumId="7">
+  <w:abstractNum w:abstractNumId="8">
     <w:nsid w:val="2A4B39F6"/>
     <w:multiLevelType w:val="hybridMultilevel"/>
     <w:tmpl w:val="A4781EF2"/>
@@ -4205,7 +4926,7 @@
       </w:pPr>
     </w:lvl>
   </w:abstractNum>
-  <w:abstractNum w:abstractNumId="8">
+  <w:abstractNum w:abstractNumId="9">
     <w:nsid w:val="2A955D84"/>
     <w:multiLevelType w:val="hybridMultilevel"/>
     <w:tmpl w:val="9278A53E"/>
@@ -4318,7 +5039,7 @@
       </w:pPr>
     </w:lvl>
   </w:abstractNum>
-  <w:abstractNum w:abstractNumId="9">
+  <w:abstractNum w:abstractNumId="10">
     <w:nsid w:val="2C1309E6"/>
     <w:multiLevelType w:val="hybridMultilevel"/>
     <w:tmpl w:val="8640CCCE"/>
@@ -4404,7 +5125,96 @@
       </w:pPr>
     </w:lvl>
   </w:abstractNum>
-  <w:abstractNum w:abstractNumId="10">
+  <w:abstractNum w:abstractNumId="11">
+    <w:nsid w:val="36F22818"/>
+    <w:multiLevelType w:val="hybridMultilevel"/>
+    <w:tmpl w:val="F50460EE"/>
+    <w:lvl w:ilvl="0" w:tplc="B0A8C64C">
+      <w:start w:val="1"/>
+      <w:numFmt w:val="decimal"/>
+      <w:lvlText w:val="%1、"/>
+      <w:lvlJc w:val="left"/>
+      <w:pPr>
+        <w:ind w:left="360" w:hanging="360"/>
+      </w:pPr>
+      <w:rPr>
+        <w:rFonts w:hint="default"/>
+      </w:rPr>
+    </w:lvl>
+    <w:lvl w:ilvl="1" w:tplc="04090019" w:tentative="1">
+      <w:start w:val="1"/>
+      <w:numFmt w:val="lowerLetter"/>
+      <w:lvlText w:val="%2)"/>
+      <w:lvlJc w:val="left"/>
+      <w:pPr>
+        <w:ind w:left="840" w:hanging="420"/>
+      </w:pPr>
+    </w:lvl>
+    <w:lvl w:ilvl="2" w:tplc="0409001B" w:tentative="1">
+      <w:start w:val="1"/>
+      <w:numFmt w:val="lowerRoman"/>
+      <w:lvlText w:val="%3."/>
+      <w:lvlJc w:val="right"/>
+      <w:pPr>
+        <w:ind w:left="1260" w:hanging="420"/>
+      </w:pPr>
+    </w:lvl>
+    <w:lvl w:ilvl="3" w:tplc="0409000F" w:tentative="1">
+      <w:start w:val="1"/>
+      <w:numFmt w:val="decimal"/>
+      <w:lvlText w:val="%4."/>
+      <w:lvlJc w:val="left"/>
+      <w:pPr>
+        <w:ind w:left="1680" w:hanging="420"/>
+      </w:pPr>
+    </w:lvl>
+    <w:lvl w:ilvl="4" w:tplc="04090019" w:tentative="1">
+      <w:start w:val="1"/>
+      <w:numFmt w:val="lowerLetter"/>
+      <w:lvlText w:val="%5)"/>
+      <w:lvlJc w:val="left"/>
+      <w:pPr>
+        <w:ind w:left="2100" w:hanging="420"/>
+      </w:pPr>
+    </w:lvl>
+    <w:lvl w:ilvl="5" w:tplc="0409001B" w:tentative="1">
+      <w:start w:val="1"/>
+      <w:numFmt w:val="lowerRoman"/>
+      <w:lvlText w:val="%6."/>
+      <w:lvlJc w:val="right"/>
+      <w:pPr>
+        <w:ind w:left="2520" w:hanging="420"/>
+      </w:pPr>
+    </w:lvl>
+    <w:lvl w:ilvl="6" w:tplc="0409000F" w:tentative="1">
+      <w:start w:val="1"/>
+      <w:numFmt w:val="decimal"/>
+      <w:lvlText w:val="%7."/>
+      <w:lvlJc w:val="left"/>
+      <w:pPr>
+        <w:ind w:left="2940" w:hanging="420"/>
+      </w:pPr>
+    </w:lvl>
+    <w:lvl w:ilvl="7" w:tplc="04090019" w:tentative="1">
+      <w:start w:val="1"/>
+      <w:numFmt w:val="lowerLetter"/>
+      <w:lvlText w:val="%8)"/>
+      <w:lvlJc w:val="left"/>
+      <w:pPr>
+        <w:ind w:left="3360" w:hanging="420"/>
+      </w:pPr>
+    </w:lvl>
+    <w:lvl w:ilvl="8" w:tplc="0409001B" w:tentative="1">
+      <w:start w:val="1"/>
+      <w:numFmt w:val="lowerRoman"/>
+      <w:lvlText w:val="%9."/>
+      <w:lvlJc w:val="right"/>
+      <w:pPr>
+        <w:ind w:left="3780" w:hanging="420"/>
+      </w:pPr>
+    </w:lvl>
+  </w:abstractNum>
+  <w:abstractNum w:abstractNumId="12">
     <w:nsid w:val="377F3394"/>
     <w:multiLevelType w:val="hybridMultilevel"/>
     <w:tmpl w:val="EB26AF84"/>
@@ -4490,7 +5300,7 @@
       </w:pPr>
     </w:lvl>
   </w:abstractNum>
-  <w:abstractNum w:abstractNumId="11">
+  <w:abstractNum w:abstractNumId="13">
     <w:nsid w:val="388461A4"/>
     <w:multiLevelType w:val="hybridMultilevel"/>
     <w:tmpl w:val="4872D32C"/>
@@ -4576,7 +5386,7 @@
       </w:pPr>
     </w:lvl>
   </w:abstractNum>
-  <w:abstractNum w:abstractNumId="12">
+  <w:abstractNum w:abstractNumId="14">
     <w:nsid w:val="403447C5"/>
     <w:multiLevelType w:val="hybridMultilevel"/>
     <w:tmpl w:val="E8BCF950"/>
@@ -4665,7 +5475,7 @@
       </w:pPr>
     </w:lvl>
   </w:abstractNum>
-  <w:abstractNum w:abstractNumId="13">
+  <w:abstractNum w:abstractNumId="15">
     <w:nsid w:val="41075AFD"/>
     <w:multiLevelType w:val="hybridMultilevel"/>
     <w:tmpl w:val="E7A660CA"/>
@@ -4775,7 +5585,7 @@
       </w:pPr>
     </w:lvl>
   </w:abstractNum>
-  <w:abstractNum w:abstractNumId="14">
+  <w:abstractNum w:abstractNumId="16">
     <w:nsid w:val="424D42FA"/>
     <w:multiLevelType w:val="hybridMultilevel"/>
     <w:tmpl w:val="62F8328E"/>
@@ -4864,7 +5674,7 @@
       </w:pPr>
     </w:lvl>
   </w:abstractNum>
-  <w:abstractNum w:abstractNumId="15">
+  <w:abstractNum w:abstractNumId="17">
     <w:nsid w:val="4BC2185E"/>
     <w:multiLevelType w:val="hybridMultilevel"/>
     <w:tmpl w:val="C3703918"/>
@@ -4953,7 +5763,7 @@
       </w:pPr>
     </w:lvl>
   </w:abstractNum>
-  <w:abstractNum w:abstractNumId="16">
+  <w:abstractNum w:abstractNumId="18">
     <w:nsid w:val="54F44D6D"/>
     <w:multiLevelType w:val="hybridMultilevel"/>
     <w:tmpl w:val="294004A4"/>
@@ -5066,7 +5876,7 @@
       </w:pPr>
     </w:lvl>
   </w:abstractNum>
-  <w:abstractNum w:abstractNumId="17">
+  <w:abstractNum w:abstractNumId="19">
     <w:nsid w:val="589E00D2"/>
     <w:multiLevelType w:val="hybridMultilevel"/>
     <w:tmpl w:val="712282AA"/>
@@ -5177,7 +5987,7 @@
       </w:pPr>
     </w:lvl>
   </w:abstractNum>
-  <w:abstractNum w:abstractNumId="18">
+  <w:abstractNum w:abstractNumId="20">
     <w:nsid w:val="5D332CCD"/>
     <w:multiLevelType w:val="hybridMultilevel"/>
     <w:tmpl w:val="CE423E6C"/>
@@ -5263,7 +6073,185 @@
       </w:pPr>
     </w:lvl>
   </w:abstractNum>
-  <w:abstractNum w:abstractNumId="19">
+  <w:abstractNum w:abstractNumId="21">
+    <w:nsid w:val="653B522F"/>
+    <w:multiLevelType w:val="hybridMultilevel"/>
+    <w:tmpl w:val="1334F9F8"/>
+    <w:lvl w:ilvl="0" w:tplc="B0A8C64C">
+      <w:start w:val="1"/>
+      <w:numFmt w:val="decimal"/>
+      <w:lvlText w:val="%1、"/>
+      <w:lvlJc w:val="left"/>
+      <w:pPr>
+        <w:ind w:left="360" w:hanging="360"/>
+      </w:pPr>
+      <w:rPr>
+        <w:rFonts w:hint="default"/>
+      </w:rPr>
+    </w:lvl>
+    <w:lvl w:ilvl="1" w:tplc="04090019" w:tentative="1">
+      <w:start w:val="1"/>
+      <w:numFmt w:val="lowerLetter"/>
+      <w:lvlText w:val="%2)"/>
+      <w:lvlJc w:val="left"/>
+      <w:pPr>
+        <w:ind w:left="840" w:hanging="420"/>
+      </w:pPr>
+    </w:lvl>
+    <w:lvl w:ilvl="2" w:tplc="0409001B" w:tentative="1">
+      <w:start w:val="1"/>
+      <w:numFmt w:val="lowerRoman"/>
+      <w:lvlText w:val="%3."/>
+      <w:lvlJc w:val="right"/>
+      <w:pPr>
+        <w:ind w:left="1260" w:hanging="420"/>
+      </w:pPr>
+    </w:lvl>
+    <w:lvl w:ilvl="3" w:tplc="0409000F" w:tentative="1">
+      <w:start w:val="1"/>
+      <w:numFmt w:val="decimal"/>
+      <w:lvlText w:val="%4."/>
+      <w:lvlJc w:val="left"/>
+      <w:pPr>
+        <w:ind w:left="1680" w:hanging="420"/>
+      </w:pPr>
+    </w:lvl>
+    <w:lvl w:ilvl="4" w:tplc="04090019" w:tentative="1">
+      <w:start w:val="1"/>
+      <w:numFmt w:val="lowerLetter"/>
+      <w:lvlText w:val="%5)"/>
+      <w:lvlJc w:val="left"/>
+      <w:pPr>
+        <w:ind w:left="2100" w:hanging="420"/>
+      </w:pPr>
+    </w:lvl>
+    <w:lvl w:ilvl="5" w:tplc="0409001B" w:tentative="1">
+      <w:start w:val="1"/>
+      <w:numFmt w:val="lowerRoman"/>
+      <w:lvlText w:val="%6."/>
+      <w:lvlJc w:val="right"/>
+      <w:pPr>
+        <w:ind w:left="2520" w:hanging="420"/>
+      </w:pPr>
+    </w:lvl>
+    <w:lvl w:ilvl="6" w:tplc="0409000F" w:tentative="1">
+      <w:start w:val="1"/>
+      <w:numFmt w:val="decimal"/>
+      <w:lvlText w:val="%7."/>
+      <w:lvlJc w:val="left"/>
+      <w:pPr>
+        <w:ind w:left="2940" w:hanging="420"/>
+      </w:pPr>
+    </w:lvl>
+    <w:lvl w:ilvl="7" w:tplc="04090019" w:tentative="1">
+      <w:start w:val="1"/>
+      <w:numFmt w:val="lowerLetter"/>
+      <w:lvlText w:val="%8)"/>
+      <w:lvlJc w:val="left"/>
+      <w:pPr>
+        <w:ind w:left="3360" w:hanging="420"/>
+      </w:pPr>
+    </w:lvl>
+    <w:lvl w:ilvl="8" w:tplc="0409001B" w:tentative="1">
+      <w:start w:val="1"/>
+      <w:numFmt w:val="lowerRoman"/>
+      <w:lvlText w:val="%9."/>
+      <w:lvlJc w:val="right"/>
+      <w:pPr>
+        <w:ind w:left="3780" w:hanging="420"/>
+      </w:pPr>
+    </w:lvl>
+  </w:abstractNum>
+  <w:abstractNum w:abstractNumId="22">
+    <w:nsid w:val="66192279"/>
+    <w:multiLevelType w:val="hybridMultilevel"/>
+    <w:tmpl w:val="1334F9F8"/>
+    <w:lvl w:ilvl="0" w:tplc="B0A8C64C">
+      <w:start w:val="1"/>
+      <w:numFmt w:val="decimal"/>
+      <w:lvlText w:val="%1、"/>
+      <w:lvlJc w:val="left"/>
+      <w:pPr>
+        <w:ind w:left="360" w:hanging="360"/>
+      </w:pPr>
+      <w:rPr>
+        <w:rFonts w:hint="default"/>
+      </w:rPr>
+    </w:lvl>
+    <w:lvl w:ilvl="1" w:tplc="04090019" w:tentative="1">
+      <w:start w:val="1"/>
+      <w:numFmt w:val="lowerLetter"/>
+      <w:lvlText w:val="%2)"/>
+      <w:lvlJc w:val="left"/>
+      <w:pPr>
+        <w:ind w:left="840" w:hanging="420"/>
+      </w:pPr>
+    </w:lvl>
+    <w:lvl w:ilvl="2" w:tplc="0409001B" w:tentative="1">
+      <w:start w:val="1"/>
+      <w:numFmt w:val="lowerRoman"/>
+      <w:lvlText w:val="%3."/>
+      <w:lvlJc w:val="right"/>
+      <w:pPr>
+        <w:ind w:left="1260" w:hanging="420"/>
+      </w:pPr>
+    </w:lvl>
+    <w:lvl w:ilvl="3" w:tplc="0409000F" w:tentative="1">
+      <w:start w:val="1"/>
+      <w:numFmt w:val="decimal"/>
+      <w:lvlText w:val="%4."/>
+      <w:lvlJc w:val="left"/>
+      <w:pPr>
+        <w:ind w:left="1680" w:hanging="420"/>
+      </w:pPr>
+    </w:lvl>
+    <w:lvl w:ilvl="4" w:tplc="04090019" w:tentative="1">
+      <w:start w:val="1"/>
+      <w:numFmt w:val="lowerLetter"/>
+      <w:lvlText w:val="%5)"/>
+      <w:lvlJc w:val="left"/>
+      <w:pPr>
+        <w:ind w:left="2100" w:hanging="420"/>
+      </w:pPr>
+    </w:lvl>
+    <w:lvl w:ilvl="5" w:tplc="0409001B" w:tentative="1">
+      <w:start w:val="1"/>
+      <w:numFmt w:val="lowerRoman"/>
+      <w:lvlText w:val="%6."/>
+      <w:lvlJc w:val="right"/>
+      <w:pPr>
+        <w:ind w:left="2520" w:hanging="420"/>
+      </w:pPr>
+    </w:lvl>
+    <w:lvl w:ilvl="6" w:tplc="0409000F" w:tentative="1">
+      <w:start w:val="1"/>
+      <w:numFmt w:val="decimal"/>
+      <w:lvlText w:val="%7."/>
+      <w:lvlJc w:val="left"/>
+      <w:pPr>
+        <w:ind w:left="2940" w:hanging="420"/>
+      </w:pPr>
+    </w:lvl>
+    <w:lvl w:ilvl="7" w:tplc="04090019" w:tentative="1">
+      <w:start w:val="1"/>
+      <w:numFmt w:val="lowerLetter"/>
+      <w:lvlText w:val="%8)"/>
+      <w:lvlJc w:val="left"/>
+      <w:pPr>
+        <w:ind w:left="3360" w:hanging="420"/>
+      </w:pPr>
+    </w:lvl>
+    <w:lvl w:ilvl="8" w:tplc="0409001B" w:tentative="1">
+      <w:start w:val="1"/>
+      <w:numFmt w:val="lowerRoman"/>
+      <w:lvlText w:val="%9."/>
+      <w:lvlJc w:val="right"/>
+      <w:pPr>
+        <w:ind w:left="3780" w:hanging="420"/>
+      </w:pPr>
+    </w:lvl>
+  </w:abstractNum>
+  <w:abstractNum w:abstractNumId="23">
     <w:nsid w:val="6B420927"/>
     <w:multiLevelType w:val="hybridMultilevel"/>
     <w:tmpl w:val="9800D3EA"/>
@@ -5373,7 +6361,7 @@
       </w:pPr>
     </w:lvl>
   </w:abstractNum>
-  <w:abstractNum w:abstractNumId="20">
+  <w:abstractNum w:abstractNumId="24">
     <w:nsid w:val="6C511EC7"/>
     <w:multiLevelType w:val="hybridMultilevel"/>
     <w:tmpl w:val="3BAC85A6"/>
@@ -5483,7 +6471,7 @@
       </w:pPr>
     </w:lvl>
   </w:abstractNum>
-  <w:abstractNum w:abstractNumId="21">
+  <w:abstractNum w:abstractNumId="25">
     <w:nsid w:val="7B140A86"/>
     <w:multiLevelType w:val="hybridMultilevel"/>
     <w:tmpl w:val="C908D8F8"/>
@@ -5594,7 +6582,7 @@
     </w:lvl>
   </w:abstractNum>
   <w:num w:numId="1">
-    <w:abstractNumId w:val="3"/>
+    <w:abstractNumId w:val="4"/>
     <w:lvlOverride w:ilvl="0">
       <w:startOverride w:val="1"/>
     </w:lvlOverride>
@@ -5624,7 +6612,7 @@
     </w:lvlOverride>
   </w:num>
   <w:num w:numId="2">
-    <w:abstractNumId w:val="17"/>
+    <w:abstractNumId w:val="19"/>
     <w:lvlOverride w:ilvl="0">
       <w:startOverride w:val="1"/>
     </w:lvlOverride>
@@ -5654,7 +6642,7 @@
     </w:lvlOverride>
   </w:num>
   <w:num w:numId="3">
-    <w:abstractNumId w:val="13"/>
+    <w:abstractNumId w:val="15"/>
     <w:lvlOverride w:ilvl="0">
       <w:startOverride w:val="1"/>
     </w:lvlOverride>
@@ -5684,7 +6672,7 @@
     </w:lvlOverride>
   </w:num>
   <w:num w:numId="4">
-    <w:abstractNumId w:val="8"/>
+    <w:abstractNumId w:val="9"/>
     <w:lvlOverride w:ilvl="0"/>
     <w:lvlOverride w:ilvl="1">
       <w:startOverride w:val="1"/>
@@ -5712,7 +6700,7 @@
     </w:lvlOverride>
   </w:num>
   <w:num w:numId="5">
-    <w:abstractNumId w:val="16"/>
+    <w:abstractNumId w:val="18"/>
     <w:lvlOverride w:ilvl="0"/>
     <w:lvlOverride w:ilvl="1">
       <w:startOverride w:val="1"/>
@@ -5740,7 +6728,7 @@
     </w:lvlOverride>
   </w:num>
   <w:num w:numId="6">
-    <w:abstractNumId w:val="20"/>
+    <w:abstractNumId w:val="24"/>
     <w:lvlOverride w:ilvl="0">
       <w:startOverride w:val="1"/>
     </w:lvlOverride>
@@ -5770,7 +6758,7 @@
     </w:lvlOverride>
   </w:num>
   <w:num w:numId="7">
-    <w:abstractNumId w:val="19"/>
+    <w:abstractNumId w:val="23"/>
     <w:lvlOverride w:ilvl="0">
       <w:startOverride w:val="1"/>
     </w:lvlOverride>
@@ -5800,6 +6788,66 @@
     </w:lvlOverride>
   </w:num>
   <w:num w:numId="8">
+    <w:abstractNumId w:val="6"/>
+    <w:lvlOverride w:ilvl="0">
+      <w:startOverride w:val="1"/>
+    </w:lvlOverride>
+    <w:lvlOverride w:ilvl="1">
+      <w:startOverride w:val="1"/>
+    </w:lvlOverride>
+    <w:lvlOverride w:ilvl="2">
+      <w:startOverride w:val="1"/>
+    </w:lvlOverride>
+    <w:lvlOverride w:ilvl="3">
+      <w:startOverride w:val="1"/>
+    </w:lvlOverride>
+    <w:lvlOverride w:ilvl="4">
+      <w:startOverride w:val="1"/>
+    </w:lvlOverride>
+    <w:lvlOverride w:ilvl="5">
+      <w:startOverride w:val="1"/>
+    </w:lvlOverride>
+    <w:lvlOverride w:ilvl="6">
+      <w:startOverride w:val="1"/>
+    </w:lvlOverride>
+    <w:lvlOverride w:ilvl="7">
+      <w:startOverride w:val="1"/>
+    </w:lvlOverride>
+    <w:lvlOverride w:ilvl="8">
+      <w:startOverride w:val="1"/>
+    </w:lvlOverride>
+  </w:num>
+  <w:num w:numId="9">
+    <w:abstractNumId w:val="25"/>
+    <w:lvlOverride w:ilvl="0">
+      <w:startOverride w:val="1"/>
+    </w:lvlOverride>
+    <w:lvlOverride w:ilvl="1">
+      <w:startOverride w:val="1"/>
+    </w:lvlOverride>
+    <w:lvlOverride w:ilvl="2">
+      <w:startOverride w:val="1"/>
+    </w:lvlOverride>
+    <w:lvlOverride w:ilvl="3">
+      <w:startOverride w:val="1"/>
+    </w:lvlOverride>
+    <w:lvlOverride w:ilvl="4">
+      <w:startOverride w:val="1"/>
+    </w:lvlOverride>
+    <w:lvlOverride w:ilvl="5">
+      <w:startOverride w:val="1"/>
+    </w:lvlOverride>
+    <w:lvlOverride w:ilvl="6">
+      <w:startOverride w:val="1"/>
+    </w:lvlOverride>
+    <w:lvlOverride w:ilvl="7">
+      <w:startOverride w:val="1"/>
+    </w:lvlOverride>
+    <w:lvlOverride w:ilvl="8">
+      <w:startOverride w:val="1"/>
+    </w:lvlOverride>
+  </w:num>
+  <w:num w:numId="10">
     <w:abstractNumId w:val="5"/>
     <w:lvlOverride w:ilvl="0">
       <w:startOverride w:val="1"/>
@@ -5829,110 +6877,62 @@
       <w:startOverride w:val="1"/>
     </w:lvlOverride>
   </w:num>
-  <w:num w:numId="9">
-    <w:abstractNumId w:val="21"/>
-    <w:lvlOverride w:ilvl="0">
-      <w:startOverride w:val="1"/>
-    </w:lvlOverride>
-    <w:lvlOverride w:ilvl="1">
-      <w:startOverride w:val="1"/>
-    </w:lvlOverride>
-    <w:lvlOverride w:ilvl="2">
-      <w:startOverride w:val="1"/>
-    </w:lvlOverride>
-    <w:lvlOverride w:ilvl="3">
-      <w:startOverride w:val="1"/>
-    </w:lvlOverride>
-    <w:lvlOverride w:ilvl="4">
-      <w:startOverride w:val="1"/>
-    </w:lvlOverride>
-    <w:lvlOverride w:ilvl="5">
-      <w:startOverride w:val="1"/>
-    </w:lvlOverride>
-    <w:lvlOverride w:ilvl="6">
-      <w:startOverride w:val="1"/>
-    </w:lvlOverride>
-    <w:lvlOverride w:ilvl="7">
-      <w:startOverride w:val="1"/>
-    </w:lvlOverride>
-    <w:lvlOverride w:ilvl="8">
-      <w:startOverride w:val="1"/>
-    </w:lvlOverride>
-  </w:num>
-  <w:num w:numId="10">
-    <w:abstractNumId w:val="4"/>
-    <w:lvlOverride w:ilvl="0">
-      <w:startOverride w:val="1"/>
-    </w:lvlOverride>
-    <w:lvlOverride w:ilvl="1">
-      <w:startOverride w:val="1"/>
-    </w:lvlOverride>
-    <w:lvlOverride w:ilvl="2">
-      <w:startOverride w:val="1"/>
-    </w:lvlOverride>
-    <w:lvlOverride w:ilvl="3">
-      <w:startOverride w:val="1"/>
-    </w:lvlOverride>
-    <w:lvlOverride w:ilvl="4">
-      <w:startOverride w:val="1"/>
-    </w:lvlOverride>
-    <w:lvlOverride w:ilvl="5">
-      <w:startOverride w:val="1"/>
-    </w:lvlOverride>
-    <w:lvlOverride w:ilvl="6">
-      <w:startOverride w:val="1"/>
-    </w:lvlOverride>
-    <w:lvlOverride w:ilvl="7">
-      <w:startOverride w:val="1"/>
-    </w:lvlOverride>
-    <w:lvlOverride w:ilvl="8">
-      <w:startOverride w:val="1"/>
-    </w:lvlOverride>
-  </w:num>
   <w:num w:numId="11">
-    <w:abstractNumId w:val="12"/>
+    <w:abstractNumId w:val="14"/>
   </w:num>
   <w:num w:numId="12">
-    <w:abstractNumId w:val="15"/>
+    <w:abstractNumId w:val="17"/>
   </w:num>
   <w:num w:numId="13">
-    <w:abstractNumId w:val="8"/>
+    <w:abstractNumId w:val="9"/>
   </w:num>
   <w:num w:numId="14">
-    <w:abstractNumId w:val="5"/>
+    <w:abstractNumId w:val="6"/>
   </w:num>
   <w:num w:numId="15">
-    <w:abstractNumId w:val="3"/>
+    <w:abstractNumId w:val="4"/>
   </w:num>
   <w:num w:numId="16">
-    <w:abstractNumId w:val="7"/>
+    <w:abstractNumId w:val="8"/>
   </w:num>
   <w:num w:numId="17">
     <w:abstractNumId w:val="1"/>
   </w:num>
   <w:num w:numId="18">
-    <w:abstractNumId w:val="11"/>
+    <w:abstractNumId w:val="13"/>
   </w:num>
   <w:num w:numId="19">
-    <w:abstractNumId w:val="14"/>
+    <w:abstractNumId w:val="16"/>
   </w:num>
   <w:num w:numId="20">
-    <w:abstractNumId w:val="6"/>
+    <w:abstractNumId w:val="7"/>
   </w:num>
   <w:num w:numId="21">
-    <w:abstractNumId w:val="9"/>
+    <w:abstractNumId w:val="10"/>
   </w:num>
   <w:num w:numId="22">
-    <w:abstractNumId w:val="18"/>
+    <w:abstractNumId w:val="20"/>
   </w:num>
   <w:num w:numId="23">
     <w:abstractNumId w:val="2"/>
   </w:num>
   <w:num w:numId="24">
-    <w:abstractNumId w:val="10"/>
+    <w:abstractNumId w:val="12"/>
   </w:num>
   <w:num w:numId="25">
     <w:abstractNumId w:val="0"/>
+  </w:num>
+  <w:num w:numId="26">
+    <w:abstractNumId w:val="11"/>
+  </w:num>
+  <w:num w:numId="27">
+    <w:abstractNumId w:val="3"/>
+  </w:num>
+  <w:num w:numId="28">
+    <w:abstractNumId w:val="22"/>
+  </w:num>
+  <w:num w:numId="29">
+    <w:abstractNumId w:val="21"/>
   </w:num>
 </w:numbering>
 </file>
@@ -6157,7 +7157,6 @@
   <w:style w:type="character" w:default="1" w:styleId="DefaultParagraphFont">
     <w:name w:val="Default Paragraph Font"/>
     <w:uiPriority w:val="1"/>
-    <w:semiHidden/>
     <w:unhideWhenUsed/>
   </w:style>
   <w:style w:type="table" w:default="1" w:styleId="TableNormal">
@@ -6335,6 +7334,17 @@
       <w:rFonts w:ascii="Tahoma" w:hAnsi="Tahoma" w:cs="Tahoma"/>
       <w:sz w:val="18"/>
       <w:szCs w:val="18"/>
+    </w:rPr>
+  </w:style>
+  <w:style w:type="character" w:styleId="Hyperlink">
+    <w:name w:val="Hyperlink"/>
+    <w:basedOn w:val="DefaultParagraphFont"/>
+    <w:uiPriority w:val="99"/>
+    <w:unhideWhenUsed/>
+    <w:rsid w:val="009B5069"/>
+    <w:rPr>
+      <w:color w:val="0000FF" w:themeColor="hyperlink"/>
+      <w:u w:val="single"/>
     </w:rPr>
   </w:style>
 </w:styles>

--- a/internal_doc/03.开发设计/Story-rebuilding_index_optimization.docx
+++ b/internal_doc/03.开发设计/Story-rebuilding_index_optimization.docx
@@ -195,11 +195,6 @@
       </w:r>
     </w:p>
     <w:p>
-      <w:pPr>
-        <w:rPr>
-          <w:rFonts w:hint="eastAsia"/>
-        </w:rPr>
-      </w:pPr>
       <w:r>
         <w:t>Story.</w:t>
       </w:r>
@@ -528,64 +523,6 @@
       </w:r>
     </w:p>
     <w:p>
-      <w:pPr>
-        <w:ind w:left="0" w:firstLineChars="200" w:firstLine="420"/>
-        <w:rPr>
-          <w:rFonts w:hint="eastAsia"/>
-        </w:rPr>
-      </w:pPr>
-      <w:r>
-        <w:rPr>
-          <w:rFonts w:hint="eastAsia"/>
-        </w:rPr>
-        <w:t>创建索引的接口增加</w:t>
-      </w:r>
-      <w:r>
-        <w:rPr>
-          <w:rFonts w:hint="eastAsia"/>
-        </w:rPr>
-        <w:t>选项</w:t>
-      </w:r>
-      <w:r>
-        <w:rPr>
-          <w:rFonts w:hint="eastAsia"/>
-        </w:rPr>
-        <w:t>，表示创建索引</w:t>
-      </w:r>
-      <w:r>
-        <w:rPr>
-          <w:rFonts w:hint="eastAsia"/>
-        </w:rPr>
-        <w:t>是</w:t>
-      </w:r>
-      <w:r>
-        <w:rPr>
-          <w:rFonts w:hint="eastAsia"/>
-        </w:rPr>
-        <w:t>在线还是离线</w:t>
-      </w:r>
-      <w:r>
-        <w:rPr>
-          <w:rFonts w:hint="eastAsia"/>
-        </w:rPr>
-        <w:t>操作</w:t>
-      </w:r>
-      <w:r>
-        <w:rPr>
-          <w:rFonts w:hint="eastAsia"/>
-        </w:rPr>
-        <w:t>。</w:t>
-      </w:r>
-    </w:p>
-    <w:p>
-      <w:pPr>
-        <w:ind w:left="0" w:firstLineChars="200" w:firstLine="420"/>
-        <w:rPr>
-          <w:rFonts w:hint="eastAsia"/>
-        </w:rPr>
-      </w:pPr>
-    </w:p>
-    <w:p>
       <w:r>
         <w:rPr>
           <w:rFonts w:hint="eastAsia"/>
@@ -602,133 +539,19 @@
         <w:rPr>
           <w:rFonts w:hint="eastAsia"/>
         </w:rPr>
-        <w:t>及驱动程序中创建索引的接口增加参数</w:t>
-      </w:r>
-      <w:r>
-        <w:rPr>
-          <w:rFonts w:hint="eastAsia"/>
-        </w:rPr>
-        <w:t>option</w:t>
-      </w:r>
-      <w:r>
-        <w:rPr>
-          <w:rFonts w:hint="eastAsia"/>
-        </w:rPr>
-        <w:t>，在参数中可以指定创建索引的方式</w:t>
-      </w:r>
-      <w:r>
-        <w:rPr>
-          <w:rFonts w:hint="eastAsia"/>
-        </w:rPr>
-        <w:t>Mode</w:t>
-      </w:r>
-      <w:r>
-        <w:rPr>
-          <w:rFonts w:hint="eastAsia"/>
-        </w:rPr>
-        <w:t>（</w:t>
-      </w:r>
-      <w:r>
-        <w:rPr>
-          <w:rFonts w:hint="eastAsia"/>
-        </w:rPr>
-        <w:t>on</w:t>
-      </w:r>
-      <w:r>
-        <w:rPr>
-          <w:rFonts w:hint="eastAsia"/>
-        </w:rPr>
-        <w:t>line</w:t>
-      </w:r>
-      <w:r>
-        <w:rPr>
-          <w:rFonts w:hint="eastAsia"/>
-        </w:rPr>
-        <w:t>、</w:t>
-      </w:r>
-      <w:r>
-        <w:rPr>
-          <w:rFonts w:hint="eastAsia"/>
-        </w:rPr>
-        <w:t>offline</w:t>
-      </w:r>
-      <w:r>
-        <w:rPr>
-          <w:rFonts w:hint="eastAsia"/>
-        </w:rPr>
-        <w:t>）</w:t>
-      </w:r>
-      <w:r>
-        <w:rPr>
-          <w:rFonts w:hint="eastAsia"/>
-        </w:rPr>
-        <w:t>和排序空间大小</w:t>
-      </w:r>
-      <w:r>
-        <w:rPr>
-          <w:rFonts w:hint="eastAsia"/>
-        </w:rPr>
-        <w:t>BufferSize</w:t>
-      </w:r>
-      <w:r>
-        <w:rPr>
-          <w:rFonts w:hint="eastAsia"/>
-        </w:rPr>
-        <w:t>（</w:t>
-      </w:r>
-      <w:r>
-        <w:rPr>
-          <w:rFonts w:hint="eastAsia"/>
-        </w:rPr>
-        <w:t>默认值和</w:t>
-      </w:r>
-      <w:r>
-        <w:rPr>
-          <w:rFonts w:hint="eastAsia"/>
-        </w:rPr>
-        <w:t>最小</w:t>
-      </w:r>
-      <w:r>
-        <w:rPr>
-          <w:rFonts w:hint="eastAsia"/>
-        </w:rPr>
-        <w:t>值</w:t>
-      </w:r>
-      <w:r>
-        <w:rPr>
-          <w:rFonts w:hint="eastAsia"/>
-        </w:rPr>
-        <w:t>为</w:t>
-      </w:r>
-      <w:r>
-        <w:rPr>
-          <w:rFonts w:hint="eastAsia"/>
-        </w:rPr>
-        <w:t>128</w:t>
-      </w:r>
-      <w:r>
-        <w:rPr>
-          <w:rFonts w:hint="eastAsia"/>
-        </w:rPr>
-        <w:t>，单位为</w:t>
-      </w:r>
-      <w:r>
-        <w:rPr>
-          <w:rFonts w:hint="eastAsia"/>
-        </w:rPr>
-        <w:t>MB</w:t>
-      </w:r>
-      <w:r>
-        <w:rPr>
-          <w:rFonts w:hint="eastAsia"/>
-        </w:rPr>
-        <w:t>）</w:t>
-      </w:r>
-      <w:r>
-        <w:rPr>
-          <w:rFonts w:hint="eastAsia"/>
-        </w:rPr>
-        <w:t>。</w:t>
+        <w:t>及驱动程序中创建索引的接口增加</w:t>
+      </w:r>
+      <w:r>
+        <w:rPr>
+          <w:rFonts w:hint="eastAsia"/>
+        </w:rPr>
+        <w:t>离线创建索引的接口</w:t>
+      </w:r>
+      <w:r>
+        <w:rPr>
+          <w:rFonts w:hint="eastAsia"/>
+        </w:rPr>
+        <w:t>:</w:t>
       </w:r>
     </w:p>
     <w:p>
@@ -753,31 +576,40 @@
         <w:t>：</w:t>
       </w:r>
       <w:r>
-        <w:t>db.collectionspace.collection.createIndex()</w:t>
-      </w:r>
-      <w:r>
-        <w:rPr>
-          <w:rFonts w:hint="eastAsia"/>
-        </w:rPr>
-        <w:t>增加一个</w:t>
-      </w:r>
-      <w:r>
-        <w:rPr>
-          <w:rFonts w:hint="eastAsia"/>
-        </w:rPr>
-        <w:t>json</w:t>
-      </w:r>
-      <w:r>
-        <w:rPr>
-          <w:rFonts w:hint="eastAsia"/>
-        </w:rPr>
-        <w:t>类型的参数</w:t>
-      </w:r>
-      <w:r>
-        <w:rPr>
-          <w:rFonts w:hint="eastAsia"/>
-        </w:rPr>
-        <w:t>option</w:t>
+        <w:rPr>
+          <w:rFonts w:hint="eastAsia"/>
+        </w:rPr>
+        <w:t>增加</w:t>
+      </w:r>
+      <w:r>
+        <w:t>db.collectionspace.collection.createIndex</w:t>
+      </w:r>
+      <w:r>
+        <w:rPr>
+          <w:rFonts w:hint="eastAsia"/>
+        </w:rPr>
+        <w:t>Offline</w:t>
+      </w:r>
+      <w:r>
+        <w:t>()</w:t>
+      </w:r>
+      <w:r>
+        <w:rPr>
+          <w:rFonts w:hint="eastAsia"/>
+        </w:rPr>
+        <w:t>接口，参数与</w:t>
+      </w:r>
+      <w:r>
+        <w:rPr>
+          <w:rFonts w:hint="eastAsia"/>
+        </w:rPr>
+        <w:t>createIndex()</w:t>
+      </w:r>
+      <w:r>
+        <w:rPr>
+          <w:rFonts w:hint="eastAsia"/>
+        </w:rPr>
+        <w:t>相同。</w:t>
       </w:r>
     </w:p>
     <w:p>
@@ -808,13 +640,25 @@
         <w:rPr>
           <w:rFonts w:hint="eastAsia"/>
         </w:rPr>
-        <w:t>2()</w:t>
-      </w:r>
-      <w:r>
-        <w:rPr>
-          <w:rFonts w:hint="eastAsia"/>
-        </w:rPr>
-        <w:t>，在</w:t>
+        <w:t>Offline</w:t>
+      </w:r>
+      <w:r>
+        <w:rPr>
+          <w:rFonts w:hint="eastAsia"/>
+        </w:rPr>
+        <w:t>()</w:t>
+      </w:r>
+      <w:r>
+        <w:rPr>
+          <w:rFonts w:hint="eastAsia"/>
+        </w:rPr>
+        <w:t>，</w:t>
+      </w:r>
+      <w:r>
+        <w:rPr>
+          <w:rFonts w:hint="eastAsia"/>
+        </w:rPr>
+        <w:t>参数与</w:t>
       </w:r>
       <w:r>
         <w:t>sdbCreateIndex</w:t>
@@ -829,25 +673,7 @@
         <w:rPr>
           <w:rFonts w:hint="eastAsia"/>
         </w:rPr>
-        <w:t>的基础上增加</w:t>
-      </w:r>
-      <w:r>
-        <w:rPr>
-          <w:rFonts w:hint="eastAsia"/>
-        </w:rPr>
-        <w:t>bson</w:t>
-      </w:r>
-      <w:r>
-        <w:rPr>
-          <w:rFonts w:hint="eastAsia"/>
-        </w:rPr>
-        <w:t>类型的参数</w:t>
-      </w:r>
-      <w:r>
-        <w:rPr>
-          <w:rFonts w:hint="eastAsia"/>
-        </w:rPr>
-        <w:t>option</w:t>
+        <w:t>相同</w:t>
       </w:r>
       <w:r>
         <w:rPr>
@@ -878,37 +704,31 @@
         <w:t>：</w:t>
       </w:r>
       <w:r>
+        <w:rPr>
+          <w:rFonts w:hint="eastAsia"/>
+        </w:rPr>
+        <w:t>增加</w:t>
+      </w:r>
+      <w:r>
         <w:t>sdbclient::sdbCollection::createIndex</w:t>
       </w:r>
       <w:r>
         <w:rPr>
           <w:rFonts w:hint="eastAsia"/>
         </w:rPr>
+        <w:t>Offline</w:t>
+      </w:r>
+      <w:r>
+        <w:rPr>
+          <w:rFonts w:hint="eastAsia"/>
+        </w:rPr>
         <w:t>()</w:t>
       </w:r>
       <w:r>
         <w:rPr>
           <w:rFonts w:hint="eastAsia"/>
         </w:rPr>
-        <w:t>增加一个</w:t>
-      </w:r>
-      <w:r>
-        <w:rPr>
-          <w:rFonts w:hint="eastAsia"/>
-        </w:rPr>
-        <w:t>BSONObj</w:t>
-      </w:r>
-      <w:r>
-        <w:rPr>
-          <w:rFonts w:hint="eastAsia"/>
-        </w:rPr>
-        <w:t>类型参数</w:t>
-      </w:r>
-      <w:r>
-        <w:rPr>
-          <w:rFonts w:hint="eastAsia"/>
-        </w:rPr>
-        <w:t>option</w:t>
+        <w:t>方法</w:t>
       </w:r>
       <w:r>
         <w:rPr>
@@ -939,40 +759,31 @@
         <w:t>：</w:t>
       </w:r>
       <w:r>
+        <w:rPr>
+          <w:rFonts w:hint="eastAsia"/>
+        </w:rPr>
+        <w:t>增加</w:t>
+      </w:r>
+      <w:r>
         <w:t>com.sequoiadb.base.DBCollection.createIndex</w:t>
       </w:r>
       <w:r>
         <w:rPr>
           <w:rFonts w:hint="eastAsia"/>
         </w:rPr>
+        <w:t>Offline</w:t>
+      </w:r>
+      <w:r>
+        <w:rPr>
+          <w:rFonts w:hint="eastAsia"/>
+        </w:rPr>
         <w:t>()</w:t>
       </w:r>
       <w:r>
         <w:rPr>
           <w:rFonts w:hint="eastAsia"/>
         </w:rPr>
-        <w:t>增加重载方法，在原有方法的基础上增加</w:t>
-      </w:r>
-      <w:r>
-        <w:t>BSONObject</w:t>
-      </w:r>
-      <w:r>
-        <w:rPr>
-          <w:rFonts w:hint="eastAsia"/>
-        </w:rPr>
-        <w:t>参数</w:t>
-      </w:r>
-      <w:r>
-        <w:rPr>
-          <w:rFonts w:hint="eastAsia"/>
-        </w:rPr>
-        <w:t>option</w:t>
-      </w:r>
-      <w:r>
-        <w:rPr>
-          <w:rFonts w:hint="eastAsia"/>
-        </w:rPr>
-        <w:t>。</w:t>
+        <w:t>方法。</w:t>
       </w:r>
     </w:p>
     <w:p>
@@ -997,34 +808,31 @@
         <w:t>：</w:t>
       </w:r>
       <w:r>
+        <w:rPr>
+          <w:rFonts w:hint="eastAsia"/>
+        </w:rPr>
+        <w:t>增加</w:t>
+      </w:r>
+      <w:r>
         <w:t>SequoiaDB.DBCollection.CreateIndex</w:t>
       </w:r>
       <w:r>
         <w:rPr>
           <w:rFonts w:hint="eastAsia"/>
         </w:rPr>
+        <w:t>Offline</w:t>
+      </w:r>
+      <w:r>
+        <w:rPr>
+          <w:rFonts w:hint="eastAsia"/>
+        </w:rPr>
         <w:t>()</w:t>
       </w:r>
       <w:r>
         <w:rPr>
           <w:rFonts w:hint="eastAsia"/>
         </w:rPr>
-        <w:t>增加重载方法，在原有方法的基础上增加</w:t>
-      </w:r>
-      <w:r>
-        <w:t>BsonDocument</w:t>
-      </w:r>
-      <w:r>
-        <w:rPr>
-          <w:rFonts w:hint="eastAsia"/>
-        </w:rPr>
-        <w:t>类型参数</w:t>
-      </w:r>
-      <w:r>
-        <w:rPr>
-          <w:rFonts w:hint="eastAsia"/>
-        </w:rPr>
-        <w:t>option</w:t>
+        <w:t>方法</w:t>
       </w:r>
       <w:r>
         <w:rPr>
@@ -1055,37 +863,31 @@
         <w:t>：</w:t>
       </w:r>
       <w:r>
+        <w:rPr>
+          <w:rFonts w:hint="eastAsia"/>
+        </w:rPr>
+        <w:t>增加</w:t>
+      </w:r>
+      <w:r>
         <w:t>pysequoiadb.collection.collection.create_index</w:t>
       </w:r>
       <w:r>
         <w:rPr>
           <w:rFonts w:hint="eastAsia"/>
         </w:rPr>
+        <w:t>_offline</w:t>
+      </w:r>
+      <w:r>
+        <w:rPr>
+          <w:rFonts w:hint="eastAsia"/>
+        </w:rPr>
         <w:t>()</w:t>
       </w:r>
       <w:r>
         <w:rPr>
           <w:rFonts w:hint="eastAsia"/>
         </w:rPr>
-        <w:t>增加一个</w:t>
-      </w:r>
-      <w:r>
-        <w:rPr>
-          <w:rFonts w:hint="eastAsia"/>
-        </w:rPr>
-        <w:t>dict</w:t>
-      </w:r>
-      <w:r>
-        <w:rPr>
-          <w:rFonts w:hint="eastAsia"/>
-        </w:rPr>
-        <w:t>类型参数</w:t>
-      </w:r>
-      <w:r>
-        <w:rPr>
-          <w:rFonts w:hint="eastAsia"/>
-        </w:rPr>
-        <w:t>option</w:t>
+        <w:t>方法</w:t>
       </w:r>
       <w:r>
         <w:rPr>
@@ -1116,37 +918,25 @@
         <w:t>：</w:t>
       </w:r>
       <w:r>
+        <w:rPr>
+          <w:rFonts w:hint="eastAsia"/>
+        </w:rPr>
+        <w:t>增加</w:t>
+      </w:r>
+      <w:r>
         <w:t>SequoiaCL::createIndex</w:t>
       </w:r>
       <w:r>
         <w:rPr>
           <w:rFonts w:hint="eastAsia"/>
         </w:rPr>
+        <w:t>Offline</w:t>
+      </w:r>
+      <w:r>
+        <w:rPr>
+          <w:rFonts w:hint="eastAsia"/>
+        </w:rPr>
         <w:t>()</w:t>
-      </w:r>
-      <w:r>
-        <w:rPr>
-          <w:rFonts w:hint="eastAsia"/>
-        </w:rPr>
-        <w:t>增加一个</w:t>
-      </w:r>
-      <w:r>
-        <w:rPr>
-          <w:rFonts w:hint="eastAsia"/>
-        </w:rPr>
-        <w:t>array|string</w:t>
-      </w:r>
-      <w:r>
-        <w:rPr>
-          <w:rFonts w:hint="eastAsia"/>
-        </w:rPr>
-        <w:t>类型参数</w:t>
-      </w:r>
-      <w:r>
-        <w:rPr>
-          <w:rFonts w:hint="eastAsia"/>
-        </w:rPr>
-        <w:t>option</w:t>
       </w:r>
       <w:r>
         <w:rPr>
@@ -1224,11 +1014,6 @@
       </w:r>
     </w:p>
     <w:p>
-      <w:pPr>
-        <w:rPr>
-          <w:rFonts w:hint="eastAsia"/>
-        </w:rPr>
-      </w:pPr>
       <w:r>
         <w:rPr>
           <w:rFonts w:hint="eastAsia"/>
@@ -1237,11 +1022,6 @@
       </w:r>
     </w:p>
     <w:p>
-      <w:pPr>
-        <w:rPr>
-          <w:rFonts w:hint="eastAsia"/>
-        </w:rPr>
-      </w:pPr>
       <w:r>
         <w:rPr>
           <w:rFonts w:hint="eastAsia"/>
@@ -1272,6 +1052,7 @@
         <w:rPr>
           <w:rFonts w:hint="eastAsia"/>
         </w:rPr>
+        <w:lastRenderedPageBreak/>
         <w:t>如果离线方式创建索引耗时过长，可能会导致数据切分也执行很久</w:t>
       </w:r>
       <w:r>
@@ -1561,10 +1342,10 @@
             <v:path o:extrusionok="f" gradientshapeok="t" o:connecttype="rect"/>
             <o:lock v:ext="edit" aspectratio="t"/>
           </v:shapetype>
-          <v:shape id="_x0000_i1025" type="#_x0000_t75" style="width:257.85pt;height:342.9pt" o:ole="">
+          <v:shape id="_x0000_i1025" type="#_x0000_t75" style="width:257.7pt;height:343.2pt" o:ole="">
             <v:imagedata r:id="rId6" o:title=""/>
           </v:shape>
-          <o:OLEObject Type="Embed" ProgID="Visio.Drawing.11" ShapeID="_x0000_i1025" DrawAspect="Content" ObjectID="_1494936388" r:id="rId7"/>
+          <o:OLEObject Type="Embed" ProgID="Visio.Drawing.11" ShapeID="_x0000_i1025" DrawAspect="Content" ObjectID="_1496247158" r:id="rId7"/>
         </w:object>
       </w:r>
     </w:p>
@@ -1582,7 +1363,6 @@
         <w:rPr>
           <w:rFonts w:hint="eastAsia"/>
         </w:rPr>
-        <w:lastRenderedPageBreak/>
         <w:t>应用场景</w:t>
       </w:r>
     </w:p>
@@ -1647,13 +1427,13 @@
         <w:rPr>
           <w:rFonts w:hint="eastAsia"/>
         </w:rPr>
-        <w:t>有用户指定使用在线方式还是离线方式</w:t>
-      </w:r>
-      <w:r>
-        <w:rPr>
-          <w:rFonts w:hint="eastAsia"/>
-        </w:rPr>
-        <w:t>，默认为在线方式</w:t>
+        <w:t>由</w:t>
+      </w:r>
+      <w:r>
+        <w:rPr>
+          <w:rFonts w:hint="eastAsia"/>
+        </w:rPr>
+        <w:t>用户指定使用在线方式还是离线方式</w:t>
       </w:r>
       <w:r>
         <w:rPr>
@@ -1663,11 +1443,6 @@
       </w:r>
     </w:p>
     <w:p>
-      <w:pPr>
-        <w:rPr>
-          <w:rFonts w:hint="eastAsia"/>
-        </w:rPr>
-      </w:pPr>
       <w:r>
         <w:rPr>
           <w:rFonts w:hint="eastAsia"/>
@@ -1743,7 +1518,38 @@
         <w:rPr>
           <w:rFonts w:hint="eastAsia"/>
         </w:rPr>
-        <w:t>为支持新增的离线方式，需要对</w:t>
+        <w:lastRenderedPageBreak/>
+        <w:t>为支持新增的离线方式，需要</w:t>
+      </w:r>
+      <w:r>
+        <w:rPr>
+          <w:rFonts w:hint="eastAsia"/>
+        </w:rPr>
+        <w:t>增加对</w:t>
+      </w:r>
+      <w:r>
+        <w:rPr>
+          <w:rFonts w:hint="eastAsia"/>
+        </w:rPr>
+        <w:t>ixmKey</w:t>
+      </w:r>
+      <w:r>
+        <w:rPr>
+          <w:rFonts w:hint="eastAsia"/>
+        </w:rPr>
+        <w:t>排序的功能，并</w:t>
+      </w:r>
+      <w:r>
+        <w:rPr>
+          <w:rFonts w:hint="eastAsia"/>
+        </w:rPr>
+        <w:t>对</w:t>
+      </w:r>
+      <w:r>
+        <w:rPr>
+          <w:rFonts w:hint="eastAsia"/>
+        </w:rPr>
+        <w:t>rebuild index</w:t>
       </w:r>
       <w:r>
         <w:rPr>
@@ -1755,25 +1561,7 @@
         <w:rPr>
           <w:rFonts w:hint="eastAsia"/>
         </w:rPr>
-        <w:t>做重构，主要包括两处：</w:t>
-      </w:r>
-      <w:r>
-        <w:rPr>
-          <w:rFonts w:hint="eastAsia"/>
-        </w:rPr>
-        <w:t>sort</w:t>
-      </w:r>
-      <w:r>
-        <w:rPr>
-          <w:rFonts w:hint="eastAsia"/>
-        </w:rPr>
-        <w:t>和</w:t>
-      </w:r>
-      <w:r>
-        <w:rPr>
-          <w:rFonts w:hint="eastAsia"/>
-        </w:rPr>
-        <w:t>rebuild index</w:t>
+        <w:t>做重构</w:t>
       </w:r>
       <w:r>
         <w:rPr>
@@ -1788,89 +1576,67 @@
         <w:rPr>
           <w:rFonts w:hint="eastAsia"/>
         </w:rPr>
-        <w:t>sort</w:t>
-      </w:r>
-      <w:r>
-        <w:rPr>
-          <w:rFonts w:hint="eastAsia"/>
-        </w:rPr>
-        <w:t>的实现在</w:t>
-      </w:r>
-      <w:r>
-        <w:rPr>
-          <w:rFonts w:hint="eastAsia"/>
-        </w:rPr>
-        <w:t>rtnSorting</w:t>
-      </w:r>
-      <w:r>
-        <w:rPr>
-          <w:rFonts w:hint="eastAsia"/>
-        </w:rPr>
-        <w:t>类及其引用类，现在的实现只能插入记录的</w:t>
-      </w:r>
-      <w:r>
-        <w:rPr>
-          <w:rFonts w:hint="eastAsia"/>
-        </w:rPr>
-        <w:t>BSONObj</w:t>
-      </w:r>
-      <w:r>
-        <w:rPr>
-          <w:rFonts w:hint="eastAsia"/>
-        </w:rPr>
-        <w:t>，不能插入其它数据，需要重构：</w:t>
-      </w:r>
-    </w:p>
-    <w:p>
-      <w:pPr>
-        <w:pStyle w:val="ListParagraph"/>
-        <w:numPr>
-          <w:ilvl w:val="0"/>
-          <w:numId w:val="25"/>
-        </w:numPr>
-        <w:ind w:firstLineChars="0"/>
-      </w:pPr>
-      <w:r>
-        <w:rPr>
-          <w:rFonts w:hint="eastAsia"/>
-        </w:rPr>
-        <w:t>将</w:t>
-      </w:r>
-      <w:r>
-        <w:rPr>
-          <w:rFonts w:hint="eastAsia"/>
-        </w:rPr>
-        <w:t>rtn</w:t>
-      </w:r>
-      <w:r>
-        <w:rPr>
-          <w:rFonts w:hint="eastAsia"/>
-        </w:rPr>
-        <w:t>Sorting</w:t>
-      </w:r>
-      <w:r>
-        <w:rPr>
-          <w:rFonts w:hint="eastAsia"/>
-        </w:rPr>
-        <w:t>改为按</w:t>
-      </w:r>
-      <w:r>
-        <w:rPr>
-          <w:rFonts w:hint="eastAsia"/>
-        </w:rPr>
-        <w:t>key/obj</w:t>
-      </w:r>
-      <w:r>
-        <w:rPr>
-          <w:rFonts w:hint="eastAsia"/>
-        </w:rPr>
-        <w:t>对的方式</w:t>
-      </w:r>
-      <w:r>
-        <w:rPr>
-          <w:rFonts w:hint="eastAsia"/>
-        </w:rPr>
-        <w:t>push</w:t>
+        <w:t>排序</w:t>
+      </w:r>
+      <w:r>
+        <w:rPr>
+          <w:rFonts w:hint="eastAsia"/>
+        </w:rPr>
+        <w:t>分为接口和实现</w:t>
+      </w:r>
+      <w:r>
+        <w:rPr>
+          <w:rFonts w:hint="eastAsia"/>
+        </w:rPr>
+        <w:t>，接口为</w:t>
+      </w:r>
+      <w:r>
+        <w:rPr>
+          <w:rFonts w:hint="eastAsia"/>
+        </w:rPr>
+        <w:t>接口类</w:t>
+      </w:r>
+      <w:r>
+        <w:rPr>
+          <w:rFonts w:hint="eastAsia"/>
+        </w:rPr>
+        <w:t>dmsIxmKeySorter</w:t>
+      </w:r>
+      <w:r>
+        <w:rPr>
+          <w:rFonts w:hint="eastAsia"/>
+        </w:rPr>
+        <w:t>和工厂类</w:t>
+      </w:r>
+      <w:r>
+        <w:rPr>
+          <w:rFonts w:hint="eastAsia"/>
+        </w:rPr>
+        <w:t>dmsIxmKeySorterCreator</w:t>
+      </w:r>
+      <w:r>
+        <w:rPr>
+          <w:rFonts w:hint="eastAsia"/>
+        </w:rPr>
+        <w:t>，实现为</w:t>
+      </w:r>
+      <w:r>
+        <w:rPr>
+          <w:rFonts w:hint="eastAsia"/>
+        </w:rPr>
+        <w:t>rtnIxmKeySorter</w:t>
+      </w:r>
+      <w:r>
+        <w:rPr>
+          <w:rFonts w:hint="eastAsia"/>
+        </w:rPr>
+        <w:t>和</w:t>
+      </w:r>
+      <w:r>
+        <w:rPr>
+          <w:rFonts w:hint="eastAsia"/>
+        </w:rPr>
+        <w:t>rtnIxmKeySorterCreator</w:t>
       </w:r>
       <w:r>
         <w:rPr>
@@ -1878,101 +1644,23 @@
         </w:rPr>
         <w:t>。</w:t>
       </w:r>
-    </w:p>
-    <w:p>
-      <w:pPr>
-        <w:pStyle w:val="ListParagraph"/>
-        <w:numPr>
-          <w:ilvl w:val="0"/>
-          <w:numId w:val="25"/>
-        </w:numPr>
-        <w:ind w:firstLineChars="0"/>
-      </w:pPr>
-      <w:r>
-        <w:rPr>
-          <w:rFonts w:hint="eastAsia"/>
-        </w:rPr>
-        <w:t>将</w:t>
-      </w:r>
-      <w:r>
-        <w:rPr>
-          <w:rFonts w:hint="eastAsia"/>
-        </w:rPr>
-        <w:t>rtnSorting</w:t>
-      </w:r>
-      <w:r>
-        <w:rPr>
-          <w:rFonts w:hint="eastAsia"/>
-        </w:rPr>
-        <w:t>改为可以指定是否使用外排。</w:t>
-      </w:r>
-    </w:p>
-    <w:p>
-      <w:pPr>
-        <w:pStyle w:val="ListParagraph"/>
-        <w:numPr>
-          <w:ilvl w:val="0"/>
-          <w:numId w:val="25"/>
-        </w:numPr>
-        <w:ind w:firstLineChars="0"/>
-      </w:pPr>
-      <w:r>
-        <w:rPr>
-          <w:rFonts w:hint="eastAsia"/>
-        </w:rPr>
-        <w:t>将</w:t>
-      </w:r>
-      <w:r>
-        <w:rPr>
-          <w:rFonts w:hint="eastAsia"/>
-        </w:rPr>
-        <w:t>rtnSorting</w:t>
-      </w:r>
-      <w:r>
-        <w:rPr>
-          <w:rFonts w:hint="eastAsia"/>
-        </w:rPr>
-        <w:t>的</w:t>
-      </w:r>
-      <w:r>
-        <w:rPr>
-          <w:rFonts w:hint="eastAsia"/>
-        </w:rPr>
-        <w:t>fetch</w:t>
-      </w:r>
-      <w:r>
-        <w:rPr>
-          <w:rFonts w:hint="eastAsia"/>
-        </w:rPr>
-        <w:t>接口改为</w:t>
-      </w:r>
-      <w:r>
-        <w:rPr>
-          <w:rFonts w:hint="eastAsia"/>
-        </w:rPr>
-        <w:t>key/obj</w:t>
-      </w:r>
-      <w:r>
-        <w:rPr>
-          <w:rFonts w:hint="eastAsia"/>
-        </w:rPr>
-        <w:t>对的方式。</w:t>
-      </w:r>
-    </w:p>
-    <w:p>
-      <w:pPr>
-        <w:pStyle w:val="ListParagraph"/>
-        <w:numPr>
-          <w:ilvl w:val="0"/>
-          <w:numId w:val="25"/>
-        </w:numPr>
-        <w:ind w:firstLineChars="0"/>
-      </w:pPr>
-      <w:r>
-        <w:rPr>
-          <w:rFonts w:hint="eastAsia"/>
-        </w:rPr>
-        <w:t>通过回调的方式将排序从</w:t>
+      <w:r>
+        <w:rPr>
+          <w:rFonts w:hint="eastAsia"/>
+        </w:rPr>
+        <w:t>通过回调的方式将排序</w:t>
+      </w:r>
+      <w:r>
+        <w:rPr>
+          <w:rFonts w:hint="eastAsia"/>
+        </w:rPr>
+        <w:t>的实现</w:t>
+      </w:r>
+      <w:r>
+        <w:rPr>
+          <w:rFonts w:hint="eastAsia"/>
+        </w:rPr>
+        <w:t>从</w:t>
       </w:r>
       <w:r>
         <w:rPr>
@@ -2183,114 +1871,15 @@
     </w:p>
     <w:p>
       <w:pPr>
-        <w:pStyle w:val="ListParagraph"/>
-        <w:numPr>
-          <w:ilvl w:val="0"/>
-          <w:numId w:val="19"/>
-        </w:numPr>
-        <w:ind w:firstLineChars="0"/>
-      </w:pPr>
-      <w:r>
-        <w:rPr>
-          <w:rFonts w:hint="eastAsia"/>
-        </w:rPr>
-        <w:t>在</w:t>
-      </w:r>
-      <w:r>
-        <w:rPr>
-          <w:rFonts w:hint="eastAsia"/>
-        </w:rPr>
-        <w:t>离线方式时，根据</w:t>
-      </w:r>
-      <w:r>
-        <w:rPr>
-          <w:rFonts w:hint="eastAsia"/>
-        </w:rPr>
-        <w:t>集合数据量</w:t>
-      </w:r>
-      <w:r>
-        <w:rPr>
-          <w:rFonts w:hint="eastAsia"/>
-        </w:rPr>
-        <w:t>、</w:t>
-      </w:r>
-      <w:r>
-        <w:rPr>
-          <w:rFonts w:hint="eastAsia"/>
-        </w:rPr>
-        <w:t>内存等</w:t>
-      </w:r>
-      <w:r>
-        <w:rPr>
-          <w:rFonts w:hint="eastAsia"/>
-        </w:rPr>
-        <w:t>决定</w:t>
-      </w:r>
-      <w:r>
-        <w:rPr>
-          <w:rFonts w:hint="eastAsia"/>
-        </w:rPr>
-        <w:t>使用内存排序还是外排。</w:t>
-      </w:r>
-      <w:r>
-        <w:rPr>
-          <w:rFonts w:hint="eastAsia"/>
-        </w:rPr>
-        <w:t>具体</w:t>
-      </w:r>
-      <w:r>
-        <w:rPr>
-          <w:rFonts w:hint="eastAsia"/>
-        </w:rPr>
-        <w:t>标准</w:t>
-      </w:r>
-      <w:r>
-        <w:rPr>
-          <w:rFonts w:hint="eastAsia"/>
-        </w:rPr>
-        <w:t>需要</w:t>
-      </w:r>
-      <w:r>
-        <w:rPr>
-          <w:rFonts w:hint="eastAsia"/>
-        </w:rPr>
-        <w:t>通过实际测试确</w:t>
-      </w:r>
-      <w:r>
-        <w:rPr>
-          <w:rFonts w:hint="eastAsia"/>
-        </w:rPr>
-        <w:t>定。</w:t>
-      </w:r>
-      <w:r>
-        <w:rPr>
-          <w:rFonts w:hint="eastAsia"/>
-        </w:rPr>
-        <w:t>该选择对用户不可见。</w:t>
-      </w:r>
-    </w:p>
-    <w:p>
-      <w:pPr>
-        <w:ind w:left="0"/>
-        <w:rPr>
-          <w:rFonts w:hint="eastAsia"/>
-        </w:rPr>
-      </w:pPr>
-    </w:p>
-    <w:p>
-      <w:pPr>
         <w:ind w:left="0"/>
         <w:jc w:val="center"/>
-        <w:rPr>
-          <w:rFonts w:hint="eastAsia"/>
-        </w:rPr>
       </w:pPr>
       <w:r>
         <w:object w:dxaOrig="6572" w:dyaOrig="2426">
-          <v:shape id="_x0000_i1026" type="#_x0000_t75" style="width:328.5pt;height:121.5pt" o:ole="">
+          <v:shape id="_x0000_i1026" type="#_x0000_t75" style="width:328.6pt;height:121.8pt" o:ole="">
             <v:imagedata r:id="rId8" o:title=""/>
           </v:shape>
-          <o:OLEObject Type="Embed" ProgID="Visio.Drawing.11" ShapeID="_x0000_i1026" DrawAspect="Content" ObjectID="_1494936389" r:id="rId9"/>
+          <o:OLEObject Type="Embed" ProgID="Visio.Drawing.11" ShapeID="_x0000_i1026" DrawAspect="Content" ObjectID="_1496247159" r:id="rId9"/>
         </w:object>
       </w:r>
     </w:p>
@@ -2491,7 +2080,6 @@
         <w:rPr>
           <w:rFonts w:hint="eastAsia"/>
         </w:rPr>
-        <w:lastRenderedPageBreak/>
         <w:t>验收测试用例</w:t>
       </w:r>
     </w:p>
@@ -2783,7 +2371,7 @@
             <w:pPr>
               <w:ind w:left="0"/>
               <w:rPr>
-                <w:rFonts w:eastAsiaTheme="minorEastAsia" w:hint="eastAsia"/>
+                <w:rFonts w:eastAsiaTheme="minorEastAsia"/>
               </w:rPr>
             </w:pPr>
             <w:r>
@@ -2803,7 +2391,7 @@
             <w:pPr>
               <w:ind w:left="0"/>
               <w:rPr>
-                <w:rFonts w:eastAsiaTheme="minorEastAsia" w:hint="eastAsia"/>
+                <w:rFonts w:eastAsiaTheme="minorEastAsia"/>
               </w:rPr>
             </w:pPr>
             <w:r>
@@ -2940,7 +2528,7 @@
               </w:numPr>
               <w:ind w:firstLineChars="0"/>
               <w:rPr>
-                <w:rFonts w:eastAsiaTheme="minorEastAsia" w:hint="eastAsia"/>
+                <w:rFonts w:eastAsiaTheme="minorEastAsia"/>
               </w:rPr>
             </w:pPr>
             <w:r>
@@ -2959,7 +2547,7 @@
               </w:numPr>
               <w:ind w:firstLineChars="0"/>
               <w:rPr>
-                <w:rFonts w:eastAsiaTheme="minorEastAsia" w:hint="eastAsia"/>
+                <w:rFonts w:eastAsiaTheme="minorEastAsia"/>
               </w:rPr>
             </w:pPr>
             <w:r>
@@ -2985,7 +2573,14 @@
               <w:rPr>
                 <w:rFonts w:eastAsiaTheme="minorEastAsia" w:hint="eastAsia"/>
               </w:rPr>
-              <w:t>使用索引做排序查询</w:t>
+              <w:t>使用索引做排序查</w:t>
+            </w:r>
+            <w:r>
+              <w:rPr>
+                <w:rFonts w:eastAsiaTheme="minorEastAsia" w:hint="eastAsia"/>
+              </w:rPr>
+              <w:lastRenderedPageBreak/>
+              <w:t>询</w:t>
             </w:r>
           </w:p>
         </w:tc>
@@ -3010,6 +2605,7 @@
               <w:rPr>
                 <w:rFonts w:eastAsiaTheme="minorEastAsia" w:hint="eastAsia"/>
               </w:rPr>
+              <w:lastRenderedPageBreak/>
               <w:t>排序符合预期</w:t>
             </w:r>
           </w:p>
@@ -3030,13 +2626,14 @@
             <w:pPr>
               <w:ind w:left="0"/>
               <w:rPr>
+                <w:rFonts w:eastAsiaTheme="minorEastAsia"/>
+              </w:rPr>
+            </w:pPr>
+            <w:r>
+              <w:rPr>
                 <w:rFonts w:eastAsiaTheme="minorEastAsia" w:hint="eastAsia"/>
               </w:rPr>
-            </w:pPr>
-            <w:r>
-              <w:rPr>
-                <w:rFonts w:eastAsiaTheme="minorEastAsia" w:hint="eastAsia"/>
-              </w:rPr>
+              <w:lastRenderedPageBreak/>
               <w:t>3</w:t>
             </w:r>
           </w:p>
@@ -3055,7 +2652,7 @@
             <w:pPr>
               <w:ind w:left="0"/>
               <w:rPr>
-                <w:rFonts w:eastAsiaTheme="minorEastAsia" w:hint="eastAsia"/>
+                <w:rFonts w:eastAsiaTheme="minorEastAsia"/>
               </w:rPr>
             </w:pPr>
             <w:r>
@@ -3085,7 +2682,7 @@
               </w:numPr>
               <w:ind w:firstLineChars="0"/>
               <w:rPr>
-                <w:rFonts w:eastAsiaTheme="minorEastAsia" w:hint="eastAsia"/>
+                <w:rFonts w:eastAsiaTheme="minorEastAsia"/>
               </w:rPr>
             </w:pPr>
             <w:r>
@@ -3104,7 +2701,7 @@
               </w:numPr>
               <w:ind w:firstLineChars="0"/>
               <w:rPr>
-                <w:rFonts w:eastAsiaTheme="minorEastAsia" w:hint="eastAsia"/>
+                <w:rFonts w:eastAsiaTheme="minorEastAsia"/>
               </w:rPr>
             </w:pPr>
             <w:r>
@@ -3178,7 +2775,7 @@
             <w:pPr>
               <w:ind w:left="0"/>
               <w:rPr>
-                <w:rFonts w:eastAsiaTheme="minorEastAsia" w:hint="eastAsia"/>
+                <w:rFonts w:eastAsiaTheme="minorEastAsia"/>
               </w:rPr>
             </w:pPr>
             <w:r>
@@ -3202,9 +2799,6 @@
           <w:p>
             <w:pPr>
               <w:ind w:left="0"/>
-              <w:rPr>
-                <w:rFonts w:hint="eastAsia"/>
-              </w:rPr>
             </w:pPr>
             <w:r>
               <w:rPr>
@@ -3251,7 +2845,7 @@
               </w:numPr>
               <w:ind w:firstLineChars="0"/>
               <w:rPr>
-                <w:rFonts w:eastAsiaTheme="minorEastAsia" w:hint="eastAsia"/>
+                <w:rFonts w:eastAsiaTheme="minorEastAsia"/>
               </w:rPr>
             </w:pPr>
             <w:r>
@@ -3270,7 +2864,7 @@
               </w:numPr>
               <w:ind w:firstLineChars="0"/>
               <w:rPr>
-                <w:rFonts w:eastAsiaTheme="minorEastAsia" w:hint="eastAsia"/>
+                <w:rFonts w:eastAsiaTheme="minorEastAsia"/>
               </w:rPr>
             </w:pPr>
             <w:r>
@@ -3289,7 +2883,7 @@
               </w:numPr>
               <w:ind w:firstLineChars="0"/>
               <w:rPr>
-                <w:rFonts w:eastAsiaTheme="minorEastAsia" w:hint="eastAsia"/>
+                <w:rFonts w:eastAsiaTheme="minorEastAsia"/>
               </w:rPr>
             </w:pPr>
             <w:r>
@@ -3326,7 +2920,7 @@
             <w:pPr>
               <w:ind w:left="0"/>
               <w:rPr>
-                <w:rFonts w:eastAsiaTheme="minorEastAsia" w:hint="eastAsia"/>
+                <w:rFonts w:eastAsiaTheme="minorEastAsia"/>
               </w:rPr>
             </w:pPr>
             <w:r>
@@ -3359,7 +2953,7 @@
             <w:pPr>
               <w:ind w:left="0"/>
               <w:rPr>
-                <w:rFonts w:eastAsiaTheme="minorEastAsia" w:hint="eastAsia"/>
+                <w:rFonts w:eastAsiaTheme="minorEastAsia"/>
               </w:rPr>
             </w:pPr>
             <w:r>
@@ -3383,9 +2977,6 @@
           <w:p>
             <w:pPr>
               <w:ind w:left="0"/>
-              <w:rPr>
-                <w:rFonts w:hint="eastAsia"/>
-              </w:rPr>
             </w:pPr>
             <w:r>
               <w:rPr>
@@ -3426,7 +3017,7 @@
               </w:numPr>
               <w:ind w:firstLineChars="0"/>
               <w:rPr>
-                <w:rFonts w:eastAsiaTheme="minorEastAsia" w:hint="eastAsia"/>
+                <w:rFonts w:eastAsiaTheme="minorEastAsia"/>
               </w:rPr>
             </w:pPr>
             <w:r>
@@ -3445,7 +3036,7 @@
               </w:numPr>
               <w:ind w:firstLineChars="0"/>
               <w:rPr>
-                <w:rFonts w:eastAsiaTheme="minorEastAsia" w:hint="eastAsia"/>
+                <w:rFonts w:eastAsiaTheme="minorEastAsia"/>
               </w:rPr>
             </w:pPr>
             <w:r>
@@ -3463,9 +3054,6 @@
                 <w:numId w:val="29"/>
               </w:numPr>
               <w:ind w:firstLineChars="0"/>
-              <w:rPr>
-                <w:rFonts w:hint="eastAsia"/>
-              </w:rPr>
             </w:pPr>
             <w:r>
               <w:rPr>
@@ -3501,7 +3089,7 @@
             <w:pPr>
               <w:ind w:left="0"/>
               <w:rPr>
-                <w:rFonts w:eastAsiaTheme="minorEastAsia" w:hint="eastAsia"/>
+                <w:rFonts w:eastAsiaTheme="minorEastAsia"/>
               </w:rPr>
             </w:pPr>
             <w:r>
@@ -3803,7 +3391,6 @@
               <w:rPr>
                 <w:rFonts w:ascii="宋体" w:eastAsia="宋体" w:hAnsi="宋体" w:cs="宋体" w:hint="eastAsia"/>
               </w:rPr>
-              <w:lastRenderedPageBreak/>
               <w:t>验收用例是否全部通过</w:t>
             </w:r>
           </w:p>
@@ -7157,6 +6744,7 @@
   <w:style w:type="character" w:default="1" w:styleId="DefaultParagraphFont">
     <w:name w:val="Default Paragraph Font"/>
     <w:uiPriority w:val="1"/>
+    <w:semiHidden/>
     <w:unhideWhenUsed/>
   </w:style>
   <w:style w:type="table" w:default="1" w:styleId="TableNormal">

--- a/internal_doc/03.开发设计/Story-rebuilding_index_optimization.docx
+++ b/internal_doc/03.开发设计/Story-rebuilding_index_optimization.docx
@@ -1345,7 +1345,7 @@
           <v:shape id="_x0000_i1025" type="#_x0000_t75" style="width:257.7pt;height:343.2pt" o:ole="">
             <v:imagedata r:id="rId6" o:title=""/>
           </v:shape>
-          <o:OLEObject Type="Embed" ProgID="Visio.Drawing.11" ShapeID="_x0000_i1025" DrawAspect="Content" ObjectID="_1496247158" r:id="rId7"/>
+          <o:OLEObject Type="Embed" ProgID="Visio.Drawing.11" ShapeID="_x0000_i1025" DrawAspect="Content" ObjectID="_1496248419" r:id="rId7"/>
         </w:object>
       </w:r>
     </w:p>
@@ -1504,6 +1504,7 @@
         <w:rPr>
           <w:rFonts w:hint="eastAsia"/>
         </w:rPr>
+        <w:lastRenderedPageBreak/>
         <w:t>代码</w:t>
       </w:r>
       <w:r>
@@ -1518,7 +1519,6 @@
         <w:rPr>
           <w:rFonts w:hint="eastAsia"/>
         </w:rPr>
-        <w:lastRenderedPageBreak/>
         <w:t>为支持新增的离线方式，需要</w:t>
       </w:r>
       <w:r>
@@ -1879,14 +1879,289 @@
           <v:shape id="_x0000_i1026" type="#_x0000_t75" style="width:328.6pt;height:121.8pt" o:ole="">
             <v:imagedata r:id="rId8" o:title=""/>
           </v:shape>
-          <o:OLEObject Type="Embed" ProgID="Visio.Drawing.11" ShapeID="_x0000_i1026" DrawAspect="Content" ObjectID="_1496247159" r:id="rId9"/>
+          <o:OLEObject Type="Embed" ProgID="Visio.Drawing.11" ShapeID="_x0000_i1026" DrawAspect="Content" ObjectID="_1496248420" r:id="rId9"/>
         </w:object>
       </w:r>
     </w:p>
     <w:p>
       <w:pPr>
         <w:ind w:left="0"/>
-      </w:pPr>
+        <w:rPr>
+          <w:rFonts w:hint="eastAsia"/>
+        </w:rPr>
+      </w:pPr>
+      <w:r>
+        <w:rPr>
+          <w:rFonts w:hint="eastAsia"/>
+        </w:rPr>
+        <w:t>5</w:t>
+      </w:r>
+      <w:r>
+        <w:rPr>
+          <w:rFonts w:hint="eastAsia"/>
+        </w:rPr>
+        <w:t>、驱动消息</w:t>
+      </w:r>
+    </w:p>
+    <w:p>
+      <w:pPr>
+        <w:ind w:left="0"/>
+        <w:rPr>
+          <w:rFonts w:hint="eastAsia"/>
+        </w:rPr>
+      </w:pPr>
+      <w:r>
+        <w:rPr>
+          <w:rFonts w:hint="eastAsia"/>
+        </w:rPr>
+        <w:t>在创建索引的消息</w:t>
+      </w:r>
+      <w:r>
+        <w:rPr>
+          <w:rFonts w:hint="eastAsia"/>
+        </w:rPr>
+        <w:t>中增加使用离线方式的控制参数</w:t>
+      </w:r>
+      <w:r>
+        <w:rPr>
+          <w:rFonts w:hint="eastAsia"/>
+        </w:rPr>
+        <w:t>Mode</w:t>
+      </w:r>
+      <w:r>
+        <w:rPr>
+          <w:rFonts w:hint="eastAsia"/>
+        </w:rPr>
+        <w:t>。该参数放在</w:t>
+      </w:r>
+      <w:r>
+        <w:rPr>
+          <w:rFonts w:hint="eastAsia"/>
+        </w:rPr>
+        <w:t>hint</w:t>
+      </w:r>
+      <w:r>
+        <w:rPr>
+          <w:rFonts w:hint="eastAsia"/>
+        </w:rPr>
+        <w:t>中，</w:t>
+      </w:r>
+      <w:r>
+        <w:rPr>
+          <w:rFonts w:hint="eastAsia"/>
+        </w:rPr>
+        <w:t>值可以为</w:t>
+      </w:r>
+      <w:r>
+        <w:t>”</w:t>
+      </w:r>
+      <w:r>
+        <w:rPr>
+          <w:rFonts w:hint="eastAsia"/>
+        </w:rPr>
+        <w:t>online</w:t>
+      </w:r>
+      <w:r>
+        <w:t>”</w:t>
+      </w:r>
+      <w:r>
+        <w:rPr>
+          <w:rFonts w:hint="eastAsia"/>
+        </w:rPr>
+        <w:t>或</w:t>
+      </w:r>
+      <w:r>
+        <w:t>”</w:t>
+      </w:r>
+      <w:r>
+        <w:rPr>
+          <w:rFonts w:hint="eastAsia"/>
+        </w:rPr>
+        <w:t>offline</w:t>
+      </w:r>
+      <w:r>
+        <w:t>”</w:t>
+      </w:r>
+      <w:r>
+        <w:rPr>
+          <w:rFonts w:hint="eastAsia"/>
+        </w:rPr>
+        <w:t>。</w:t>
+      </w:r>
+      <w:r>
+        <w:rPr>
+          <w:rFonts w:hint="eastAsia"/>
+        </w:rPr>
+        <w:t>该参数是可选的，</w:t>
+      </w:r>
+      <w:r>
+        <w:rPr>
+          <w:rFonts w:hint="eastAsia"/>
+        </w:rPr>
+        <w:t>消息中不带该参数时默认使用</w:t>
+      </w:r>
+      <w:r>
+        <w:rPr>
+          <w:rFonts w:hint="eastAsia"/>
+        </w:rPr>
+        <w:t>online</w:t>
+      </w:r>
+      <w:r>
+        <w:rPr>
+          <w:rFonts w:hint="eastAsia"/>
+        </w:rPr>
+        <w:t>方式。</w:t>
+      </w:r>
+    </w:p>
+    <w:p>
+      <w:pPr>
+        <w:ind w:left="0"/>
+        <w:rPr>
+          <w:rFonts w:hint="eastAsia"/>
+        </w:rPr>
+      </w:pPr>
+      <w:r>
+        <w:rPr>
+          <w:rFonts w:hint="eastAsia"/>
+        </w:rPr>
+        <w:t>例如：</w:t>
+      </w:r>
+    </w:p>
+    <w:p>
+      <w:pPr>
+        <w:ind w:left="0"/>
+        <w:rPr>
+          <w:rFonts w:hint="eastAsia"/>
+        </w:rPr>
+      </w:pPr>
+      <w:r>
+        <w:rPr>
+          <w:rFonts w:hint="eastAsia"/>
+        </w:rPr>
+        <w:t>以离线方式创建索引，则</w:t>
+      </w:r>
+      <w:r>
+        <w:rPr>
+          <w:rFonts w:hint="eastAsia"/>
+        </w:rPr>
+        <w:t>hint={</w:t>
+      </w:r>
+      <w:r>
+        <w:t>“</w:t>
+      </w:r>
+      <w:r>
+        <w:rPr>
+          <w:rFonts w:hint="eastAsia"/>
+        </w:rPr>
+        <w:t>Mode</w:t>
+      </w:r>
+      <w:r>
+        <w:t>”</w:t>
+      </w:r>
+      <w:r>
+        <w:rPr>
+          <w:rFonts w:hint="eastAsia"/>
+        </w:rPr>
+        <w:t>:</w:t>
+      </w:r>
+      <w:r>
+        <w:t>”</w:t>
+      </w:r>
+      <w:r>
+        <w:rPr>
+          <w:rFonts w:hint="eastAsia"/>
+        </w:rPr>
+        <w:t>offline</w:t>
+      </w:r>
+      <w:r>
+        <w:t>”</w:t>
+      </w:r>
+      <w:r>
+        <w:rPr>
+          <w:rFonts w:hint="eastAsia"/>
+        </w:rPr>
+        <w:t>}</w:t>
+      </w:r>
+      <w:r>
+        <w:rPr>
+          <w:rFonts w:hint="eastAsia"/>
+        </w:rPr>
+        <w:t>。</w:t>
+      </w:r>
+    </w:p>
+    <w:p>
+      <w:pPr>
+        <w:ind w:left="0"/>
+        <w:rPr>
+          <w:rFonts w:hint="eastAsia"/>
+        </w:rPr>
+      </w:pPr>
+      <w:r>
+        <w:rPr>
+          <w:rFonts w:hint="eastAsia"/>
+        </w:rPr>
+        <w:t>以在线方式创建索引，则</w:t>
+      </w:r>
+      <w:r>
+        <w:rPr>
+          <w:rFonts w:hint="eastAsia"/>
+        </w:rPr>
+        <w:t>hint</w:t>
+      </w:r>
+      <w:r>
+        <w:rPr>
+          <w:rFonts w:hint="eastAsia"/>
+        </w:rPr>
+        <w:t>可以不填，或者</w:t>
+      </w:r>
+      <w:r>
+        <w:rPr>
+          <w:rFonts w:hint="eastAsia"/>
+        </w:rPr>
+        <w:t>hint={</w:t>
+      </w:r>
+      <w:r>
+        <w:t>“</w:t>
+      </w:r>
+      <w:r>
+        <w:rPr>
+          <w:rFonts w:hint="eastAsia"/>
+        </w:rPr>
+        <w:t>mode</w:t>
+      </w:r>
+      <w:r>
+        <w:t>”</w:t>
+      </w:r>
+      <w:r>
+        <w:rPr>
+          <w:rFonts w:hint="eastAsia"/>
+        </w:rPr>
+        <w:t>:</w:t>
+      </w:r>
+      <w:r>
+        <w:t>”</w:t>
+      </w:r>
+      <w:r>
+        <w:rPr>
+          <w:rFonts w:hint="eastAsia"/>
+        </w:rPr>
+        <w:t>online</w:t>
+      </w:r>
+      <w:r>
+        <w:t>”</w:t>
+      </w:r>
+      <w:r>
+        <w:rPr>
+          <w:rFonts w:hint="eastAsia"/>
+        </w:rPr>
+        <w:t>}</w:t>
+      </w:r>
+      <w:r>
+        <w:rPr>
+          <w:rFonts w:hint="eastAsia"/>
+        </w:rPr>
+        <w:t>。</w:t>
+      </w:r>
     </w:p>
     <w:p>
       <w:pPr>
@@ -2428,7 +2703,14 @@
               <w:rPr>
                 <w:rFonts w:eastAsiaTheme="minorEastAsia" w:hint="eastAsia"/>
               </w:rPr>
-              <w:t>排序（不使用索引）</w:t>
+              <w:t>排序</w:t>
+            </w:r>
+            <w:r>
+              <w:rPr>
+                <w:rFonts w:eastAsiaTheme="minorEastAsia" w:hint="eastAsia"/>
+              </w:rPr>
+              <w:lastRenderedPageBreak/>
+              <w:t>（不使用索引）</w:t>
             </w:r>
           </w:p>
         </w:tc>
@@ -2453,6 +2735,7 @@
               <w:rPr>
                 <w:rFonts w:eastAsiaTheme="minorEastAsia" w:hint="eastAsia"/>
               </w:rPr>
+              <w:lastRenderedPageBreak/>
               <w:t>排序符合预期</w:t>
             </w:r>
           </w:p>
@@ -2480,6 +2763,7 @@
               <w:rPr>
                 <w:rFonts w:eastAsiaTheme="minorEastAsia" w:hint="eastAsia"/>
               </w:rPr>
+              <w:lastRenderedPageBreak/>
               <w:t>2</w:t>
             </w:r>
           </w:p>
@@ -2573,14 +2857,7 @@
               <w:rPr>
                 <w:rFonts w:eastAsiaTheme="minorEastAsia" w:hint="eastAsia"/>
               </w:rPr>
-              <w:t>使用索引做排序查</w:t>
-            </w:r>
-            <w:r>
-              <w:rPr>
-                <w:rFonts w:eastAsiaTheme="minorEastAsia" w:hint="eastAsia"/>
-              </w:rPr>
-              <w:lastRenderedPageBreak/>
-              <w:t>询</w:t>
+              <w:t>使用索引做排序查询</w:t>
             </w:r>
           </w:p>
         </w:tc>
@@ -2605,7 +2882,6 @@
               <w:rPr>
                 <w:rFonts w:eastAsiaTheme="minorEastAsia" w:hint="eastAsia"/>
               </w:rPr>
-              <w:lastRenderedPageBreak/>
               <w:t>排序符合预期</w:t>
             </w:r>
           </w:p>
@@ -2633,7 +2909,6 @@
               <w:rPr>
                 <w:rFonts w:eastAsiaTheme="minorEastAsia" w:hint="eastAsia"/>
               </w:rPr>
-              <w:lastRenderedPageBreak/>
               <w:t>3</w:t>
             </w:r>
           </w:p>

--- a/internal_doc/03.开发设计/Story-rebuilding_index_optimization.docx
+++ b/internal_doc/03.开发设计/Story-rebuilding_index_optimization.docx
@@ -1018,7 +1018,43 @@
         <w:rPr>
           <w:rFonts w:hint="eastAsia"/>
         </w:rPr>
-        <w:t>使用离线方式创建索引时不允许对相同的集合做写操作（插入、更新、删除）。</w:t>
+        <w:t>使用离线方式创建索引时不允许对相同的集合做写操作（插入、更新、删除）</w:t>
+      </w:r>
+      <w:r>
+        <w:rPr>
+          <w:rFonts w:hint="eastAsia"/>
+        </w:rPr>
+        <w:t>，否则会报错</w:t>
+      </w:r>
+      <w:r>
+        <w:rPr>
+          <w:rFonts w:hint="eastAsia"/>
+        </w:rPr>
+        <w:t>（错误码</w:t>
+      </w:r>
+      <w:r>
+        <w:rPr>
+          <w:rFonts w:hint="eastAsia"/>
+        </w:rPr>
+        <w:t>-92</w:t>
+      </w:r>
+      <w:r>
+        <w:rPr>
+          <w:rFonts w:hint="eastAsia"/>
+        </w:rPr>
+        <w:t>）</w:t>
+      </w:r>
+      <w:r>
+        <w:rPr>
+          <w:rFonts w:hint="eastAsia"/>
+        </w:rPr>
+        <w:t>。</w:t>
+      </w:r>
+      <w:r>
+        <w:rPr>
+          <w:rFonts w:hint="eastAsia"/>
+        </w:rPr>
+        <w:t>允许读操作。</w:t>
       </w:r>
     </w:p>
     <w:p>
@@ -1026,19 +1062,20 @@
         <w:rPr>
           <w:rFonts w:hint="eastAsia"/>
         </w:rPr>
+        <w:lastRenderedPageBreak/>
         <w:t>离线方式创建索引</w:t>
       </w:r>
       <w:r>
         <w:rPr>
           <w:rFonts w:hint="eastAsia"/>
         </w:rPr>
-        <w:t>与备份操作是互斥的（不能同时操作</w:t>
-      </w:r>
-      <w:r>
-        <w:rPr>
-          <w:rFonts w:hint="eastAsia"/>
-        </w:rPr>
-        <w:t>，否则后执行的会报错</w:t>
+        <w:t>与备份操作是互斥的（</w:t>
+      </w:r>
+      <w:r>
+        <w:rPr>
+          <w:rFonts w:hint="eastAsia"/>
+        </w:rPr>
+        <w:t>同时操作时较晚的操作会被阻塞，待较早的操作完成后才会执行</w:t>
       </w:r>
       <w:r>
         <w:rPr>
@@ -1052,7 +1089,6 @@
         <w:rPr>
           <w:rFonts w:hint="eastAsia"/>
         </w:rPr>
-        <w:lastRenderedPageBreak/>
         <w:t>如果离线方式创建索引耗时过长，可能会导致数据切分也执行很久</w:t>
       </w:r>
       <w:r>
@@ -1342,10 +1378,10 @@
             <v:path o:extrusionok="f" gradientshapeok="t" o:connecttype="rect"/>
             <o:lock v:ext="edit" aspectratio="t"/>
           </v:shapetype>
-          <v:shape id="_x0000_i1025" type="#_x0000_t75" style="width:257.7pt;height:343.2pt" o:ole="">
+          <v:shape id="_x0000_i1025" type="#_x0000_t75" style="width:257.95pt;height:343.1pt" o:ole="">
             <v:imagedata r:id="rId6" o:title=""/>
           </v:shape>
-          <o:OLEObject Type="Embed" ProgID="Visio.Drawing.11" ShapeID="_x0000_i1025" DrawAspect="Content" ObjectID="_1496248419" r:id="rId7"/>
+          <o:OLEObject Type="Embed" ProgID="Visio.Drawing.11" ShapeID="_x0000_i1025" DrawAspect="Content" ObjectID="_1496730716" r:id="rId7"/>
         </w:object>
       </w:r>
     </w:p>
@@ -1471,7 +1507,14 @@
         <w:rPr>
           <w:rFonts w:hint="eastAsia"/>
         </w:rPr>
-        <w:t>在这种场景可以直接使用</w:t>
+        <w:t>在这种场景可以直接使</w:t>
+      </w:r>
+      <w:r>
+        <w:rPr>
+          <w:rFonts w:hint="eastAsia"/>
+        </w:rPr>
+        <w:lastRenderedPageBreak/>
+        <w:t>用</w:t>
       </w:r>
       <w:r>
         <w:rPr>
@@ -1504,7 +1547,6 @@
         <w:rPr>
           <w:rFonts w:hint="eastAsia"/>
         </w:rPr>
-        <w:lastRenderedPageBreak/>
         <w:t>代码</w:t>
       </w:r>
       <w:r>
@@ -1876,19 +1918,16 @@
       </w:pPr>
       <w:r>
         <w:object w:dxaOrig="6572" w:dyaOrig="2426">
-          <v:shape id="_x0000_i1026" type="#_x0000_t75" style="width:328.6pt;height:121.8pt" o:ole="">
+          <v:shape id="_x0000_i1026" type="#_x0000_t75" style="width:328.7pt;height:122.1pt" o:ole="">
             <v:imagedata r:id="rId8" o:title=""/>
           </v:shape>
-          <o:OLEObject Type="Embed" ProgID="Visio.Drawing.11" ShapeID="_x0000_i1026" DrawAspect="Content" ObjectID="_1496248420" r:id="rId9"/>
+          <o:OLEObject Type="Embed" ProgID="Visio.Drawing.11" ShapeID="_x0000_i1026" DrawAspect="Content" ObjectID="_1496730717" r:id="rId9"/>
         </w:object>
       </w:r>
     </w:p>
     <w:p>
       <w:pPr>
         <w:ind w:left="0"/>
-        <w:rPr>
-          <w:rFonts w:hint="eastAsia"/>
-        </w:rPr>
       </w:pPr>
       <w:r>
         <w:rPr>
@@ -1906,9 +1945,6 @@
     <w:p>
       <w:pPr>
         <w:ind w:left="0"/>
-        <w:rPr>
-          <w:rFonts w:hint="eastAsia"/>
-        </w:rPr>
       </w:pPr>
       <w:r>
         <w:rPr>
@@ -2016,9 +2052,6 @@
     <w:p>
       <w:pPr>
         <w:ind w:left="0"/>
-        <w:rPr>
-          <w:rFonts w:hint="eastAsia"/>
-        </w:rPr>
       </w:pPr>
       <w:r>
         <w:rPr>
@@ -2030,9 +2063,6 @@
     <w:p>
       <w:pPr>
         <w:ind w:left="0"/>
-        <w:rPr>
-          <w:rFonts w:hint="eastAsia"/>
-        </w:rPr>
       </w:pPr>
       <w:r>
         <w:rPr>
@@ -2092,9 +2122,6 @@
     <w:p>
       <w:pPr>
         <w:ind w:left="0"/>
-        <w:rPr>
-          <w:rFonts w:hint="eastAsia"/>
-        </w:rPr>
       </w:pPr>
       <w:r>
         <w:rPr>
@@ -2628,6 +2655,7 @@
               <w:rPr>
                 <w:rFonts w:eastAsiaTheme="minorEastAsia" w:hint="eastAsia"/>
               </w:rPr>
+              <w:lastRenderedPageBreak/>
               <w:t>排序</w:t>
             </w:r>
           </w:p>
@@ -2653,13 +2681,21 @@
               <w:rPr>
                 <w:rFonts w:eastAsiaTheme="minorEastAsia" w:hint="eastAsia"/>
               </w:rPr>
+              <w:lastRenderedPageBreak/>
               <w:t>1</w:t>
             </w:r>
             <w:r>
               <w:rPr>
                 <w:rFonts w:eastAsiaTheme="minorEastAsia" w:hint="eastAsia"/>
               </w:rPr>
-              <w:t>、创建集合并插入数据；</w:t>
+              <w:t>、创建集合并插入数</w:t>
+            </w:r>
+            <w:r>
+              <w:rPr>
+                <w:rFonts w:eastAsiaTheme="minorEastAsia" w:hint="eastAsia"/>
+              </w:rPr>
+              <w:lastRenderedPageBreak/>
+              <w:t>据；</w:t>
             </w:r>
           </w:p>
           <w:p>
@@ -2703,14 +2739,7 @@
               <w:rPr>
                 <w:rFonts w:eastAsiaTheme="minorEastAsia" w:hint="eastAsia"/>
               </w:rPr>
-              <w:t>排序</w:t>
-            </w:r>
-            <w:r>
-              <w:rPr>
-                <w:rFonts w:eastAsiaTheme="minorEastAsia" w:hint="eastAsia"/>
-              </w:rPr>
-              <w:lastRenderedPageBreak/>
-              <w:t>（不使用索引）</w:t>
+              <w:t>排序（不使用索引）</w:t>
             </w:r>
           </w:p>
         </w:tc>

--- a/internal_doc/03.开发设计/Story-rebuilding_index_optimization.docx
+++ b/internal_doc/03.开发设计/Story-rebuilding_index_optimization.docx
@@ -1378,10 +1378,10 @@
             <v:path o:extrusionok="f" gradientshapeok="t" o:connecttype="rect"/>
             <o:lock v:ext="edit" aspectratio="t"/>
           </v:shapetype>
-          <v:shape id="_x0000_i1025" type="#_x0000_t75" style="width:257.95pt;height:343.1pt" o:ole="">
+          <v:shape id="_x0000_i1025" type="#_x0000_t75" style="width:257.85pt;height:342.9pt" o:ole="">
             <v:imagedata r:id="rId6" o:title=""/>
           </v:shape>
-          <o:OLEObject Type="Embed" ProgID="Visio.Drawing.11" ShapeID="_x0000_i1025" DrawAspect="Content" ObjectID="_1496730716" r:id="rId7"/>
+          <o:OLEObject Type="Embed" ProgID="Visio.Drawing.11" ShapeID="_x0000_i1025" DrawAspect="Content" ObjectID="_1503901823" r:id="rId7"/>
         </w:object>
       </w:r>
     </w:p>
@@ -1507,14 +1507,7 @@
         <w:rPr>
           <w:rFonts w:hint="eastAsia"/>
         </w:rPr>
-        <w:t>在这种场景可以直接使</w:t>
-      </w:r>
-      <w:r>
-        <w:rPr>
-          <w:rFonts w:hint="eastAsia"/>
-        </w:rPr>
-        <w:lastRenderedPageBreak/>
-        <w:t>用</w:t>
+        <w:t>在这种场景可以直接使用</w:t>
       </w:r>
       <w:r>
         <w:rPr>
@@ -1918,10 +1911,10 @@
       </w:pPr>
       <w:r>
         <w:object w:dxaOrig="6572" w:dyaOrig="2426">
-          <v:shape id="_x0000_i1026" type="#_x0000_t75" style="width:328.7pt;height:122.1pt" o:ole="">
+          <v:shape id="_x0000_i1026" type="#_x0000_t75" style="width:328.5pt;height:121.95pt" o:ole="">
             <v:imagedata r:id="rId8" o:title=""/>
           </v:shape>
-          <o:OLEObject Type="Embed" ProgID="Visio.Drawing.11" ShapeID="_x0000_i1026" DrawAspect="Content" ObjectID="_1496730717" r:id="rId9"/>
+          <o:OLEObject Type="Embed" ProgID="Visio.Drawing.11" ShapeID="_x0000_i1026" DrawAspect="Content" ObjectID="_1503901824" r:id="rId9"/>
         </w:object>
       </w:r>
     </w:p>
@@ -2122,6 +2115,9 @@
     <w:p>
       <w:pPr>
         <w:ind w:left="0"/>
+        <w:rPr>
+          <w:rFonts w:hint="eastAsia"/>
+        </w:rPr>
       </w:pPr>
       <w:r>
         <w:rPr>
@@ -2188,6 +2184,1207 @@
           <w:rFonts w:hint="eastAsia"/>
         </w:rPr>
         <w:t>。</w:t>
+      </w:r>
+    </w:p>
+    <w:p>
+      <w:pPr>
+        <w:ind w:left="0"/>
+        <w:rPr>
+          <w:rFonts w:hint="eastAsia"/>
+        </w:rPr>
+      </w:pPr>
+    </w:p>
+    <w:p>
+      <w:pPr>
+        <w:ind w:left="0"/>
+        <w:rPr>
+          <w:rFonts w:hint="eastAsia"/>
+        </w:rPr>
+      </w:pPr>
+      <w:r>
+        <w:rPr>
+          <w:rFonts w:hint="eastAsia"/>
+        </w:rPr>
+        <w:t>6</w:t>
+      </w:r>
+      <w:r>
+        <w:rPr>
+          <w:rFonts w:hint="eastAsia"/>
+        </w:rPr>
+        <w:t>、与其它操作的相互影响</w:t>
+      </w:r>
+      <w:r>
+        <w:rPr>
+          <w:rFonts w:hint="eastAsia"/>
+        </w:rPr>
+        <w:t>分析</w:t>
+      </w:r>
+    </w:p>
+    <w:tbl>
+      <w:tblPr>
+        <w:tblW w:w="0" w:type="auto"/>
+        <w:tblInd w:w="99" w:type="dxa"/>
+        <w:tblLook w:val="04A0"/>
+      </w:tblPr>
+      <w:tblGrid>
+        <w:gridCol w:w="2369"/>
+        <w:gridCol w:w="6148"/>
+      </w:tblGrid>
+      <w:tr>
+        <w:trPr>
+          <w:trHeight w:val="270"/>
+        </w:trPr>
+        <w:tc>
+          <w:tcPr>
+            <w:tcW w:w="0" w:type="auto"/>
+            <w:tcBorders>
+              <w:top w:val="single" w:sz="4" w:space="0" w:color="auto"/>
+              <w:left w:val="single" w:sz="4" w:space="0" w:color="auto"/>
+              <w:bottom w:val="single" w:sz="4" w:space="0" w:color="auto"/>
+              <w:right w:val="single" w:sz="4" w:space="0" w:color="auto"/>
+            </w:tcBorders>
+            <w:shd w:val="clear" w:color="auto" w:fill="auto"/>
+            <w:noWrap/>
+            <w:vAlign w:val="center"/>
+            <w:hideMark/>
+          </w:tcPr>
+          <w:p>
+            <w:pPr>
+              <w:widowControl/>
+              <w:ind w:left="0"/>
+              <w:jc w:val="center"/>
+              <w:rPr>
+                <w:rFonts w:ascii="宋体" w:eastAsia="宋体" w:hAnsi="宋体" w:cs="宋体"/>
+                <w:b/>
+                <w:bCs/>
+                <w:color w:val="000000"/>
+                <w:kern w:val="0"/>
+                <w:sz w:val="22"/>
+              </w:rPr>
+            </w:pPr>
+            <w:r>
+              <w:rPr>
+                <w:rFonts w:ascii="宋体" w:eastAsia="宋体" w:hAnsi="宋体" w:cs="宋体" w:hint="eastAsia"/>
+                <w:b/>
+                <w:bCs/>
+                <w:color w:val="000000"/>
+                <w:kern w:val="0"/>
+                <w:sz w:val="22"/>
+              </w:rPr>
+              <w:t>操作</w:t>
+            </w:r>
+          </w:p>
+        </w:tc>
+        <w:tc>
+          <w:tcPr>
+            <w:tcW w:w="0" w:type="auto"/>
+            <w:tcBorders>
+              <w:top w:val="single" w:sz="4" w:space="0" w:color="auto"/>
+              <w:left w:val="nil"/>
+              <w:bottom w:val="single" w:sz="4" w:space="0" w:color="auto"/>
+              <w:right w:val="single" w:sz="4" w:space="0" w:color="auto"/>
+            </w:tcBorders>
+            <w:shd w:val="clear" w:color="auto" w:fill="auto"/>
+            <w:noWrap/>
+            <w:vAlign w:val="center"/>
+            <w:hideMark/>
+          </w:tcPr>
+          <w:p>
+            <w:pPr>
+              <w:widowControl/>
+              <w:ind w:left="0"/>
+              <w:jc w:val="center"/>
+              <w:rPr>
+                <w:rFonts w:ascii="宋体" w:eastAsia="宋体" w:hAnsi="宋体" w:cs="宋体"/>
+                <w:b/>
+                <w:bCs/>
+                <w:color w:val="000000"/>
+                <w:kern w:val="0"/>
+                <w:sz w:val="22"/>
+              </w:rPr>
+            </w:pPr>
+            <w:r>
+              <w:rPr>
+                <w:rFonts w:ascii="宋体" w:eastAsia="宋体" w:hAnsi="宋体" w:cs="宋体" w:hint="eastAsia"/>
+                <w:b/>
+                <w:bCs/>
+                <w:color w:val="000000"/>
+                <w:kern w:val="0"/>
+                <w:sz w:val="22"/>
+              </w:rPr>
+              <w:t>影响</w:t>
+            </w:r>
+          </w:p>
+        </w:tc>
+      </w:tr>
+      <w:tr>
+        <w:trPr>
+          <w:trHeight w:val="1245"/>
+        </w:trPr>
+        <w:tc>
+          <w:tcPr>
+            <w:tcW w:w="0" w:type="auto"/>
+            <w:tcBorders>
+              <w:top w:val="nil"/>
+              <w:left w:val="single" w:sz="4" w:space="0" w:color="auto"/>
+              <w:bottom w:val="single" w:sz="4" w:space="0" w:color="auto"/>
+              <w:right w:val="single" w:sz="4" w:space="0" w:color="auto"/>
+            </w:tcBorders>
+            <w:shd w:val="clear" w:color="auto" w:fill="auto"/>
+            <w:noWrap/>
+            <w:vAlign w:val="center"/>
+            <w:hideMark/>
+          </w:tcPr>
+          <w:p>
+            <w:pPr>
+              <w:widowControl/>
+              <w:ind w:left="0"/>
+              <w:jc w:val="center"/>
+              <w:rPr>
+                <w:rFonts w:ascii="宋体" w:eastAsia="宋体" w:hAnsi="宋体" w:cs="宋体"/>
+                <w:color w:val="000000"/>
+                <w:kern w:val="0"/>
+                <w:szCs w:val="21"/>
+              </w:rPr>
+            </w:pPr>
+            <w:r>
+              <w:rPr>
+                <w:rFonts w:ascii="宋体" w:eastAsia="宋体" w:hAnsi="宋体" w:cs="宋体" w:hint="eastAsia"/>
+                <w:color w:val="000000"/>
+                <w:kern w:val="0"/>
+                <w:szCs w:val="21"/>
+              </w:rPr>
+              <w:t>CRUD操作</w:t>
+            </w:r>
+          </w:p>
+        </w:tc>
+        <w:tc>
+          <w:tcPr>
+            <w:tcW w:w="0" w:type="auto"/>
+            <w:tcBorders>
+              <w:top w:val="nil"/>
+              <w:left w:val="nil"/>
+              <w:bottom w:val="single" w:sz="4" w:space="0" w:color="auto"/>
+              <w:right w:val="single" w:sz="4" w:space="0" w:color="auto"/>
+            </w:tcBorders>
+            <w:shd w:val="clear" w:color="auto" w:fill="auto"/>
+            <w:vAlign w:val="center"/>
+            <w:hideMark/>
+          </w:tcPr>
+          <w:p>
+            <w:pPr>
+              <w:widowControl/>
+              <w:ind w:left="0"/>
+              <w:jc w:val="left"/>
+              <w:rPr>
+                <w:rFonts w:ascii="宋体" w:eastAsia="宋体" w:hAnsi="宋体" w:cs="宋体"/>
+                <w:color w:val="000000"/>
+                <w:kern w:val="0"/>
+                <w:sz w:val="22"/>
+              </w:rPr>
+            </w:pPr>
+            <w:r>
+              <w:rPr>
+                <w:rFonts w:ascii="宋体" w:eastAsia="宋体" w:hAnsi="宋体" w:cs="宋体" w:hint="eastAsia"/>
+                <w:color w:val="000000"/>
+                <w:kern w:val="0"/>
+                <w:sz w:val="22"/>
+              </w:rPr>
+              <w:t>查询：无影响</w:t>
+            </w:r>
+            <w:r>
+              <w:rPr>
+                <w:rFonts w:ascii="宋体" w:eastAsia="宋体" w:hAnsi="宋体" w:cs="宋体" w:hint="eastAsia"/>
+                <w:color w:val="000000"/>
+                <w:kern w:val="0"/>
+                <w:sz w:val="22"/>
+              </w:rPr>
+              <w:br/>
+              <w:t>插入：报错，没有问题</w:t>
+            </w:r>
+            <w:r>
+              <w:rPr>
+                <w:rFonts w:ascii="宋体" w:eastAsia="宋体" w:hAnsi="宋体" w:cs="宋体" w:hint="eastAsia"/>
+                <w:color w:val="000000"/>
+                <w:kern w:val="0"/>
+                <w:sz w:val="22"/>
+              </w:rPr>
+              <w:br/>
+              <w:t>更新：报错，没有问题</w:t>
+            </w:r>
+            <w:r>
+              <w:rPr>
+                <w:rFonts w:ascii="宋体" w:eastAsia="宋体" w:hAnsi="宋体" w:cs="宋体" w:hint="eastAsia"/>
+                <w:color w:val="000000"/>
+                <w:kern w:val="0"/>
+                <w:sz w:val="22"/>
+              </w:rPr>
+              <w:br/>
+              <w:t>删除：报错，没有问题</w:t>
+            </w:r>
+          </w:p>
+        </w:tc>
+      </w:tr>
+      <w:tr>
+        <w:trPr>
+          <w:trHeight w:val="585"/>
+        </w:trPr>
+        <w:tc>
+          <w:tcPr>
+            <w:tcW w:w="0" w:type="auto"/>
+            <w:tcBorders>
+              <w:top w:val="nil"/>
+              <w:left w:val="single" w:sz="4" w:space="0" w:color="auto"/>
+              <w:bottom w:val="single" w:sz="4" w:space="0" w:color="auto"/>
+              <w:right w:val="single" w:sz="4" w:space="0" w:color="auto"/>
+            </w:tcBorders>
+            <w:shd w:val="clear" w:color="auto" w:fill="auto"/>
+            <w:noWrap/>
+            <w:vAlign w:val="center"/>
+            <w:hideMark/>
+          </w:tcPr>
+          <w:p>
+            <w:pPr>
+              <w:widowControl/>
+              <w:ind w:left="0"/>
+              <w:jc w:val="center"/>
+              <w:rPr>
+                <w:rFonts w:ascii="宋体" w:eastAsia="宋体" w:hAnsi="宋体" w:cs="宋体"/>
+                <w:color w:val="000000"/>
+                <w:kern w:val="0"/>
+                <w:szCs w:val="21"/>
+              </w:rPr>
+            </w:pPr>
+            <w:r>
+              <w:rPr>
+                <w:rFonts w:ascii="宋体" w:eastAsia="宋体" w:hAnsi="宋体" w:cs="宋体" w:hint="eastAsia"/>
+                <w:color w:val="000000"/>
+                <w:kern w:val="0"/>
+                <w:szCs w:val="21"/>
+              </w:rPr>
+              <w:t>主节点CS/CL/索引操作</w:t>
+            </w:r>
+          </w:p>
+        </w:tc>
+        <w:tc>
+          <w:tcPr>
+            <w:tcW w:w="0" w:type="auto"/>
+            <w:tcBorders>
+              <w:top w:val="nil"/>
+              <w:left w:val="nil"/>
+              <w:bottom w:val="single" w:sz="4" w:space="0" w:color="auto"/>
+              <w:right w:val="single" w:sz="4" w:space="0" w:color="auto"/>
+            </w:tcBorders>
+            <w:shd w:val="clear" w:color="auto" w:fill="auto"/>
+            <w:vAlign w:val="center"/>
+            <w:hideMark/>
+          </w:tcPr>
+          <w:p>
+            <w:pPr>
+              <w:widowControl/>
+              <w:ind w:left="0"/>
+              <w:jc w:val="left"/>
+              <w:rPr>
+                <w:rFonts w:ascii="宋体" w:eastAsia="宋体" w:hAnsi="宋体" w:cs="宋体"/>
+                <w:color w:val="000000"/>
+                <w:kern w:val="0"/>
+                <w:sz w:val="22"/>
+              </w:rPr>
+            </w:pPr>
+            <w:r>
+              <w:rPr>
+                <w:rFonts w:ascii="宋体" w:eastAsia="宋体" w:hAnsi="宋体" w:cs="宋体" w:hint="eastAsia"/>
+                <w:color w:val="000000"/>
+                <w:kern w:val="0"/>
+                <w:sz w:val="22"/>
+              </w:rPr>
+              <w:t>可能导致操作报错，没有问题</w:t>
+            </w:r>
+          </w:p>
+        </w:tc>
+      </w:tr>
+      <w:tr>
+        <w:trPr>
+          <w:trHeight w:val="510"/>
+        </w:trPr>
+        <w:tc>
+          <w:tcPr>
+            <w:tcW w:w="0" w:type="auto"/>
+            <w:tcBorders>
+              <w:top w:val="nil"/>
+              <w:left w:val="single" w:sz="4" w:space="0" w:color="auto"/>
+              <w:bottom w:val="single" w:sz="4" w:space="0" w:color="auto"/>
+              <w:right w:val="single" w:sz="4" w:space="0" w:color="auto"/>
+            </w:tcBorders>
+            <w:shd w:val="clear" w:color="auto" w:fill="auto"/>
+            <w:noWrap/>
+            <w:vAlign w:val="center"/>
+            <w:hideMark/>
+          </w:tcPr>
+          <w:p>
+            <w:pPr>
+              <w:widowControl/>
+              <w:ind w:left="0"/>
+              <w:jc w:val="center"/>
+              <w:rPr>
+                <w:rFonts w:ascii="宋体" w:eastAsia="宋体" w:hAnsi="宋体" w:cs="宋体"/>
+                <w:color w:val="000000"/>
+                <w:kern w:val="0"/>
+                <w:szCs w:val="21"/>
+              </w:rPr>
+            </w:pPr>
+            <w:r>
+              <w:rPr>
+                <w:rFonts w:ascii="宋体" w:eastAsia="宋体" w:hAnsi="宋体" w:cs="宋体" w:hint="eastAsia"/>
+                <w:color w:val="000000"/>
+                <w:kern w:val="0"/>
+                <w:szCs w:val="21"/>
+              </w:rPr>
+              <w:t>数据切分</w:t>
+            </w:r>
+          </w:p>
+        </w:tc>
+        <w:tc>
+          <w:tcPr>
+            <w:tcW w:w="0" w:type="auto"/>
+            <w:tcBorders>
+              <w:top w:val="nil"/>
+              <w:left w:val="nil"/>
+              <w:bottom w:val="single" w:sz="4" w:space="0" w:color="auto"/>
+              <w:right w:val="single" w:sz="4" w:space="0" w:color="auto"/>
+            </w:tcBorders>
+            <w:shd w:val="clear" w:color="auto" w:fill="auto"/>
+            <w:noWrap/>
+            <w:vAlign w:val="center"/>
+            <w:hideMark/>
+          </w:tcPr>
+          <w:p>
+            <w:pPr>
+              <w:widowControl/>
+              <w:ind w:left="0"/>
+              <w:jc w:val="left"/>
+              <w:rPr>
+                <w:rFonts w:ascii="宋体" w:eastAsia="宋体" w:hAnsi="宋体" w:cs="宋体"/>
+                <w:color w:val="000000"/>
+                <w:kern w:val="0"/>
+                <w:sz w:val="22"/>
+              </w:rPr>
+            </w:pPr>
+            <w:r>
+              <w:rPr>
+                <w:rFonts w:ascii="宋体" w:eastAsia="宋体" w:hAnsi="宋体" w:cs="宋体" w:hint="eastAsia"/>
+                <w:color w:val="000000"/>
+                <w:kern w:val="0"/>
+                <w:sz w:val="22"/>
+              </w:rPr>
+              <w:t>数据切分失败会重试，影响切分进度</w:t>
+            </w:r>
+          </w:p>
+        </w:tc>
+      </w:tr>
+      <w:tr>
+        <w:trPr>
+          <w:trHeight w:val="510"/>
+        </w:trPr>
+        <w:tc>
+          <w:tcPr>
+            <w:tcW w:w="0" w:type="auto"/>
+            <w:tcBorders>
+              <w:top w:val="nil"/>
+              <w:left w:val="single" w:sz="4" w:space="0" w:color="auto"/>
+              <w:bottom w:val="single" w:sz="4" w:space="0" w:color="auto"/>
+              <w:right w:val="single" w:sz="4" w:space="0" w:color="auto"/>
+            </w:tcBorders>
+            <w:shd w:val="clear" w:color="auto" w:fill="auto"/>
+            <w:noWrap/>
+            <w:vAlign w:val="center"/>
+            <w:hideMark/>
+          </w:tcPr>
+          <w:p>
+            <w:pPr>
+              <w:widowControl/>
+              <w:ind w:left="0"/>
+              <w:jc w:val="center"/>
+              <w:rPr>
+                <w:rFonts w:ascii="宋体" w:eastAsia="宋体" w:hAnsi="宋体" w:cs="宋体"/>
+                <w:color w:val="000000"/>
+                <w:kern w:val="0"/>
+                <w:szCs w:val="21"/>
+              </w:rPr>
+            </w:pPr>
+            <w:r>
+              <w:rPr>
+                <w:rFonts w:ascii="宋体" w:eastAsia="宋体" w:hAnsi="宋体" w:cs="宋体" w:hint="eastAsia"/>
+                <w:color w:val="000000"/>
+                <w:kern w:val="0"/>
+                <w:szCs w:val="21"/>
+              </w:rPr>
+              <w:t>故障重启</w:t>
+            </w:r>
+          </w:p>
+        </w:tc>
+        <w:tc>
+          <w:tcPr>
+            <w:tcW w:w="0" w:type="auto"/>
+            <w:tcBorders>
+              <w:top w:val="nil"/>
+              <w:left w:val="nil"/>
+              <w:bottom w:val="single" w:sz="4" w:space="0" w:color="auto"/>
+              <w:right w:val="single" w:sz="4" w:space="0" w:color="auto"/>
+            </w:tcBorders>
+            <w:shd w:val="clear" w:color="auto" w:fill="auto"/>
+            <w:noWrap/>
+            <w:vAlign w:val="center"/>
+            <w:hideMark/>
+          </w:tcPr>
+          <w:p>
+            <w:pPr>
+              <w:widowControl/>
+              <w:ind w:left="0"/>
+              <w:jc w:val="left"/>
+              <w:rPr>
+                <w:rFonts w:ascii="宋体" w:eastAsia="宋体" w:hAnsi="宋体" w:cs="宋体"/>
+                <w:color w:val="000000"/>
+                <w:kern w:val="0"/>
+                <w:sz w:val="22"/>
+              </w:rPr>
+            </w:pPr>
+            <w:r>
+              <w:rPr>
+                <w:rFonts w:ascii="宋体" w:eastAsia="宋体" w:hAnsi="宋体" w:cs="宋体" w:hint="eastAsia"/>
+                <w:color w:val="000000"/>
+                <w:kern w:val="0"/>
+                <w:sz w:val="22"/>
+              </w:rPr>
+              <w:t>索引重建，无影响。</w:t>
+            </w:r>
+          </w:p>
+        </w:tc>
+      </w:tr>
+      <w:tr>
+        <w:trPr>
+          <w:trHeight w:val="510"/>
+        </w:trPr>
+        <w:tc>
+          <w:tcPr>
+            <w:tcW w:w="0" w:type="auto"/>
+            <w:tcBorders>
+              <w:top w:val="nil"/>
+              <w:left w:val="single" w:sz="4" w:space="0" w:color="auto"/>
+              <w:bottom w:val="single" w:sz="4" w:space="0" w:color="auto"/>
+              <w:right w:val="single" w:sz="4" w:space="0" w:color="auto"/>
+            </w:tcBorders>
+            <w:shd w:val="clear" w:color="auto" w:fill="auto"/>
+            <w:noWrap/>
+            <w:vAlign w:val="center"/>
+            <w:hideMark/>
+          </w:tcPr>
+          <w:p>
+            <w:pPr>
+              <w:widowControl/>
+              <w:ind w:left="0"/>
+              <w:jc w:val="center"/>
+              <w:rPr>
+                <w:rFonts w:ascii="宋体" w:eastAsia="宋体" w:hAnsi="宋体" w:cs="宋体"/>
+                <w:color w:val="000000"/>
+                <w:kern w:val="0"/>
+                <w:szCs w:val="21"/>
+              </w:rPr>
+            </w:pPr>
+            <w:r>
+              <w:rPr>
+                <w:rFonts w:ascii="宋体" w:eastAsia="宋体" w:hAnsi="宋体" w:cs="宋体" w:hint="eastAsia"/>
+                <w:color w:val="000000"/>
+                <w:kern w:val="0"/>
+                <w:szCs w:val="21"/>
+              </w:rPr>
+              <w:t>正常关闭重启</w:t>
+            </w:r>
+          </w:p>
+        </w:tc>
+        <w:tc>
+          <w:tcPr>
+            <w:tcW w:w="0" w:type="auto"/>
+            <w:tcBorders>
+              <w:top w:val="nil"/>
+              <w:left w:val="nil"/>
+              <w:bottom w:val="single" w:sz="4" w:space="0" w:color="auto"/>
+              <w:right w:val="single" w:sz="4" w:space="0" w:color="auto"/>
+            </w:tcBorders>
+            <w:shd w:val="clear" w:color="auto" w:fill="auto"/>
+            <w:noWrap/>
+            <w:vAlign w:val="center"/>
+            <w:hideMark/>
+          </w:tcPr>
+          <w:p>
+            <w:pPr>
+              <w:widowControl/>
+              <w:ind w:left="0"/>
+              <w:jc w:val="left"/>
+              <w:rPr>
+                <w:rFonts w:ascii="宋体" w:eastAsia="宋体" w:hAnsi="宋体" w:cs="宋体"/>
+                <w:color w:val="000000"/>
+                <w:kern w:val="0"/>
+                <w:sz w:val="22"/>
+              </w:rPr>
+            </w:pPr>
+            <w:r>
+              <w:rPr>
+                <w:rFonts w:ascii="宋体" w:eastAsia="宋体" w:hAnsi="宋体" w:cs="宋体" w:hint="eastAsia"/>
+                <w:color w:val="000000"/>
+                <w:kern w:val="0"/>
+                <w:sz w:val="22"/>
+              </w:rPr>
+              <w:t>无影响</w:t>
+            </w:r>
+          </w:p>
+        </w:tc>
+      </w:tr>
+      <w:tr>
+        <w:trPr>
+          <w:trHeight w:val="510"/>
+        </w:trPr>
+        <w:tc>
+          <w:tcPr>
+            <w:tcW w:w="0" w:type="auto"/>
+            <w:tcBorders>
+              <w:top w:val="nil"/>
+              <w:left w:val="single" w:sz="4" w:space="0" w:color="auto"/>
+              <w:bottom w:val="nil"/>
+              <w:right w:val="single" w:sz="4" w:space="0" w:color="auto"/>
+            </w:tcBorders>
+            <w:shd w:val="clear" w:color="auto" w:fill="auto"/>
+            <w:noWrap/>
+            <w:vAlign w:val="center"/>
+            <w:hideMark/>
+          </w:tcPr>
+          <w:p>
+            <w:pPr>
+              <w:widowControl/>
+              <w:ind w:left="0"/>
+              <w:jc w:val="center"/>
+              <w:rPr>
+                <w:rFonts w:ascii="宋体" w:eastAsia="宋体" w:hAnsi="宋体" w:cs="宋体"/>
+                <w:color w:val="000000"/>
+                <w:kern w:val="0"/>
+                <w:szCs w:val="21"/>
+              </w:rPr>
+            </w:pPr>
+            <w:r>
+              <w:rPr>
+                <w:rFonts w:ascii="宋体" w:eastAsia="宋体" w:hAnsi="宋体" w:cs="宋体" w:hint="eastAsia"/>
+                <w:color w:val="000000"/>
+                <w:kern w:val="0"/>
+                <w:szCs w:val="21"/>
+              </w:rPr>
+              <w:t>节点升主、降备</w:t>
+            </w:r>
+          </w:p>
+        </w:tc>
+        <w:tc>
+          <w:tcPr>
+            <w:tcW w:w="0" w:type="auto"/>
+            <w:tcBorders>
+              <w:top w:val="nil"/>
+              <w:left w:val="nil"/>
+              <w:bottom w:val="single" w:sz="4" w:space="0" w:color="auto"/>
+              <w:right w:val="single" w:sz="4" w:space="0" w:color="auto"/>
+            </w:tcBorders>
+            <w:shd w:val="clear" w:color="auto" w:fill="auto"/>
+            <w:noWrap/>
+            <w:vAlign w:val="center"/>
+            <w:hideMark/>
+          </w:tcPr>
+          <w:p>
+            <w:pPr>
+              <w:widowControl/>
+              <w:ind w:left="0"/>
+              <w:jc w:val="left"/>
+              <w:rPr>
+                <w:rFonts w:ascii="宋体" w:eastAsia="宋体" w:hAnsi="宋体" w:cs="宋体"/>
+                <w:color w:val="000000"/>
+                <w:kern w:val="0"/>
+                <w:sz w:val="22"/>
+              </w:rPr>
+            </w:pPr>
+            <w:r>
+              <w:rPr>
+                <w:rFonts w:ascii="宋体" w:eastAsia="宋体" w:hAnsi="宋体" w:cs="宋体" w:hint="eastAsia"/>
+                <w:color w:val="000000"/>
+                <w:kern w:val="0"/>
+                <w:sz w:val="22"/>
+              </w:rPr>
+              <w:t>无影响</w:t>
+            </w:r>
+          </w:p>
+        </w:tc>
+      </w:tr>
+      <w:tr>
+        <w:trPr>
+          <w:trHeight w:val="465"/>
+        </w:trPr>
+        <w:tc>
+          <w:tcPr>
+            <w:tcW w:w="0" w:type="auto"/>
+            <w:tcBorders>
+              <w:top w:val="single" w:sz="4" w:space="0" w:color="auto"/>
+              <w:left w:val="single" w:sz="4" w:space="0" w:color="auto"/>
+              <w:bottom w:val="single" w:sz="4" w:space="0" w:color="auto"/>
+              <w:right w:val="single" w:sz="4" w:space="0" w:color="auto"/>
+            </w:tcBorders>
+            <w:shd w:val="clear" w:color="auto" w:fill="auto"/>
+            <w:noWrap/>
+            <w:vAlign w:val="center"/>
+            <w:hideMark/>
+          </w:tcPr>
+          <w:p>
+            <w:pPr>
+              <w:widowControl/>
+              <w:ind w:left="0"/>
+              <w:jc w:val="center"/>
+              <w:rPr>
+                <w:rFonts w:ascii="宋体" w:eastAsia="宋体" w:hAnsi="宋体" w:cs="宋体"/>
+                <w:color w:val="000000"/>
+                <w:kern w:val="0"/>
+                <w:szCs w:val="21"/>
+              </w:rPr>
+            </w:pPr>
+            <w:r>
+              <w:rPr>
+                <w:rFonts w:ascii="宋体" w:eastAsia="宋体" w:hAnsi="宋体" w:cs="宋体" w:hint="eastAsia"/>
+                <w:color w:val="000000"/>
+                <w:kern w:val="0"/>
+                <w:szCs w:val="21"/>
+              </w:rPr>
+              <w:t>备份</w:t>
+            </w:r>
+          </w:p>
+        </w:tc>
+        <w:tc>
+          <w:tcPr>
+            <w:tcW w:w="0" w:type="auto"/>
+            <w:tcBorders>
+              <w:top w:val="nil"/>
+              <w:left w:val="nil"/>
+              <w:bottom w:val="single" w:sz="4" w:space="0" w:color="auto"/>
+              <w:right w:val="single" w:sz="4" w:space="0" w:color="auto"/>
+            </w:tcBorders>
+            <w:shd w:val="clear" w:color="auto" w:fill="auto"/>
+            <w:noWrap/>
+            <w:vAlign w:val="center"/>
+            <w:hideMark/>
+          </w:tcPr>
+          <w:p>
+            <w:pPr>
+              <w:widowControl/>
+              <w:ind w:left="0"/>
+              <w:jc w:val="left"/>
+              <w:rPr>
+                <w:rFonts w:ascii="宋体" w:eastAsia="宋体" w:hAnsi="宋体" w:cs="宋体"/>
+                <w:color w:val="000000"/>
+                <w:kern w:val="0"/>
+                <w:sz w:val="22"/>
+              </w:rPr>
+            </w:pPr>
+            <w:r>
+              <w:rPr>
+                <w:rFonts w:ascii="宋体" w:eastAsia="宋体" w:hAnsi="宋体" w:cs="宋体" w:hint="eastAsia"/>
+                <w:color w:val="000000"/>
+                <w:kern w:val="0"/>
+                <w:sz w:val="22"/>
+              </w:rPr>
+              <w:t>没有主备同步，无影响。</w:t>
+            </w:r>
+          </w:p>
+        </w:tc>
+      </w:tr>
+      <w:tr>
+        <w:trPr>
+          <w:trHeight w:val="390"/>
+        </w:trPr>
+        <w:tc>
+          <w:tcPr>
+            <w:tcW w:w="0" w:type="auto"/>
+            <w:tcBorders>
+              <w:top w:val="nil"/>
+              <w:left w:val="single" w:sz="4" w:space="0" w:color="auto"/>
+              <w:bottom w:val="single" w:sz="4" w:space="0" w:color="auto"/>
+              <w:right w:val="single" w:sz="4" w:space="0" w:color="auto"/>
+            </w:tcBorders>
+            <w:shd w:val="clear" w:color="auto" w:fill="auto"/>
+            <w:noWrap/>
+            <w:vAlign w:val="center"/>
+            <w:hideMark/>
+          </w:tcPr>
+          <w:p>
+            <w:pPr>
+              <w:widowControl/>
+              <w:ind w:left="0"/>
+              <w:jc w:val="center"/>
+              <w:rPr>
+                <w:rFonts w:ascii="宋体" w:eastAsia="宋体" w:hAnsi="宋体" w:cs="宋体"/>
+                <w:color w:val="000000"/>
+                <w:kern w:val="0"/>
+                <w:szCs w:val="21"/>
+              </w:rPr>
+            </w:pPr>
+            <w:r>
+              <w:rPr>
+                <w:rFonts w:ascii="宋体" w:eastAsia="宋体" w:hAnsi="宋体" w:cs="宋体" w:hint="eastAsia"/>
+                <w:color w:val="000000"/>
+                <w:kern w:val="0"/>
+                <w:szCs w:val="21"/>
+              </w:rPr>
+              <w:lastRenderedPageBreak/>
+              <w:t>恢复</w:t>
+            </w:r>
+          </w:p>
+        </w:tc>
+        <w:tc>
+          <w:tcPr>
+            <w:tcW w:w="0" w:type="auto"/>
+            <w:tcBorders>
+              <w:top w:val="nil"/>
+              <w:left w:val="nil"/>
+              <w:bottom w:val="single" w:sz="4" w:space="0" w:color="auto"/>
+              <w:right w:val="single" w:sz="4" w:space="0" w:color="auto"/>
+            </w:tcBorders>
+            <w:shd w:val="clear" w:color="auto" w:fill="auto"/>
+            <w:noWrap/>
+            <w:vAlign w:val="center"/>
+            <w:hideMark/>
+          </w:tcPr>
+          <w:p>
+            <w:pPr>
+              <w:widowControl/>
+              <w:ind w:left="0"/>
+              <w:jc w:val="left"/>
+              <w:rPr>
+                <w:rFonts w:ascii="宋体" w:eastAsia="宋体" w:hAnsi="宋体" w:cs="宋体"/>
+                <w:color w:val="000000"/>
+                <w:kern w:val="0"/>
+                <w:sz w:val="22"/>
+              </w:rPr>
+            </w:pPr>
+            <w:r>
+              <w:rPr>
+                <w:rFonts w:ascii="宋体" w:eastAsia="宋体" w:hAnsi="宋体" w:cs="宋体" w:hint="eastAsia"/>
+                <w:color w:val="000000"/>
+                <w:kern w:val="0"/>
+                <w:sz w:val="22"/>
+              </w:rPr>
+              <w:t>不相关。数据恢复需要停止数据组，不能做其它操作。</w:t>
+            </w:r>
+          </w:p>
+        </w:tc>
+      </w:tr>
+      <w:tr>
+        <w:trPr>
+          <w:trHeight w:val="495"/>
+        </w:trPr>
+        <w:tc>
+          <w:tcPr>
+            <w:tcW w:w="0" w:type="auto"/>
+            <w:tcBorders>
+              <w:top w:val="nil"/>
+              <w:left w:val="single" w:sz="4" w:space="0" w:color="auto"/>
+              <w:bottom w:val="single" w:sz="4" w:space="0" w:color="auto"/>
+              <w:right w:val="single" w:sz="4" w:space="0" w:color="auto"/>
+            </w:tcBorders>
+            <w:shd w:val="clear" w:color="auto" w:fill="auto"/>
+            <w:noWrap/>
+            <w:vAlign w:val="center"/>
+            <w:hideMark/>
+          </w:tcPr>
+          <w:p>
+            <w:pPr>
+              <w:widowControl/>
+              <w:ind w:left="0"/>
+              <w:jc w:val="center"/>
+              <w:rPr>
+                <w:rFonts w:ascii="宋体" w:eastAsia="宋体" w:hAnsi="宋体" w:cs="宋体"/>
+                <w:color w:val="000000"/>
+                <w:kern w:val="0"/>
+                <w:szCs w:val="21"/>
+              </w:rPr>
+            </w:pPr>
+            <w:r>
+              <w:rPr>
+                <w:rFonts w:ascii="宋体" w:eastAsia="宋体" w:hAnsi="宋体" w:cs="宋体" w:hint="eastAsia"/>
+                <w:color w:val="000000"/>
+                <w:kern w:val="0"/>
+                <w:szCs w:val="21"/>
+              </w:rPr>
+              <w:t>全量同步</w:t>
+            </w:r>
+          </w:p>
+        </w:tc>
+        <w:tc>
+          <w:tcPr>
+            <w:tcW w:w="0" w:type="auto"/>
+            <w:tcBorders>
+              <w:top w:val="nil"/>
+              <w:left w:val="nil"/>
+              <w:bottom w:val="single" w:sz="4" w:space="0" w:color="auto"/>
+              <w:right w:val="single" w:sz="4" w:space="0" w:color="auto"/>
+            </w:tcBorders>
+            <w:shd w:val="clear" w:color="auto" w:fill="auto"/>
+            <w:noWrap/>
+            <w:vAlign w:val="center"/>
+            <w:hideMark/>
+          </w:tcPr>
+          <w:p>
+            <w:pPr>
+              <w:widowControl/>
+              <w:ind w:left="0"/>
+              <w:jc w:val="left"/>
+              <w:rPr>
+                <w:rFonts w:ascii="宋体" w:eastAsia="宋体" w:hAnsi="宋体" w:cs="宋体"/>
+                <w:color w:val="000000"/>
+                <w:kern w:val="0"/>
+                <w:sz w:val="22"/>
+              </w:rPr>
+            </w:pPr>
+            <w:r>
+              <w:rPr>
+                <w:rFonts w:ascii="宋体" w:eastAsia="宋体" w:hAnsi="宋体" w:cs="宋体" w:hint="eastAsia"/>
+                <w:color w:val="000000"/>
+                <w:kern w:val="0"/>
+                <w:sz w:val="22"/>
+              </w:rPr>
+              <w:t>全量同步期间执行DPS日志，</w:t>
+            </w:r>
+            <w:r>
+              <w:rPr>
+                <w:rFonts w:ascii="宋体" w:eastAsia="宋体" w:hAnsi="宋体" w:cs="宋体" w:hint="eastAsia"/>
+                <w:color w:val="FF0000"/>
+                <w:kern w:val="0"/>
+                <w:sz w:val="22"/>
+              </w:rPr>
+              <w:t>与增量同步存在相同问题</w:t>
+            </w:r>
+          </w:p>
+        </w:tc>
+      </w:tr>
+      <w:tr>
+        <w:trPr>
+          <w:trHeight w:val="5385"/>
+        </w:trPr>
+        <w:tc>
+          <w:tcPr>
+            <w:tcW w:w="0" w:type="auto"/>
+            <w:tcBorders>
+              <w:top w:val="nil"/>
+              <w:left w:val="single" w:sz="4" w:space="0" w:color="auto"/>
+              <w:bottom w:val="single" w:sz="4" w:space="0" w:color="auto"/>
+              <w:right w:val="single" w:sz="4" w:space="0" w:color="auto"/>
+            </w:tcBorders>
+            <w:shd w:val="clear" w:color="auto" w:fill="auto"/>
+            <w:noWrap/>
+            <w:vAlign w:val="center"/>
+            <w:hideMark/>
+          </w:tcPr>
+          <w:p>
+            <w:pPr>
+              <w:widowControl/>
+              <w:ind w:left="0"/>
+              <w:jc w:val="center"/>
+              <w:rPr>
+                <w:rFonts w:ascii="宋体" w:eastAsia="宋体" w:hAnsi="宋体" w:cs="宋体"/>
+                <w:color w:val="000000"/>
+                <w:kern w:val="0"/>
+                <w:szCs w:val="21"/>
+              </w:rPr>
+            </w:pPr>
+            <w:r>
+              <w:rPr>
+                <w:rFonts w:ascii="宋体" w:eastAsia="宋体" w:hAnsi="宋体" w:cs="宋体" w:hint="eastAsia"/>
+                <w:color w:val="000000"/>
+                <w:kern w:val="0"/>
+                <w:szCs w:val="21"/>
+              </w:rPr>
+              <w:t>增量同步</w:t>
+            </w:r>
+          </w:p>
+        </w:tc>
+        <w:tc>
+          <w:tcPr>
+            <w:tcW w:w="0" w:type="auto"/>
+            <w:tcBorders>
+              <w:top w:val="nil"/>
+              <w:left w:val="nil"/>
+              <w:bottom w:val="single" w:sz="4" w:space="0" w:color="auto"/>
+              <w:right w:val="single" w:sz="4" w:space="0" w:color="auto"/>
+            </w:tcBorders>
+            <w:shd w:val="clear" w:color="auto" w:fill="auto"/>
+            <w:vAlign w:val="center"/>
+            <w:hideMark/>
+          </w:tcPr>
+          <w:p>
+            <w:pPr>
+              <w:widowControl/>
+              <w:ind w:left="0"/>
+              <w:jc w:val="left"/>
+              <w:rPr>
+                <w:rFonts w:ascii="宋体" w:eastAsia="宋体" w:hAnsi="宋体" w:cs="宋体"/>
+                <w:color w:val="000000"/>
+                <w:kern w:val="0"/>
+                <w:sz w:val="22"/>
+              </w:rPr>
+            </w:pPr>
+            <w:r>
+              <w:rPr>
+                <w:rFonts w:ascii="宋体" w:eastAsia="宋体" w:hAnsi="宋体" w:cs="宋体" w:hint="eastAsia"/>
+                <w:color w:val="000000"/>
+                <w:kern w:val="0"/>
+                <w:sz w:val="22"/>
+              </w:rPr>
+              <w:t>日志操作：</w:t>
+            </w:r>
+            <w:r>
+              <w:rPr>
+                <w:rFonts w:ascii="宋体" w:eastAsia="宋体" w:hAnsi="宋体" w:cs="宋体" w:hint="eastAsia"/>
+                <w:color w:val="000000"/>
+                <w:kern w:val="0"/>
+                <w:sz w:val="22"/>
+              </w:rPr>
+              <w:br/>
+            </w:r>
+            <w:r>
+              <w:rPr>
+                <w:rFonts w:ascii="宋体" w:eastAsia="宋体" w:hAnsi="宋体" w:cs="宋体" w:hint="eastAsia"/>
+                <w:color w:val="FF0000"/>
+                <w:kern w:val="0"/>
+                <w:sz w:val="22"/>
+              </w:rPr>
+              <w:t>DATA_INSERT: 插入数据报错，数据不一致，有影响</w:t>
+            </w:r>
+            <w:r>
+              <w:rPr>
+                <w:rFonts w:ascii="宋体" w:eastAsia="宋体" w:hAnsi="宋体" w:cs="宋体" w:hint="eastAsia"/>
+                <w:color w:val="FF0000"/>
+                <w:kern w:val="0"/>
+                <w:sz w:val="22"/>
+              </w:rPr>
+              <w:br/>
+              <w:t>DATA_UPDATE：更新数据报错，数据不一致，有影响</w:t>
+            </w:r>
+            <w:r>
+              <w:rPr>
+                <w:rFonts w:ascii="宋体" w:eastAsia="宋体" w:hAnsi="宋体" w:cs="宋体" w:hint="eastAsia"/>
+                <w:color w:val="FF0000"/>
+                <w:kern w:val="0"/>
+                <w:sz w:val="22"/>
+              </w:rPr>
+              <w:br/>
+              <w:t>DATA_DELETE：删除数据报错，数据不一致，有影响</w:t>
+            </w:r>
+            <w:r>
+              <w:rPr>
+                <w:rFonts w:ascii="宋体" w:eastAsia="宋体" w:hAnsi="宋体" w:cs="宋体" w:hint="eastAsia"/>
+                <w:color w:val="000000"/>
+                <w:kern w:val="0"/>
+                <w:sz w:val="22"/>
+              </w:rPr>
+              <w:br/>
+              <w:t>CS_CRT：无影响</w:t>
+            </w:r>
+            <w:r>
+              <w:rPr>
+                <w:rFonts w:ascii="宋体" w:eastAsia="宋体" w:hAnsi="宋体" w:cs="宋体" w:hint="eastAsia"/>
+                <w:color w:val="000000"/>
+                <w:kern w:val="0"/>
+                <w:sz w:val="22"/>
+              </w:rPr>
+              <w:br/>
+              <w:t>CS_DELETE：创建索引报错退出，无影响</w:t>
+            </w:r>
+            <w:r>
+              <w:rPr>
+                <w:rFonts w:ascii="宋体" w:eastAsia="宋体" w:hAnsi="宋体" w:cs="宋体" w:hint="eastAsia"/>
+                <w:color w:val="000000"/>
+                <w:kern w:val="0"/>
+                <w:sz w:val="22"/>
+              </w:rPr>
+              <w:br/>
+              <w:t>CL_CRT：无影响</w:t>
+            </w:r>
+            <w:r>
+              <w:rPr>
+                <w:rFonts w:ascii="宋体" w:eastAsia="宋体" w:hAnsi="宋体" w:cs="宋体" w:hint="eastAsia"/>
+                <w:color w:val="000000"/>
+                <w:kern w:val="0"/>
+                <w:sz w:val="22"/>
+              </w:rPr>
+              <w:br/>
+              <w:t>CL_DELETE：创建索引报错退出，无影响</w:t>
+            </w:r>
+            <w:r>
+              <w:rPr>
+                <w:rFonts w:ascii="宋体" w:eastAsia="宋体" w:hAnsi="宋体" w:cs="宋体" w:hint="eastAsia"/>
+                <w:color w:val="000000"/>
+                <w:kern w:val="0"/>
+                <w:sz w:val="22"/>
+              </w:rPr>
+              <w:br/>
+            </w:r>
+            <w:r>
+              <w:rPr>
+                <w:rFonts w:ascii="宋体" w:eastAsia="宋体" w:hAnsi="宋体" w:cs="宋体" w:hint="eastAsia"/>
+                <w:color w:val="FF0000"/>
+                <w:kern w:val="0"/>
+                <w:sz w:val="22"/>
+              </w:rPr>
+              <w:t>IX_CRT：创建相同集合上的离线索引会报错，有影响</w:t>
+            </w:r>
+            <w:r>
+              <w:rPr>
+                <w:rFonts w:ascii="宋体" w:eastAsia="宋体" w:hAnsi="宋体" w:cs="宋体" w:hint="eastAsia"/>
+                <w:color w:val="000000"/>
+                <w:kern w:val="0"/>
+                <w:sz w:val="22"/>
+              </w:rPr>
+              <w:br/>
+              <w:t>IX_DELETE：删除相同集合上的正在创建的索引会报错，无影响</w:t>
+            </w:r>
+            <w:r>
+              <w:rPr>
+                <w:rFonts w:ascii="宋体" w:eastAsia="宋体" w:hAnsi="宋体" w:cs="宋体" w:hint="eastAsia"/>
+                <w:color w:val="000000"/>
+                <w:kern w:val="0"/>
+                <w:sz w:val="22"/>
+              </w:rPr>
+              <w:br/>
+              <w:t>CL_RENAME：？</w:t>
+            </w:r>
+            <w:r>
+              <w:rPr>
+                <w:rFonts w:ascii="宋体" w:eastAsia="宋体" w:hAnsi="宋体" w:cs="宋体" w:hint="eastAsia"/>
+                <w:color w:val="000000"/>
+                <w:kern w:val="0"/>
+                <w:sz w:val="22"/>
+              </w:rPr>
+              <w:br/>
+              <w:t>CL_TRUNC：trunc操作先执行，索引创建正常，无影响。</w:t>
+            </w:r>
+            <w:r>
+              <w:rPr>
+                <w:rFonts w:ascii="宋体" w:eastAsia="宋体" w:hAnsi="宋体" w:cs="宋体" w:hint="eastAsia"/>
+                <w:color w:val="FF0000"/>
+                <w:kern w:val="0"/>
+                <w:sz w:val="22"/>
+              </w:rPr>
+              <w:t>创建索引先执行，trunc操作会报错，有影响</w:t>
+            </w:r>
+            <w:r>
+              <w:rPr>
+                <w:rFonts w:ascii="宋体" w:eastAsia="宋体" w:hAnsi="宋体" w:cs="宋体" w:hint="eastAsia"/>
+                <w:color w:val="000000"/>
+                <w:kern w:val="0"/>
+                <w:sz w:val="22"/>
+              </w:rPr>
+              <w:br/>
+              <w:t>TS_COMMIT：？</w:t>
+            </w:r>
+            <w:r>
+              <w:rPr>
+                <w:rFonts w:ascii="宋体" w:eastAsia="宋体" w:hAnsi="宋体" w:cs="宋体" w:hint="eastAsia"/>
+                <w:color w:val="000000"/>
+                <w:kern w:val="0"/>
+                <w:sz w:val="22"/>
+              </w:rPr>
+              <w:br/>
+              <w:t>TS_ROLLBACK：？</w:t>
+            </w:r>
+            <w:r>
+              <w:rPr>
+                <w:rFonts w:ascii="宋体" w:eastAsia="宋体" w:hAnsi="宋体" w:cs="宋体" w:hint="eastAsia"/>
+                <w:color w:val="000000"/>
+                <w:kern w:val="0"/>
+                <w:sz w:val="22"/>
+              </w:rPr>
+              <w:br/>
+              <w:t>LOB_WRITE：不相关</w:t>
+            </w:r>
+            <w:r>
+              <w:rPr>
+                <w:rFonts w:ascii="宋体" w:eastAsia="宋体" w:hAnsi="宋体" w:cs="宋体" w:hint="eastAsia"/>
+                <w:color w:val="000000"/>
+                <w:kern w:val="0"/>
+                <w:sz w:val="22"/>
+              </w:rPr>
+              <w:br/>
+              <w:t>LOB_REMOVE：不相关</w:t>
+            </w:r>
+            <w:r>
+              <w:rPr>
+                <w:rFonts w:ascii="宋体" w:eastAsia="宋体" w:hAnsi="宋体" w:cs="宋体" w:hint="eastAsia"/>
+                <w:color w:val="000000"/>
+                <w:kern w:val="0"/>
+                <w:sz w:val="22"/>
+              </w:rPr>
+              <w:br/>
+              <w:t>LOB_UPDATE：不相关</w:t>
+            </w:r>
+            <w:r>
+              <w:rPr>
+                <w:rFonts w:ascii="宋体" w:eastAsia="宋体" w:hAnsi="宋体" w:cs="宋体" w:hint="eastAsia"/>
+                <w:color w:val="000000"/>
+                <w:kern w:val="0"/>
+                <w:sz w:val="22"/>
+              </w:rPr>
+              <w:br/>
+              <w:t>LOB_TRUNCATE：不相关</w:t>
+            </w:r>
+          </w:p>
+        </w:tc>
+      </w:tr>
+    </w:tbl>
+    <w:p>
+      <w:pPr>
+        <w:ind w:left="0"/>
+      </w:pPr>
+      <w:r>
+        <w:rPr>
+          <w:rFonts w:hint="eastAsia"/>
+        </w:rPr>
+        <w:t>从分析来看影响主要在</w:t>
+      </w:r>
+      <w:r>
+        <w:rPr>
+          <w:rFonts w:hint="eastAsia"/>
+        </w:rPr>
+        <w:t>备节点做同步时，</w:t>
+      </w:r>
+      <w:r>
+        <w:rPr>
+          <w:rFonts w:hint="eastAsia"/>
+        </w:rPr>
+        <w:t>创建索引</w:t>
+      </w:r>
+      <w:r>
+        <w:rPr>
+          <w:rFonts w:hint="eastAsia"/>
+        </w:rPr>
+        <w:t>的操作在备节点上是异步的，离线创建索引</w:t>
+      </w:r>
+      <w:r>
+        <w:rPr>
+          <w:rFonts w:hint="eastAsia"/>
+        </w:rPr>
+        <w:t>使得在相同集合上的写操作</w:t>
+      </w:r>
+      <w:r>
+        <w:rPr>
+          <w:rFonts w:hint="eastAsia"/>
+        </w:rPr>
+        <w:t>报错，导致同步失败。</w:t>
+      </w:r>
+      <w:r>
+        <w:rPr>
+          <w:rFonts w:hint="eastAsia"/>
+        </w:rPr>
+        <w:t>改进办法是对于离线创建索引改用同步的方式，在线创建索引继续使用异步方式。</w:t>
       </w:r>
     </w:p>
     <w:p>
@@ -2655,7 +3852,6 @@
               <w:rPr>
                 <w:rFonts w:eastAsiaTheme="minorEastAsia" w:hint="eastAsia"/>
               </w:rPr>
-              <w:lastRenderedPageBreak/>
               <w:t>排序</w:t>
             </w:r>
           </w:p>
@@ -2681,21 +3877,13 @@
               <w:rPr>
                 <w:rFonts w:eastAsiaTheme="minorEastAsia" w:hint="eastAsia"/>
               </w:rPr>
-              <w:lastRenderedPageBreak/>
               <w:t>1</w:t>
             </w:r>
             <w:r>
               <w:rPr>
                 <w:rFonts w:eastAsiaTheme="minorEastAsia" w:hint="eastAsia"/>
               </w:rPr>
-              <w:t>、创建集合并插入数</w:t>
-            </w:r>
-            <w:r>
-              <w:rPr>
-                <w:rFonts w:eastAsiaTheme="minorEastAsia" w:hint="eastAsia"/>
-              </w:rPr>
-              <w:lastRenderedPageBreak/>
-              <w:t>据；</w:t>
+              <w:t>、创建集合并插入数据；</w:t>
             </w:r>
           </w:p>
           <w:p>
@@ -2739,7 +3927,14 @@
               <w:rPr>
                 <w:rFonts w:eastAsiaTheme="minorEastAsia" w:hint="eastAsia"/>
               </w:rPr>
-              <w:t>排序（不使用索引）</w:t>
+              <w:t>排序</w:t>
+            </w:r>
+            <w:r>
+              <w:rPr>
+                <w:rFonts w:eastAsiaTheme="minorEastAsia" w:hint="eastAsia"/>
+              </w:rPr>
+              <w:lastRenderedPageBreak/>
+              <w:t>（不使用索引）</w:t>
             </w:r>
           </w:p>
         </w:tc>

--- a/internal_doc/03.开发设计/Story-rebuilding_index_optimization.docx
+++ b/internal_doc/03.开发设计/Story-rebuilding_index_optimization.docx
@@ -6,6 +6,7 @@
       <w:pPr>
         <w:pStyle w:val="Title"/>
       </w:pPr>
+      <w:proofErr w:type="gramStart"/>
       <w:r>
         <w:rPr>
           <w:rFonts w:hint="eastAsia"/>
@@ -18,6 +19,7 @@
         </w:rPr>
         <w:t>ing</w:t>
       </w:r>
+      <w:proofErr w:type="gramEnd"/>
       <w:r>
         <w:rPr>
           <w:rFonts w:hint="eastAsia"/>
@@ -110,8 +112,13 @@
               <w:t>18</w:t>
             </w:r>
             <w:r>
-              <w:t xml:space="preserve">  LiWeichao</w:t>
-            </w:r>
+              <w:t xml:space="preserve">  </w:t>
+            </w:r>
+            <w:proofErr w:type="spellStart"/>
+            <w:r>
+              <w:t>LiWeichao</w:t>
+            </w:r>
+            <w:proofErr w:type="spellEnd"/>
           </w:p>
         </w:tc>
         <w:tc>
@@ -529,12 +536,14 @@
         </w:rPr>
         <w:t>为</w:t>
       </w:r>
+      <w:proofErr w:type="spellStart"/>
       <w:r>
         <w:rPr>
           <w:rFonts w:hint="eastAsia"/>
         </w:rPr>
         <w:t>sdb</w:t>
       </w:r>
+      <w:proofErr w:type="spellEnd"/>
       <w:r>
         <w:rPr>
           <w:rFonts w:hint="eastAsia"/>
@@ -563,11 +572,19 @@
         </w:numPr>
         <w:ind w:firstLineChars="0"/>
       </w:pPr>
-      <w:r>
-        <w:rPr>
-          <w:rFonts w:hint="eastAsia"/>
-        </w:rPr>
-        <w:t>sdb shell</w:t>
+      <w:proofErr w:type="spellStart"/>
+      <w:r>
+        <w:rPr>
+          <w:rFonts w:hint="eastAsia"/>
+        </w:rPr>
+        <w:t>sdb</w:t>
+      </w:r>
+      <w:proofErr w:type="spellEnd"/>
+      <w:r>
+        <w:rPr>
+          <w:rFonts w:hint="eastAsia"/>
+        </w:rPr>
+        <w:t xml:space="preserve"> shell</w:t>
       </w:r>
       <w:r>
         <w:rPr>
@@ -581,6 +598,7 @@
         </w:rPr>
         <w:t>增加</w:t>
       </w:r>
+      <w:proofErr w:type="spellStart"/>
       <w:r>
         <w:t>db.collectionspace.collection.createIndex</w:t>
       </w:r>
@@ -590,6 +608,7 @@
         </w:rPr>
         <w:t>Offline</w:t>
       </w:r>
+      <w:proofErr w:type="spellEnd"/>
       <w:r>
         <w:t>()</w:t>
       </w:r>
@@ -599,11 +618,19 @@
         </w:rPr>
         <w:t>接口，参数与</w:t>
       </w:r>
-      <w:r>
-        <w:rPr>
-          <w:rFonts w:hint="eastAsia"/>
-        </w:rPr>
-        <w:t>createIndex()</w:t>
+      <w:proofErr w:type="spellStart"/>
+      <w:r>
+        <w:rPr>
+          <w:rFonts w:hint="eastAsia"/>
+        </w:rPr>
+        <w:t>createIndex</w:t>
+      </w:r>
+      <w:proofErr w:type="spellEnd"/>
+      <w:r>
+        <w:rPr>
+          <w:rFonts w:hint="eastAsia"/>
+        </w:rPr>
+        <w:t>()</w:t>
       </w:r>
       <w:r>
         <w:rPr>
@@ -633,6 +660,7 @@
         </w:rPr>
         <w:t>：新增函数</w:t>
       </w:r>
+      <w:proofErr w:type="spellStart"/>
       <w:r>
         <w:t>sdbCreateIndex</w:t>
       </w:r>
@@ -642,6 +670,7 @@
         </w:rPr>
         <w:t>Offline</w:t>
       </w:r>
+      <w:proofErr w:type="spellEnd"/>
       <w:r>
         <w:rPr>
           <w:rFonts w:hint="eastAsia"/>
@@ -660,9 +689,11 @@
         </w:rPr>
         <w:t>参数与</w:t>
       </w:r>
+      <w:proofErr w:type="spellStart"/>
       <w:r>
         <w:t>sdbCreateIndex</w:t>
       </w:r>
+      <w:proofErr w:type="spellEnd"/>
       <w:r>
         <w:rPr>
           <w:rFonts w:hint="eastAsia"/>
@@ -709,8 +740,25 @@
         </w:rPr>
         <w:t>增加</w:t>
       </w:r>
-      <w:r>
-        <w:t>sdbclient::sdbCollection::createIndex</w:t>
+      <w:proofErr w:type="spellStart"/>
+      <w:r>
+        <w:t>sdbclient</w:t>
+      </w:r>
+      <w:proofErr w:type="spellEnd"/>
+      <w:r>
+        <w:t>::</w:t>
+      </w:r>
+      <w:proofErr w:type="spellStart"/>
+      <w:r>
+        <w:t>sdbCollection</w:t>
+      </w:r>
+      <w:proofErr w:type="spellEnd"/>
+      <w:r>
+        <w:t>::</w:t>
+      </w:r>
+      <w:proofErr w:type="spellStart"/>
+      <w:r>
+        <w:t>createIndex</w:t>
       </w:r>
       <w:r>
         <w:rPr>
@@ -718,6 +766,7 @@
         </w:rPr>
         <w:t>Offline</w:t>
       </w:r>
+      <w:proofErr w:type="spellEnd"/>
       <w:r>
         <w:rPr>
           <w:rFonts w:hint="eastAsia"/>
@@ -764,6 +813,7 @@
         </w:rPr>
         <w:t>增加</w:t>
       </w:r>
+      <w:proofErr w:type="spellStart"/>
       <w:r>
         <w:t>com.sequoiadb.base.DBCollection.createIndex</w:t>
       </w:r>
@@ -773,6 +823,7 @@
         </w:rPr>
         <w:t>Offline</w:t>
       </w:r>
+      <w:proofErr w:type="spellEnd"/>
       <w:r>
         <w:rPr>
           <w:rFonts w:hint="eastAsia"/>
@@ -813,6 +864,7 @@
         </w:rPr>
         <w:t>增加</w:t>
       </w:r>
+      <w:proofErr w:type="spellStart"/>
       <w:r>
         <w:t>SequoiaDB.DBCollection.CreateIndex</w:t>
       </w:r>
@@ -822,6 +874,7 @@
         </w:rPr>
         <w:t>Offline</w:t>
       </w:r>
+      <w:proofErr w:type="spellEnd"/>
       <w:r>
         <w:rPr>
           <w:rFonts w:hint="eastAsia"/>
@@ -868,6 +921,7 @@
         </w:rPr>
         <w:t>增加</w:t>
       </w:r>
+      <w:proofErr w:type="spellStart"/>
       <w:r>
         <w:t>pysequoiadb.collection.collection.create_index</w:t>
       </w:r>
@@ -877,6 +931,7 @@
         </w:rPr>
         <w:t>_offline</w:t>
       </w:r>
+      <w:proofErr w:type="spellEnd"/>
       <w:r>
         <w:rPr>
           <w:rFonts w:hint="eastAsia"/>
@@ -923,8 +978,17 @@
         </w:rPr>
         <w:t>增加</w:t>
       </w:r>
-      <w:r>
-        <w:t>SequoiaCL::createIndex</w:t>
+      <w:proofErr w:type="spellStart"/>
+      <w:r>
+        <w:t>SequoiaCL</w:t>
+      </w:r>
+      <w:proofErr w:type="spellEnd"/>
+      <w:r>
+        <w:t>::</w:t>
+      </w:r>
+      <w:proofErr w:type="spellStart"/>
+      <w:r>
+        <w:t>createIndex</w:t>
       </w:r>
       <w:r>
         <w:rPr>
@@ -932,6 +996,7 @@
         </w:rPr>
         <w:t>Offline</w:t>
       </w:r>
+      <w:proofErr w:type="spellEnd"/>
       <w:r>
         <w:rPr>
           <w:rFonts w:hint="eastAsia"/>
@@ -1135,12 +1200,14 @@
       </w:r>
     </w:p>
     <w:p>
+      <w:proofErr w:type="spellStart"/>
       <w:r>
         <w:rPr>
           <w:rFonts w:hint="eastAsia"/>
         </w:rPr>
         <w:t>SequoiaDB</w:t>
       </w:r>
+      <w:proofErr w:type="spellEnd"/>
       <w:r>
         <w:rPr>
           <w:rFonts w:hint="eastAsia"/>
@@ -1378,10 +1445,10 @@
             <v:path o:extrusionok="f" gradientshapeok="t" o:connecttype="rect"/>
             <o:lock v:ext="edit" aspectratio="t"/>
           </v:shapetype>
-          <v:shape id="_x0000_i1025" type="#_x0000_t75" style="width:257.85pt;height:342.9pt" o:ole="">
+          <v:shape id="_x0000_i1025" type="#_x0000_t75" style="width:258.1pt;height:342.8pt" o:ole="">
             <v:imagedata r:id="rId6" o:title=""/>
           </v:shape>
-          <o:OLEObject Type="Embed" ProgID="Visio.Drawing.11" ShapeID="_x0000_i1025" DrawAspect="Content" ObjectID="_1503901823" r:id="rId7"/>
+          <o:OLEObject Type="Embed" ProgID="Visio.Drawing.11" ShapeID="_x0000_i1025" DrawAspect="Content" ObjectID="_1507717867" r:id="rId7"/>
         </w:object>
       </w:r>
     </w:p>
@@ -1562,12 +1629,14 @@
         </w:rPr>
         <w:t>增加对</w:t>
       </w:r>
+      <w:proofErr w:type="spellStart"/>
       <w:r>
         <w:rPr>
           <w:rFonts w:hint="eastAsia"/>
         </w:rPr>
         <w:t>ixmKey</w:t>
       </w:r>
+      <w:proofErr w:type="spellEnd"/>
       <w:r>
         <w:rPr>
           <w:rFonts w:hint="eastAsia"/>
@@ -1631,48 +1700,56 @@
         </w:rPr>
         <w:t>接口类</w:t>
       </w:r>
+      <w:proofErr w:type="spellStart"/>
       <w:r>
         <w:rPr>
           <w:rFonts w:hint="eastAsia"/>
         </w:rPr>
         <w:t>dmsIxmKeySorter</w:t>
       </w:r>
+      <w:proofErr w:type="spellEnd"/>
       <w:r>
         <w:rPr>
           <w:rFonts w:hint="eastAsia"/>
         </w:rPr>
         <w:t>和工厂类</w:t>
       </w:r>
+      <w:proofErr w:type="spellStart"/>
       <w:r>
         <w:rPr>
           <w:rFonts w:hint="eastAsia"/>
         </w:rPr>
         <w:t>dmsIxmKeySorterCreator</w:t>
       </w:r>
+      <w:proofErr w:type="spellEnd"/>
       <w:r>
         <w:rPr>
           <w:rFonts w:hint="eastAsia"/>
         </w:rPr>
         <w:t>，实现为</w:t>
       </w:r>
+      <w:proofErr w:type="spellStart"/>
       <w:r>
         <w:rPr>
           <w:rFonts w:hint="eastAsia"/>
         </w:rPr>
         <w:t>rtnIxmKeySorter</w:t>
       </w:r>
+      <w:proofErr w:type="spellEnd"/>
       <w:r>
         <w:rPr>
           <w:rFonts w:hint="eastAsia"/>
         </w:rPr>
         <w:t>和</w:t>
       </w:r>
+      <w:proofErr w:type="spellStart"/>
       <w:r>
         <w:rPr>
           <w:rFonts w:hint="eastAsia"/>
         </w:rPr>
         <w:t>rtnIxmKeySorterCreator</w:t>
       </w:r>
+      <w:proofErr w:type="spellEnd"/>
       <w:r>
         <w:rPr>
           <w:rFonts w:hint="eastAsia"/>
@@ -1697,24 +1774,28 @@
         </w:rPr>
         <w:t>从</w:t>
       </w:r>
+      <w:proofErr w:type="spellStart"/>
       <w:r>
         <w:rPr>
           <w:rFonts w:hint="eastAsia"/>
         </w:rPr>
         <w:t>rtn</w:t>
       </w:r>
+      <w:proofErr w:type="spellEnd"/>
       <w:r>
         <w:rPr>
           <w:rFonts w:hint="eastAsia"/>
         </w:rPr>
         <w:t>模块注入到</w:t>
       </w:r>
+      <w:proofErr w:type="spellStart"/>
       <w:r>
         <w:rPr>
           <w:rFonts w:hint="eastAsia"/>
         </w:rPr>
         <w:t>dms</w:t>
       </w:r>
+      <w:proofErr w:type="spellEnd"/>
       <w:r>
         <w:rPr>
           <w:rFonts w:hint="eastAsia"/>
@@ -1737,8 +1818,21 @@
         <w:t>的实现在函数</w:t>
       </w:r>
       <w:r>
-        <w:t>_dmsStorageIndex::_rebuildIndex</w:t>
-      </w:r>
+        <w:t>_</w:t>
+      </w:r>
+      <w:proofErr w:type="spellStart"/>
+      <w:r>
+        <w:t>dmsStorageIndex</w:t>
+      </w:r>
+      <w:proofErr w:type="spellEnd"/>
+      <w:r>
+        <w:t>::_</w:t>
+      </w:r>
+      <w:proofErr w:type="spellStart"/>
+      <w:r>
+        <w:t>rebuildIndex</w:t>
+      </w:r>
+      <w:proofErr w:type="spellEnd"/>
       <w:r>
         <w:rPr>
           <w:rFonts w:hint="eastAsia"/>
@@ -1797,6 +1891,7 @@
         </w:rPr>
         <w:t>改为使用</w:t>
       </w:r>
+      <w:proofErr w:type="spellStart"/>
       <w:r>
         <w:rPr>
           <w:rFonts w:hint="eastAsia"/>
@@ -1809,6 +1904,7 @@
         </w:rPr>
         <w:t>TBScanner</w:t>
       </w:r>
+      <w:proofErr w:type="spellEnd"/>
       <w:r>
         <w:rPr>
           <w:rFonts w:hint="eastAsia"/>
@@ -1837,12 +1933,14 @@
         </w:rPr>
         <w:t>增加索引创建的抽象类</w:t>
       </w:r>
+      <w:proofErr w:type="spellStart"/>
       <w:r>
         <w:rPr>
           <w:rFonts w:hint="eastAsia"/>
         </w:rPr>
         <w:t>dmsIndexBuilder</w:t>
       </w:r>
+      <w:proofErr w:type="spellEnd"/>
       <w:r>
         <w:rPr>
           <w:rFonts w:hint="eastAsia"/>
@@ -1867,12 +1965,14 @@
         </w:rPr>
         <w:t>在线方式的</w:t>
       </w:r>
+      <w:proofErr w:type="spellStart"/>
       <w:r>
         <w:rPr>
           <w:rFonts w:hint="eastAsia"/>
         </w:rPr>
         <w:t>dmsIndexOnlineBuilder</w:t>
       </w:r>
+      <w:proofErr w:type="spellEnd"/>
       <w:r>
         <w:rPr>
           <w:rFonts w:hint="eastAsia"/>
@@ -1885,12 +1985,14 @@
         </w:rPr>
         <w:t>离线方式的</w:t>
       </w:r>
+      <w:proofErr w:type="spellStart"/>
       <w:r>
         <w:rPr>
           <w:rFonts w:hint="eastAsia"/>
         </w:rPr>
         <w:t>dmsIndexOfflineBuilder</w:t>
       </w:r>
+      <w:proofErr w:type="spellEnd"/>
       <w:r>
         <w:rPr>
           <w:rFonts w:hint="eastAsia"/>
@@ -1911,10 +2013,10 @@
       </w:pPr>
       <w:r>
         <w:object w:dxaOrig="6572" w:dyaOrig="2426">
-          <v:shape id="_x0000_i1026" type="#_x0000_t75" style="width:328.5pt;height:121.95pt" o:ole="">
+          <v:shape id="_x0000_i1026" type="#_x0000_t75" style="width:328.75pt;height:121.8pt" o:ole="">
             <v:imagedata r:id="rId8" o:title=""/>
           </v:shape>
-          <o:OLEObject Type="Embed" ProgID="Visio.Drawing.11" ShapeID="_x0000_i1026" DrawAspect="Content" ObjectID="_1503901824" r:id="rId9"/>
+          <o:OLEObject Type="Embed" ProgID="Visio.Drawing.11" ShapeID="_x0000_i1026" DrawAspect="Content" ObjectID="_1507717868" r:id="rId9"/>
         </w:object>
       </w:r>
     </w:p>
@@ -2115,9 +2217,6 @@
     <w:p>
       <w:pPr>
         <w:ind w:left="0"/>
-        <w:rPr>
-          <w:rFonts w:hint="eastAsia"/>
-        </w:rPr>
       </w:pPr>
       <w:r>
         <w:rPr>
@@ -2189,17 +2288,11 @@
     <w:p>
       <w:pPr>
         <w:ind w:left="0"/>
-        <w:rPr>
-          <w:rFonts w:hint="eastAsia"/>
-        </w:rPr>
       </w:pPr>
     </w:p>
     <w:p>
       <w:pPr>
         <w:ind w:left="0"/>
-        <w:rPr>
-          <w:rFonts w:hint="eastAsia"/>
-        </w:rPr>
       </w:pPr>
       <w:r>
         <w:rPr>
@@ -3265,7 +3358,27 @@
                 <w:sz w:val="22"/>
               </w:rPr>
               <w:br/>
-              <w:t>CL_TRUNC：trunc操作先执行，索引创建正常，无影响。</w:t>
+              <w:t>CL_TRUNC：</w:t>
+            </w:r>
+            <w:proofErr w:type="spellStart"/>
+            <w:r>
+              <w:rPr>
+                <w:rFonts w:ascii="宋体" w:eastAsia="宋体" w:hAnsi="宋体" w:cs="宋体" w:hint="eastAsia"/>
+                <w:color w:val="000000"/>
+                <w:kern w:val="0"/>
+                <w:sz w:val="22"/>
+              </w:rPr>
+              <w:t>trunc</w:t>
+            </w:r>
+            <w:proofErr w:type="spellEnd"/>
+            <w:r>
+              <w:rPr>
+                <w:rFonts w:ascii="宋体" w:eastAsia="宋体" w:hAnsi="宋体" w:cs="宋体" w:hint="eastAsia"/>
+                <w:color w:val="000000"/>
+                <w:kern w:val="0"/>
+                <w:sz w:val="22"/>
+              </w:rPr>
+              <w:t>操作先执行，索引创建正常，无影响。</w:t>
             </w:r>
             <w:r>
               <w:rPr>
@@ -3274,7 +3387,27 @@
                 <w:kern w:val="0"/>
                 <w:sz w:val="22"/>
               </w:rPr>
-              <w:t>创建索引先执行，trunc操作会报错，有影响</w:t>
+              <w:t>创建索引先执行，</w:t>
+            </w:r>
+            <w:proofErr w:type="spellStart"/>
+            <w:r>
+              <w:rPr>
+                <w:rFonts w:ascii="宋体" w:eastAsia="宋体" w:hAnsi="宋体" w:cs="宋体" w:hint="eastAsia"/>
+                <w:color w:val="FF0000"/>
+                <w:kern w:val="0"/>
+                <w:sz w:val="22"/>
+              </w:rPr>
+              <w:t>trunc</w:t>
+            </w:r>
+            <w:proofErr w:type="spellEnd"/>
+            <w:r>
+              <w:rPr>
+                <w:rFonts w:ascii="宋体" w:eastAsia="宋体" w:hAnsi="宋体" w:cs="宋体" w:hint="eastAsia"/>
+                <w:color w:val="FF0000"/>
+                <w:kern w:val="0"/>
+                <w:sz w:val="22"/>
+              </w:rPr>
+              <w:t>操作会报错，有影响</w:t>
             </w:r>
             <w:r>
               <w:rPr>
@@ -3343,6 +3476,9 @@
     <w:p>
       <w:pPr>
         <w:ind w:left="0"/>
+        <w:rPr>
+          <w:rFonts w:hint="eastAsia"/>
+        </w:rPr>
       </w:pPr>
       <w:r>
         <w:rPr>
@@ -3389,12 +3525,465 @@
     </w:p>
     <w:p>
       <w:pPr>
+        <w:ind w:left="0"/>
+        <w:rPr>
+          <w:rFonts w:hint="eastAsia"/>
+        </w:rPr>
+      </w:pPr>
+    </w:p>
+    <w:p>
+      <w:pPr>
+        <w:ind w:left="0"/>
+        <w:rPr>
+          <w:rFonts w:hint="eastAsia"/>
+        </w:rPr>
+      </w:pPr>
+      <w:r>
+        <w:rPr>
+          <w:rFonts w:hint="eastAsia"/>
+        </w:rPr>
+        <w:t>7</w:t>
+      </w:r>
+      <w:r>
+        <w:rPr>
+          <w:rFonts w:hint="eastAsia"/>
+        </w:rPr>
+        <w:t>、</w:t>
+      </w:r>
+      <w:r>
+        <w:t>2015-10-30</w:t>
+      </w:r>
+      <w:r>
+        <w:rPr>
+          <w:rFonts w:hint="eastAsia"/>
+        </w:rPr>
+        <w:t>重新修改：</w:t>
+      </w:r>
+    </w:p>
+    <w:p>
+      <w:pPr>
+        <w:ind w:left="0" w:firstLineChars="200" w:firstLine="420"/>
+        <w:rPr>
+          <w:rFonts w:hint="eastAsia"/>
+        </w:rPr>
+      </w:pPr>
+      <w:r>
+        <w:rPr>
+          <w:rFonts w:hint="eastAsia"/>
+        </w:rPr>
+        <w:t>去掉离线索引的接口，去掉离线创建索引时不能对集合做写操作的限制。</w:t>
+      </w:r>
+      <w:r>
+        <w:rPr>
+          <w:rFonts w:hint="eastAsia"/>
+        </w:rPr>
+        <w:t xml:space="preserve"> </w:t>
+      </w:r>
+    </w:p>
+    <w:p>
+      <w:pPr>
+        <w:ind w:left="0" w:firstLineChars="200" w:firstLine="420"/>
+        <w:rPr>
+          <w:rFonts w:hint="eastAsia"/>
+        </w:rPr>
+      </w:pPr>
+      <w:r>
+        <w:rPr>
+          <w:rFonts w:hint="eastAsia"/>
+        </w:rPr>
+        <w:t>原来离线创建索引的步骤：</w:t>
+      </w:r>
+      <w:r>
+        <w:rPr>
+          <w:rFonts w:hint="eastAsia"/>
+        </w:rPr>
+        <w:t xml:space="preserve"> </w:t>
+      </w:r>
+    </w:p>
+    <w:p>
+      <w:pPr>
+        <w:ind w:left="0"/>
+        <w:rPr>
+          <w:rFonts w:hint="eastAsia"/>
+        </w:rPr>
+      </w:pPr>
+      <w:r>
+        <w:rPr>
+          <w:rFonts w:hint="eastAsia"/>
+        </w:rPr>
+        <w:t>1</w:t>
+      </w:r>
+      <w:r>
+        <w:rPr>
+          <w:rFonts w:hint="eastAsia"/>
+        </w:rPr>
+        <w:t>）对集合加锁，然后扫描</w:t>
+      </w:r>
+      <w:r>
+        <w:rPr>
+          <w:rFonts w:hint="eastAsia"/>
+        </w:rPr>
+        <w:t>extent</w:t>
+      </w:r>
+      <w:r>
+        <w:rPr>
+          <w:rFonts w:hint="eastAsia"/>
+        </w:rPr>
+        <w:t>数据生成索引</w:t>
+      </w:r>
+      <w:r>
+        <w:rPr>
+          <w:rFonts w:hint="eastAsia"/>
+        </w:rPr>
+        <w:t>key</w:t>
+      </w:r>
+      <w:r>
+        <w:rPr>
+          <w:rFonts w:hint="eastAsia"/>
+        </w:rPr>
+        <w:t>插入到排序缓存中，填满排序缓存后释放集合锁（以</w:t>
+      </w:r>
+      <w:r>
+        <w:rPr>
+          <w:rFonts w:hint="eastAsia"/>
+        </w:rPr>
+        <w:t>extent</w:t>
+      </w:r>
+      <w:r>
+        <w:rPr>
+          <w:rFonts w:hint="eastAsia"/>
+        </w:rPr>
+        <w:t>为最小粒度，保证每个</w:t>
+      </w:r>
+      <w:r>
+        <w:rPr>
+          <w:rFonts w:hint="eastAsia"/>
+        </w:rPr>
+        <w:t>extent</w:t>
+      </w:r>
+      <w:r>
+        <w:rPr>
+          <w:rFonts w:hint="eastAsia"/>
+        </w:rPr>
+        <w:t>的数据在同一个扫描周期内读取）；</w:t>
+      </w:r>
+      <w:r>
+        <w:rPr>
+          <w:rFonts w:hint="eastAsia"/>
+        </w:rPr>
+        <w:t xml:space="preserve"> </w:t>
+      </w:r>
+    </w:p>
+    <w:p>
+      <w:pPr>
+        <w:ind w:left="0"/>
+        <w:rPr>
+          <w:rFonts w:hint="eastAsia"/>
+        </w:rPr>
+      </w:pPr>
+      <w:r>
+        <w:rPr>
+          <w:rFonts w:hint="eastAsia"/>
+        </w:rPr>
+        <w:t>2</w:t>
+      </w:r>
+      <w:r>
+        <w:rPr>
+          <w:rFonts w:hint="eastAsia"/>
+        </w:rPr>
+        <w:t>）在排序缓存中的</w:t>
+      </w:r>
+      <w:r>
+        <w:rPr>
+          <w:rFonts w:hint="eastAsia"/>
+        </w:rPr>
+        <w:t>key</w:t>
+      </w:r>
+      <w:r>
+        <w:rPr>
+          <w:rFonts w:hint="eastAsia"/>
+        </w:rPr>
+        <w:t>排序；</w:t>
+      </w:r>
+      <w:r>
+        <w:rPr>
+          <w:rFonts w:hint="eastAsia"/>
+        </w:rPr>
+        <w:t xml:space="preserve"> </w:t>
+      </w:r>
+    </w:p>
+    <w:p>
+      <w:pPr>
+        <w:ind w:left="0"/>
+      </w:pPr>
+      <w:r>
+        <w:rPr>
+          <w:rFonts w:hint="eastAsia"/>
+        </w:rPr>
+        <w:t>3</w:t>
+      </w:r>
+      <w:r>
+        <w:rPr>
+          <w:rFonts w:hint="eastAsia"/>
+        </w:rPr>
+        <w:t>）对集合加锁，然后将排序缓存中的</w:t>
+      </w:r>
+      <w:r>
+        <w:rPr>
+          <w:rFonts w:hint="eastAsia"/>
+        </w:rPr>
+        <w:t>key</w:t>
+      </w:r>
+      <w:r>
+        <w:rPr>
+          <w:rFonts w:hint="eastAsia"/>
+        </w:rPr>
+        <w:t>按顺序插入到索引中，然后释放集合锁。</w:t>
+      </w:r>
+      <w:r>
+        <w:rPr>
+          <w:rFonts w:hint="eastAsia"/>
+        </w:rPr>
+        <w:t xml:space="preserve"> </w:t>
+      </w:r>
+    </w:p>
+    <w:p>
+      <w:pPr>
+        <w:ind w:left="0" w:firstLineChars="200" w:firstLine="420"/>
+      </w:pPr>
+      <w:r>
+        <w:rPr>
+          <w:rFonts w:hint="eastAsia"/>
+        </w:rPr>
+        <w:t>因为分两阶段加锁解锁，所以需要限制两次加解锁直接不能对集合做写操作。</w:t>
+      </w:r>
+      <w:r>
+        <w:rPr>
+          <w:rFonts w:hint="eastAsia"/>
+        </w:rPr>
+        <w:t xml:space="preserve"> </w:t>
+      </w:r>
+    </w:p>
+    <w:p>
+      <w:pPr>
+        <w:ind w:left="0" w:firstLineChars="200" w:firstLine="420"/>
+      </w:pPr>
+      <w:r>
+        <w:rPr>
+          <w:rFonts w:hint="eastAsia"/>
+        </w:rPr>
+        <w:t>现在将两次加解锁修改为一次加解锁，在对排序缓存中的</w:t>
+      </w:r>
+      <w:r>
+        <w:rPr>
+          <w:rFonts w:hint="eastAsia"/>
+        </w:rPr>
+        <w:t>key</w:t>
+      </w:r>
+      <w:r>
+        <w:rPr>
+          <w:rFonts w:hint="eastAsia"/>
+        </w:rPr>
+        <w:t>排序时不释放锁，这样，不需要再限制创建索引时不能对集合做写操作。</w:t>
+      </w:r>
+      <w:r>
+        <w:rPr>
+          <w:rFonts w:hint="eastAsia"/>
+        </w:rPr>
+        <w:t xml:space="preserve"> </w:t>
+      </w:r>
+    </w:p>
+    <w:p>
+      <w:pPr>
+        <w:ind w:left="0" w:firstLineChars="200" w:firstLine="420"/>
+      </w:pPr>
+      <w:r>
+        <w:rPr>
+          <w:rFonts w:hint="eastAsia"/>
+        </w:rPr>
+        <w:t>删掉</w:t>
+      </w:r>
+      <w:proofErr w:type="spellStart"/>
+      <w:r>
+        <w:rPr>
+          <w:rFonts w:hint="eastAsia"/>
+        </w:rPr>
+        <w:t>createIndexOffline</w:t>
+      </w:r>
+      <w:proofErr w:type="spellEnd"/>
+      <w:r>
+        <w:rPr>
+          <w:rFonts w:hint="eastAsia"/>
+        </w:rPr>
+        <w:t>()</w:t>
+      </w:r>
+      <w:r>
+        <w:rPr>
+          <w:rFonts w:hint="eastAsia"/>
+        </w:rPr>
+        <w:t>接口，原来的</w:t>
+      </w:r>
+      <w:proofErr w:type="spellStart"/>
+      <w:r>
+        <w:rPr>
+          <w:rFonts w:hint="eastAsia"/>
+        </w:rPr>
+        <w:t>createIndex</w:t>
+      </w:r>
+      <w:proofErr w:type="spellEnd"/>
+      <w:r>
+        <w:rPr>
+          <w:rFonts w:hint="eastAsia"/>
+        </w:rPr>
+        <w:t>接口增加参数</w:t>
+      </w:r>
+      <w:proofErr w:type="spellStart"/>
+      <w:r>
+        <w:rPr>
+          <w:rFonts w:hint="eastAsia"/>
+        </w:rPr>
+        <w:t>SortBufferSize</w:t>
+      </w:r>
+      <w:proofErr w:type="spellEnd"/>
+      <w:r>
+        <w:rPr>
+          <w:rFonts w:hint="eastAsia"/>
+        </w:rPr>
+        <w:t xml:space="preserve">, </w:t>
+      </w:r>
+      <w:r>
+        <w:rPr>
+          <w:rFonts w:hint="eastAsia"/>
+        </w:rPr>
+        <w:t>用于指定排序缓存的大小。</w:t>
+      </w:r>
+      <w:proofErr w:type="spellStart"/>
+      <w:r>
+        <w:rPr>
+          <w:rFonts w:hint="eastAsia"/>
+        </w:rPr>
+        <w:t>SortBufferSize</w:t>
+      </w:r>
+      <w:proofErr w:type="spellEnd"/>
+      <w:r>
+        <w:rPr>
+          <w:rFonts w:hint="eastAsia"/>
+        </w:rPr>
+        <w:t>为</w:t>
+      </w:r>
+      <w:r>
+        <w:rPr>
+          <w:rFonts w:hint="eastAsia"/>
+        </w:rPr>
+        <w:t>0</w:t>
+      </w:r>
+      <w:r>
+        <w:rPr>
+          <w:rFonts w:hint="eastAsia"/>
+        </w:rPr>
+        <w:t>时表示不做排序，此时走原来的在线索引的流程。</w:t>
+      </w:r>
+      <w:r>
+        <w:rPr>
+          <w:rFonts w:hint="eastAsia"/>
+        </w:rPr>
+        <w:t xml:space="preserve"> </w:t>
+      </w:r>
+    </w:p>
+    <w:p>
+      <w:pPr>
+        <w:ind w:left="0" w:firstLineChars="200" w:firstLine="420"/>
+      </w:pPr>
+      <w:r>
+        <w:rPr>
+          <w:rFonts w:hint="eastAsia"/>
+        </w:rPr>
+        <w:t>代码中删除</w:t>
+      </w:r>
+      <w:r>
+        <w:rPr>
+          <w:rFonts w:hint="eastAsia"/>
+        </w:rPr>
+        <w:t>DMS_INDEX_BUILD_MODE</w:t>
+      </w:r>
+      <w:r>
+        <w:rPr>
+          <w:rFonts w:hint="eastAsia"/>
+        </w:rPr>
+        <w:t>相关的代码，备机上使用排序创建索引。</w:t>
+      </w:r>
+      <w:r>
+        <w:rPr>
+          <w:rFonts w:hint="eastAsia"/>
+        </w:rPr>
+        <w:t xml:space="preserve"> </w:t>
+      </w:r>
+    </w:p>
+    <w:p>
+      <w:pPr>
+        <w:ind w:left="0" w:firstLineChars="200" w:firstLine="420"/>
+      </w:pPr>
+      <w:r>
+        <w:rPr>
+          <w:rFonts w:hint="eastAsia"/>
+        </w:rPr>
+        <w:t>数据库故障恢复时也使用排序创建索引。</w:t>
+      </w:r>
+      <w:r>
+        <w:rPr>
+          <w:rFonts w:hint="eastAsia"/>
+        </w:rPr>
+        <w:t xml:space="preserve"> </w:t>
+      </w:r>
+    </w:p>
+    <w:p>
+      <w:pPr>
+        <w:ind w:left="0" w:firstLineChars="200" w:firstLine="420"/>
+      </w:pPr>
+      <w:proofErr w:type="spellStart"/>
+      <w:r>
+        <w:rPr>
+          <w:rFonts w:hint="eastAsia"/>
+        </w:rPr>
+        <w:t>createIdIndex</w:t>
+      </w:r>
+      <w:proofErr w:type="spellEnd"/>
+      <w:r>
+        <w:rPr>
+          <w:rFonts w:hint="eastAsia"/>
+        </w:rPr>
+        <w:t>需要相应做修改。</w:t>
+      </w:r>
+      <w:r>
+        <w:rPr>
+          <w:rFonts w:hint="eastAsia"/>
+        </w:rPr>
+        <w:t xml:space="preserve"> </w:t>
+      </w:r>
+    </w:p>
+    <w:p>
+      <w:pPr>
+        <w:ind w:left="0" w:firstLineChars="200" w:firstLine="420"/>
+        <w:rPr>
+          <w:rFonts w:hint="eastAsia"/>
+        </w:rPr>
+      </w:pPr>
+      <w:r>
+        <w:rPr>
+          <w:rFonts w:hint="eastAsia"/>
+        </w:rPr>
+        <w:t>所有驱动需要相应做修改。</w:t>
+      </w:r>
+    </w:p>
+    <w:p>
+      <w:pPr>
         <w:pStyle w:val="Heading2"/>
       </w:pPr>
       <w:r>
         <w:rPr>
           <w:rFonts w:hint="eastAsia"/>
         </w:rPr>
+        <w:lastRenderedPageBreak/>
         <w:t>遗留问题</w:t>
       </w:r>
     </w:p>
@@ -3927,14 +4516,7 @@
               <w:rPr>
                 <w:rFonts w:eastAsiaTheme="minorEastAsia" w:hint="eastAsia"/>
               </w:rPr>
-              <w:t>排序</w:t>
-            </w:r>
-            <w:r>
-              <w:rPr>
-                <w:rFonts w:eastAsiaTheme="minorEastAsia" w:hint="eastAsia"/>
-              </w:rPr>
-              <w:lastRenderedPageBreak/>
-              <w:t>（不使用索引）</w:t>
+              <w:t>排序（不使用索引）</w:t>
             </w:r>
           </w:p>
         </w:tc>
@@ -3959,7 +4541,6 @@
               <w:rPr>
                 <w:rFonts w:eastAsiaTheme="minorEastAsia" w:hint="eastAsia"/>
               </w:rPr>
-              <w:lastRenderedPageBreak/>
               <w:t>排序符合预期</w:t>
             </w:r>
           </w:p>
@@ -3987,7 +4568,6 @@
               <w:rPr>
                 <w:rFonts w:eastAsiaTheme="minorEastAsia" w:hint="eastAsia"/>
               </w:rPr>
-              <w:lastRenderedPageBreak/>
               <w:t>2</w:t>
             </w:r>
           </w:p>
@@ -4607,6 +5187,7 @@
         <w:pStyle w:val="Heading2"/>
       </w:pPr>
       <w:r>
+        <w:lastRenderedPageBreak/>
         <w:t>Checklist</w:t>
       </w:r>
     </w:p>
@@ -8434,6 +9015,11 @@
       <w:u w:val="single"/>
     </w:rPr>
   </w:style>
+  <w:style w:type="character" w:customStyle="1" w:styleId="apple-converted-space">
+    <w:name w:val="apple-converted-space"/>
+    <w:basedOn w:val="DefaultParagraphFont"/>
+    <w:rsid w:val="00AC375A"/>
+  </w:style>
 </w:styles>
 </file>
 
